--- a/PARADISE_rekruteringssimulatie.docx
+++ b/PARADISE_rekruteringssimulatie.docx
@@ -110,7 +110,7 @@
           <w:color w:val="1B2630"/>
           <w:sz w:val="18"/>
         </w:rPr>
-        <w:t xml:space="preserve">Twee per maand is een muntworp binnen 12 maanden, maar volstaat binnen 18.  </w:t>
+        <w:t xml:space="preserve">Twee per maand is te krap, ook met 14 maanden.  </w:t>
       </w:r>
       <w:r>
         <w:rPr>
@@ -120,7 +120,7 @@
           <w:color w:val="5A6A78"/>
           <w:sz w:val="18"/>
         </w:rPr>
-        <w:t>Aan twee per maand haalt een centrum de 24 binnen 12 maanden in 53% van de gevallen; binnen de 18 maanden uit het projectvoorstel in 99%, en alle zes samen in 92%. Wie 12 maanden wil halen, plant op 2,6 per maand per centrum, of op drie als alle zes samen op tijd moeten zijn (92%).</w:t>
+        <w:t>Aan twee per maand haalt een centrum de 24 binnen 12 maanden in 53% van de gevallen. Voor een laatste visite in september 2029 moet de laatste inclusie uiterlijk eind maart 2028 gebeuren, 14 maanden na de start; ook dan zijn aan twee per maand alle zes centra maar in 26% van de gevallen klaar. Aan drie per maand is dat 99%. Voor 90% per centrum binnen 12 maanden is 2,6 per maand nodig.</w:t>
       </w:r>
     </w:p>
     <w:p>
@@ -155,7 +155,7 @@
           <w:color w:val="5A6A78"/>
           <w:sz w:val="18"/>
         </w:rPr>
-        <w:t>Opgebouwd per onderdeel komt de teamtijd per patiënt op 11,5 uur in Optimal Care (7,8 tot 15,2) en 8,0 uur in Usual Care (5,7 tot 10,2); betaald worden 17 en 10 uur. Alleen de SEBIA-gesprekken hebben een tijd in de bron; de rest is af te klokken in de droogloop.</w:t>
+        <w:t>Opgebouwd per onderdeel komt de teamtijd per patiënt op 11,0 uur in Optimal Care (7,5 tot 14,6) en 7,5 uur in Usual Care (5,3 tot 9,6); betaald worden 17 en 10 uur. Alleen de SEBIA-gesprekken hebben een tijd in de bron; de rest is af te klokken in de droogloop.</w:t>
       </w:r>
     </w:p>
     <w:p>
@@ -190,7 +190,7 @@
           <w:color w:val="5A6A78"/>
           <w:sz w:val="18"/>
         </w:rPr>
-        <w:t>Drie per maand kost tijdens de inclusie 14,0 uur per maand aan betaalde uren (11,1 geschat), vier per maand 15,2 (12,5). Vier wint bijna twee maanden.</w:t>
+        <w:t>Drie per maand kost tijdens de inclusie 14,0 uur per maand aan betaalde uren (10,7 geschat), vier per maand 15,2 (12,1). Vier wint bijna twee maanden.</w:t>
       </w:r>
     </w:p>
     <w:p>
@@ -260,7 +260,7 @@
           <w:color w:val="5A6A78"/>
           <w:sz w:val="18"/>
         </w:rPr>
-        <w:t>Per centrum blijft het 324 betaalde uren (12 × 17 plus 12 × 10), of zo’n 234 geschat. De laatste visite valt rond dec 2028 bij vijf per maand en rond jul 2029 bij twee.</w:t>
+        <w:t>Per centrum blijft het 324 betaalde uren (12 × 17 plus 12 × 10), of zo’n 222 geschat. De laatste visite valt rond dec 2028 bij vijf per maand en rond jul 2029 bij twee.</w:t>
       </w:r>
     </w:p>
     <w:p>
@@ -523,7 +523,7 @@
                 <w:color w:val="FFFFFF"/>
                 <w:sz w:val="15"/>
               </w:rPr>
-              <w:t>18 MND, ALLE ZES</w:t>
+              <w:t>14 MND, ALLE ZES</w:t>
             </w:r>
           </w:p>
         </w:tc>
@@ -688,7 +688,7 @@
                 <w:color w:val="5A6A78"/>
                 <w:sz w:val="17"/>
               </w:rPr>
-              <w:t>92%</w:t>
+              <w:t>26%</w:t>
             </w:r>
           </w:p>
         </w:tc>
@@ -853,7 +853,7 @@
                 <w:color w:val="5A6A78"/>
                 <w:sz w:val="17"/>
               </w:rPr>
-              <w:t>100%</w:t>
+              <w:t>99%</w:t>
             </w:r>
           </w:p>
         </w:tc>
@@ -1224,7 +1224,7 @@
           <w:color w:val="5A6A78"/>
           <w:sz w:val="15"/>
         </w:rPr>
-        <w:t>Kansen uit de Poisson-verdeling (gemiddeld 12 of 18 keer het maandtempo). “Alle zes”: de zes centra even snel en onafhankelijk verondersteld. Laatste visite: de maand 18-visite van de laatste deelnemer, bij een start op 1 februari 2027. 18 maanden rekrutering: consortiummeeting 1/4/2026, dia 57.</w:t>
+        <w:t>Kansen uit de Poisson-verdeling (gemiddeld 12 of 14 keer het maandtempo). “Alle zes”: de zes centra even snel en onafhankelijk verondersteld. Laatste visite: de maand 18-visite van de laatste deelnemer, bij een start op 1 februari 2027. 14 maanden: de laatste inclusie uiterlijk 1 april 2028 voor een laatste visite in september 2029 (BRONNEN §1). Het voorstel voorzag 18 maanden rekrutering (consortium 1/4/2026, dia 57); vanaf februari 2027 valt de laatste visite dan eind januari 2030, na het officiële einde op 31/12/2029 (dia 77).</w:t>
       </w:r>
     </w:p>
     <w:p>
@@ -1249,7 +1249,7 @@
           <w:color w:val="1B2630"/>
           <w:sz w:val="19"/>
         </w:rPr>
-        <w:t xml:space="preserve"> Het aantal inclusies in 12 maanden volgt een Poisson-verdeling met gemiddelde 12λ en spreiding √12λ. Bij twee per maand is dat 24 ± 5: het doel ligt op het gemiddelde en 53% haalt het. Voor 90% moet 24 op 1,28 spreidingen onder het gemiddelde liggen: 12λ − 1,28·√12λ = 24 geeft 12λ ≈ 31 en λ ≈ 2,6 (exact 2,54). Dat is per centrum; voor alle zes samen is het drie per maand.</w:t>
+        <w:t xml:space="preserve"> Komen patiënten willekeurig binnen, dan volgt het aantal inclusies in 12 maanden een Poisson-verdeling met gemiddelde 12λ en spreiding √12λ. Bij twee per maand is dat 24 ± 5: het doel ligt op het gemiddelde en 53% haalt het. Voor 90% moet 24 op 1,28 spreidingen onder het gemiddelde liggen: 12λ − 1,28·√12λ = 24 geeft 12λ ≈ 31 en λ ≈ 2,6 (exact 2,54). Dat is per centrum; voor alle zes samen is het drie per maand.</w:t>
       </w:r>
     </w:p>
     <w:p>
@@ -1291,7 +1291,7 @@
           <w:color w:val="5A6A78"/>
           <w:sz w:val="17"/>
         </w:rPr>
-        <w:t>Betaald: consortiummeeting 1/4/2026, dia 71 (podoloog, 50 € per uur). Geschat: teamtijd met de patiënt, opgebouwd per onderdeel hieronder. Wat de patiënt zelf invult, telt niet mee.</w:t>
+        <w:t>Betaald: consortiummeeting 1/4/2026, dia 71 (podoloog, 50 € per uur). Geschat: teamtijd met de patiënt, opgebouwd per onderdeel hieronder. De vragenlijsten vult de patiënt in de wachtruimte in; de podoloog overloopt ze alleen. Screening en toestemming doet de arts; die tijd telt niet mee.</w:t>
       </w:r>
     </w:p>
     <w:tbl>
@@ -1482,7 +1482,7 @@
                 <w:color w:val="5A6A78"/>
                 <w:sz w:val="17"/>
               </w:rPr>
-              <w:t>80–125</w:t>
+              <w:t>77–120</w:t>
             </w:r>
           </w:p>
         </w:tc>
@@ -1505,7 +1505,7 @@
                 <w:color w:val="5A6A78"/>
                 <w:sz w:val="17"/>
               </w:rPr>
-              <w:t>65–105</w:t>
+              <w:t>62–100</w:t>
             </w:r>
           </w:p>
         </w:tc>
@@ -1720,7 +1720,7 @@
                 <w:color w:val="5A6A78"/>
                 <w:sz w:val="17"/>
               </w:rPr>
-              <w:t>77–135</w:t>
+              <w:t>76–133</w:t>
             </w:r>
           </w:p>
         </w:tc>
@@ -1743,7 +1743,7 @@
                 <w:color w:val="5A6A78"/>
                 <w:sz w:val="17"/>
               </w:rPr>
-              <w:t>57–85</w:t>
+              <w:t>56–83</w:t>
             </w:r>
           </w:p>
         </w:tc>
@@ -1839,7 +1839,7 @@
                 <w:color w:val="5A6A78"/>
                 <w:sz w:val="17"/>
               </w:rPr>
-              <w:t>38–70</w:t>
+              <w:t>35–65</w:t>
             </w:r>
           </w:p>
         </w:tc>
@@ -1862,7 +1862,7 @@
                 <w:color w:val="5A6A78"/>
                 <w:sz w:val="17"/>
               </w:rPr>
-              <w:t>23–50</w:t>
+              <w:t>20–45</w:t>
             </w:r>
           </w:p>
         </w:tc>
@@ -1958,7 +1958,7 @@
                 <w:color w:val="5A6A78"/>
                 <w:sz w:val="17"/>
               </w:rPr>
-              <w:t>73–155</w:t>
+              <w:t>70–150</w:t>
             </w:r>
           </w:p>
         </w:tc>
@@ -1981,7 +1981,7 @@
                 <w:color w:val="5A6A78"/>
                 <w:sz w:val="17"/>
               </w:rPr>
-              <w:t>53–95</w:t>
+              <w:t>50–90</w:t>
             </w:r>
           </w:p>
         </w:tc>
@@ -2196,7 +2196,7 @@
                 <w:color w:val="5A6A78"/>
                 <w:sz w:val="17"/>
               </w:rPr>
-              <w:t>38–70</w:t>
+              <w:t>35–65</w:t>
             </w:r>
           </w:p>
         </w:tc>
@@ -2219,7 +2219,7 @@
                 <w:color w:val="5A6A78"/>
                 <w:sz w:val="17"/>
               </w:rPr>
-              <w:t>23–50</w:t>
+              <w:t>20–45</w:t>
             </w:r>
           </w:p>
         </w:tc>
@@ -2315,7 +2315,7 @@
                 <w:color w:val="5A6A78"/>
                 <w:sz w:val="17"/>
               </w:rPr>
-              <w:t>63–140</w:t>
+              <w:t>60–135</w:t>
             </w:r>
           </w:p>
         </w:tc>
@@ -2338,7 +2338,7 @@
                 <w:color w:val="5A6A78"/>
                 <w:sz w:val="17"/>
               </w:rPr>
-              <w:t>43–80</w:t>
+              <w:t>40–75</w:t>
             </w:r>
           </w:p>
         </w:tc>
@@ -2434,7 +2434,7 @@
                 <w:color w:val="5A6A78"/>
                 <w:sz w:val="17"/>
               </w:rPr>
-              <w:t>38–70</w:t>
+              <w:t>35–65</w:t>
             </w:r>
           </w:p>
         </w:tc>
@@ -2457,7 +2457,7 @@
                 <w:color w:val="5A6A78"/>
                 <w:sz w:val="17"/>
               </w:rPr>
-              <w:t>23–50</w:t>
+              <w:t>20–45</w:t>
             </w:r>
           </w:p>
         </w:tc>
@@ -2553,7 +2553,7 @@
                 <w:color w:val="5A6A78"/>
                 <w:sz w:val="17"/>
               </w:rPr>
-              <w:t>53–125</w:t>
+              <w:t>50–120</w:t>
             </w:r>
           </w:p>
         </w:tc>
@@ -2576,7 +2576,7 @@
                 <w:color w:val="5A6A78"/>
                 <w:sz w:val="17"/>
               </w:rPr>
-              <w:t>43–80</w:t>
+              <w:t>40–75</w:t>
             </w:r>
           </w:p>
         </w:tc>
@@ -2672,7 +2672,7 @@
                 <w:color w:val="5A6A78"/>
                 <w:sz w:val="17"/>
               </w:rPr>
-              <w:t>7,8–15,2</w:t>
+              <w:t>7,5–14,6</w:t>
             </w:r>
           </w:p>
         </w:tc>
@@ -2695,7 +2695,7 @@
                 <w:color w:val="5A6A78"/>
                 <w:sz w:val="17"/>
               </w:rPr>
-              <w:t>5,7–10,2</w:t>
+              <w:t>5,3–9,6</w:t>
             </w:r>
           </w:p>
         </w:tc>
@@ -2784,7 +2784,7 @@
           <w:color w:val="1B2630"/>
           <w:sz w:val="19"/>
         </w:rPr>
-        <w:t xml:space="preserve"> “Bron” betekent dat de tijd in dat document staat; “schatting” is een eigen inschatting die in de droogloop en de piloot afgeklokt moet worden. Het gestructureerde dagboek van de therapeut (eCRF 40) vraagt per sessie hoe lang ze duurde; dat levert later de echte cijfers.</w:t>
+        <w:t xml:space="preserve"> “Bron” betekent dat de tijd in dat document staat; “schatting” is een eigen inschatting die in de droogloop en de piloot afgeklokt moet worden. Het dagboek van de therapeut (eCRF 40) vraagt alleen een inschatting van de tijd per patiënt in Optimal Care; echte cijfers komen uit het afklokken.</w:t>
       </w:r>
     </w:p>
     <w:tbl>
@@ -3430,7 +3430,7 @@
                 <w:color w:val="5A6A78"/>
                 <w:sz w:val="17"/>
               </w:rPr>
-              <w:t>Vragenlijsten uitdelen en nakijken (12, 13, 14, 15, 21)</w:t>
+              <w:t>Vragenlijsten overlopen; ingevuld in de wachtruimte (12, 13, 14, 15, 21)</w:t>
             </w:r>
           </w:p>
         </w:tc>
@@ -3474,7 +3474,7 @@
                 <w:color w:val="5A6A78"/>
                 <w:sz w:val="17"/>
               </w:rPr>
-              <w:t>5–10</w:t>
+              <w:t>2–5</w:t>
             </w:r>
           </w:p>
         </w:tc>
@@ -3496,7 +3496,7 @@
                 <w:color w:val="5A6A78"/>
                 <w:sz w:val="17"/>
               </w:rPr>
-              <w:t>schatting</w:t>
+              <w:t>schatting; invullen in de wachtruimte (Janou, 29/9; eCRF 17)</w:t>
             </w:r>
           </w:p>
         </w:tc>
@@ -4344,7 +4344,7 @@
                 <w:color w:val="5A6A78"/>
                 <w:sz w:val="17"/>
               </w:rPr>
-              <w:t>Draagtijdnorm uit het MoveMonitor-rapport, Orthotimer instellen en in de zool (eCRF 25, 25b, 28)</w:t>
+              <w:t>Draagtijdnorm uit het MoveMonitor-rapport (draagtijdtool), Orthotimer instellen en in de zool (eCRF 25, 25b)</w:t>
             </w:r>
           </w:p>
         </w:tc>
@@ -4458,7 +4458,7 @@
                 <w:color w:val="5A6A78"/>
                 <w:sz w:val="17"/>
               </w:rPr>
-              <w:t>SEBIA stap 2: kennis evalueren, belang schoeisel, sensor uitleggen, teach-back (eCRF 17, 29, 30)</w:t>
+              <w:t>SEBIA stap 2: activiteitenprofiel bespreken, kennis evalueren, belang schoeisel, sensor uitleggen, teach-back (eCRF 17, 28, 29, 30)</w:t>
             </w:r>
           </w:p>
         </w:tc>
@@ -4686,7 +4686,7 @@
                 <w:color w:val="5A6A78"/>
                 <w:sz w:val="17"/>
               </w:rPr>
-              <w:t>Vragenlijst 26 uitdelen en nakijken</w:t>
+              <w:t>Vragenlijst 26 overlopen; ingevuld in de wachtruimte</w:t>
             </w:r>
           </w:p>
         </w:tc>
@@ -4730,7 +4730,7 @@
                 <w:color w:val="5A6A78"/>
                 <w:sz w:val="17"/>
               </w:rPr>
-              <w:t>2–5</w:t>
+              <w:t>1–3</w:t>
             </w:r>
           </w:p>
         </w:tc>
@@ -4752,7 +4752,7 @@
                 <w:color w:val="5A6A78"/>
                 <w:sz w:val="17"/>
               </w:rPr>
-              <w:t>schatting</w:t>
+              <w:t>schatting; invullen in de wachtruimte (Janou, 29/9)</w:t>
             </w:r>
           </w:p>
         </w:tc>
@@ -4915,7 +4915,7 @@
                 <w:color w:val="5A6A78"/>
                 <w:sz w:val="17"/>
               </w:rPr>
-              <w:t>Orthotimer uitlezen en afdrukken (eCRF 25)</w:t>
+              <w:t>Orthotimer uitlezen (eCRF 25); in OC ook afdrukken voor de patiënt</w:t>
             </w:r>
           </w:p>
         </w:tc>
@@ -5257,7 +5257,7 @@
                 <w:color w:val="5A6A78"/>
                 <w:sz w:val="17"/>
               </w:rPr>
-              <w:t>Vragenlijsten uitdelen en nakijken (21, 34, 35, 45b)</w:t>
+              <w:t>Vragenlijsten overlopen; ingevuld in de wachtruimte (21, 34, 35, 45b)</w:t>
             </w:r>
           </w:p>
         </w:tc>
@@ -5301,7 +5301,7 @@
                 <w:color w:val="5A6A78"/>
                 <w:sz w:val="17"/>
               </w:rPr>
-              <w:t>5–10</w:t>
+              <w:t>2–5</w:t>
             </w:r>
           </w:p>
         </w:tc>
@@ -5323,7 +5323,7 @@
                 <w:color w:val="5A6A78"/>
                 <w:sz w:val="17"/>
               </w:rPr>
-              <w:t>schatting</w:t>
+              <w:t>schatting; invullen in de wachtruimte (Janou, 29/9)</w:t>
             </w:r>
           </w:p>
         </w:tc>
@@ -5600,7 +5600,7 @@
                 <w:color w:val="5A6A78"/>
                 <w:sz w:val="17"/>
               </w:rPr>
-              <w:t>Orthotimer uitlezen en afdrukken (eCRF 25)</w:t>
+              <w:t>Orthotimer uitlezen (eCRF 25); in OC ook afdrukken voor de patiënt</w:t>
             </w:r>
           </w:p>
         </w:tc>
@@ -5942,7 +5942,7 @@
                 <w:color w:val="5A6A78"/>
                 <w:sz w:val="17"/>
               </w:rPr>
-              <w:t>Vragenlijsten uitdelen en nakijken (21, 34, 35, 45b)</w:t>
+              <w:t>Vragenlijsten overlopen; ingevuld in de wachtruimte (21, 34, 35, 45b)</w:t>
             </w:r>
           </w:p>
         </w:tc>
@@ -5986,7 +5986,7 @@
                 <w:color w:val="5A6A78"/>
                 <w:sz w:val="17"/>
               </w:rPr>
-              <w:t>5–10</w:t>
+              <w:t>2–5</w:t>
             </w:r>
           </w:p>
         </w:tc>
@@ -6008,7 +6008,7 @@
                 <w:color w:val="5A6A78"/>
                 <w:sz w:val="17"/>
               </w:rPr>
-              <w:t>schatting</w:t>
+              <w:t>schatting; invullen in de wachtruimte (Janou, 29/9)</w:t>
             </w:r>
           </w:p>
         </w:tc>
@@ -6742,7 +6742,7 @@
                 <w:color w:val="5A6A78"/>
                 <w:sz w:val="17"/>
               </w:rPr>
-              <w:t>Orthotimer uitlezen en afdrukken (eCRF 25)</w:t>
+              <w:t>Orthotimer uitlezen (eCRF 25); in OC ook afdrukken voor de patiënt</w:t>
             </w:r>
           </w:p>
         </w:tc>
@@ -7084,7 +7084,7 @@
                 <w:color w:val="5A6A78"/>
                 <w:sz w:val="17"/>
               </w:rPr>
-              <w:t>Vragenlijsten uitdelen en nakijken (21, 34, 35, 45b)</w:t>
+              <w:t>Vragenlijsten overlopen; ingevuld in de wachtruimte (21, 34, 35, 45b)</w:t>
             </w:r>
           </w:p>
         </w:tc>
@@ -7128,7 +7128,7 @@
                 <w:color w:val="5A6A78"/>
                 <w:sz w:val="17"/>
               </w:rPr>
-              <w:t>5–10</w:t>
+              <w:t>2–5</w:t>
             </w:r>
           </w:p>
         </w:tc>
@@ -7150,7 +7150,7 @@
                 <w:color w:val="5A6A78"/>
                 <w:sz w:val="17"/>
               </w:rPr>
-              <w:t>schatting</w:t>
+              <w:t>schatting; invullen in de wachtruimte (Janou, 29/9)</w:t>
             </w:r>
           </w:p>
         </w:tc>
@@ -7655,7 +7655,7 @@
                 <w:color w:val="5A6A78"/>
                 <w:sz w:val="17"/>
               </w:rPr>
-              <w:t>Orthotimer uitlezen en afdrukken (eCRF 25)</w:t>
+              <w:t>Orthotimer uitlezen (eCRF 25); in OC ook afdrukken voor de patiënt</w:t>
             </w:r>
           </w:p>
         </w:tc>
@@ -7997,7 +7997,7 @@
                 <w:color w:val="5A6A78"/>
                 <w:sz w:val="17"/>
               </w:rPr>
-              <w:t>Vragenlijsten uitdelen en nakijken (21, 34, 35, 45b)</w:t>
+              <w:t>Vragenlijsten overlopen; ingevuld in de wachtruimte (21, 34, 35, 45b)</w:t>
             </w:r>
           </w:p>
         </w:tc>
@@ -8041,7 +8041,7 @@
                 <w:color w:val="5A6A78"/>
                 <w:sz w:val="17"/>
               </w:rPr>
-              <w:t>5–10</w:t>
+              <w:t>2–5</w:t>
             </w:r>
           </w:p>
         </w:tc>
@@ -8063,7 +8063,7 @@
                 <w:color w:val="5A6A78"/>
                 <w:sz w:val="17"/>
               </w:rPr>
-              <w:t>schatting</w:t>
+              <w:t>schatting; invullen in de wachtruimte (Janou, 29/9)</w:t>
             </w:r>
           </w:p>
         </w:tc>
@@ -8686,7 +8686,7 @@
                 <w:color w:val="FFFFFF"/>
                 <w:sz w:val="15"/>
               </w:rPr>
-              <w:t>CONTACTEN</w:t>
+              <w:t>MEESTE CONTACTEN</w:t>
             </w:r>
           </w:p>
         </w:tc>
@@ -8782,7 +8782,7 @@
                 <w:color w:val="5A6A78"/>
                 <w:sz w:val="17"/>
               </w:rPr>
-              <w:t>8,9 (6,5–11,3)</w:t>
+              <w:t>8,6 (6,2–10,9)</w:t>
             </w:r>
           </w:p>
         </w:tc>
@@ -8828,7 +8828,7 @@
                 <w:color w:val="5A6A78"/>
                 <w:sz w:val="17"/>
               </w:rPr>
-              <w:t>24 / 18</w:t>
+              <w:t>24 / 17</w:t>
             </w:r>
           </w:p>
         </w:tc>
@@ -8874,7 +8874,7 @@
                 <w:color w:val="5A6A78"/>
                 <w:sz w:val="17"/>
               </w:rPr>
-              <w:t>324 / 234</w:t>
+              <w:t>324 / 222</w:t>
             </w:r>
           </w:p>
         </w:tc>
@@ -8947,7 +8947,7 @@
                 <w:color w:val="5A6A78"/>
                 <w:sz w:val="17"/>
               </w:rPr>
-              <w:t>11,1 (8,3–14,0)</w:t>
+              <w:t>10,7 (7,9–13,5)</w:t>
             </w:r>
           </w:p>
         </w:tc>
@@ -8993,7 +8993,7 @@
                 <w:color w:val="5A6A78"/>
                 <w:sz w:val="17"/>
               </w:rPr>
-              <w:t>26 / 20</w:t>
+              <w:t>26 / 19</w:t>
             </w:r>
           </w:p>
         </w:tc>
@@ -9039,7 +9039,7 @@
                 <w:color w:val="5A6A78"/>
                 <w:sz w:val="17"/>
               </w:rPr>
-              <w:t>324 / 234</w:t>
+              <w:t>324 / 222</w:t>
             </w:r>
           </w:p>
         </w:tc>
@@ -9112,7 +9112,7 @@
                 <w:color w:val="5A6A78"/>
                 <w:sz w:val="17"/>
               </w:rPr>
-              <w:t>12,5 (9,4–15,7)</w:t>
+              <w:t>12,1 (9,1–15,1)</w:t>
             </w:r>
           </w:p>
         </w:tc>
@@ -9158,7 +9158,7 @@
                 <w:color w:val="5A6A78"/>
                 <w:sz w:val="17"/>
               </w:rPr>
-              <w:t>27 / 22</w:t>
+              <w:t>27 / 21</w:t>
             </w:r>
           </w:p>
         </w:tc>
@@ -9204,7 +9204,7 @@
                 <w:color w:val="5A6A78"/>
                 <w:sz w:val="17"/>
               </w:rPr>
-              <w:t>324 / 234</w:t>
+              <w:t>324 / 222</w:t>
             </w:r>
           </w:p>
         </w:tc>
@@ -9277,7 +9277,7 @@
                 <w:color w:val="5A6A78"/>
                 <w:sz w:val="17"/>
               </w:rPr>
-              <w:t>15,0 (11,3–18,7)</w:t>
+              <w:t>14,5 (10,9–18,0)</w:t>
             </w:r>
           </w:p>
         </w:tc>
@@ -9369,7 +9369,7 @@
                 <w:color w:val="5A6A78"/>
                 <w:sz w:val="17"/>
               </w:rPr>
-              <w:t>324 / 234</w:t>
+              <w:t>324 / 222</w:t>
             </w:r>
           </w:p>
         </w:tc>
@@ -9387,7 +9387,7 @@
           <w:color w:val="5A6A78"/>
           <w:sz w:val="15"/>
         </w:rPr>
-        <w:t>Uur per maand: gemiddeld over de maanden waarin een doorsnee centrum includeert. Drukste maand en totaal: betaald / geschat. Contacten: visites in de drukste maand, zonder het binnenbrengen van de MoveMonitor. Screening en toestemming zitten in geen van beide reeksen.</w:t>
+        <w:t>Uur per maand: gemiddeld over de maanden waarin een doorsnee centrum includeert. Drukste maand en totaal: betaald / geschat. Meeste contacten: het hoogste aantal visites in één maand, zonder het binnenbrengen van de MoveMonitor. Screening en toestemming doet de arts; die zit in geen van beide reeksen.</w:t>
       </w:r>
     </w:p>
     <w:p>
@@ -10196,7 +10196,7 @@
                 <w:color w:val="5A6A78"/>
                 <w:sz w:val="17"/>
               </w:rPr>
-              <w:t>12 maanden als ambitie; het voorstel laat 18 maanden toe</w:t>
+              <w:t>12 maanden als ambitie; uiterlijk 14 maanden voor een laatste visite in september 2029; het voorstel voorzag 18</w:t>
             </w:r>
           </w:p>
         </w:tc>
@@ -10218,7 +10218,7 @@
                 <w:color w:val="5A6A78"/>
                 <w:sz w:val="17"/>
               </w:rPr>
-              <w:t>consortium 1/4/2026, dia 57</w:t>
+              <w:t>afvinklijst 1.6c; BRONNEN §1; dia 57 en 77</w:t>
             </w:r>
           </w:p>
         </w:tc>
@@ -10245,7 +10245,7 @@
                 <w:color w:val="1B2630"/>
                 <w:sz w:val="17"/>
               </w:rPr>
-              <w:t>Instroom</w:t>
+              <w:t>Vragenlijsten</w:t>
             </w:r>
           </w:p>
         </w:tc>
@@ -10267,7 +10267,7 @@
                 <w:color w:val="5A6A78"/>
                 <w:sz w:val="17"/>
               </w:rPr>
-              <w:t>Willekeurig (Poisson) rond de gemiddelde snelheid</w:t>
+              <w:t>Ingevuld in de wachtruimte, door de podoloog alleen overlopen</w:t>
             </w:r>
           </w:p>
         </w:tc>
@@ -10289,7 +10289,7 @@
                 <w:color w:val="5A6A78"/>
                 <w:sz w:val="17"/>
               </w:rPr>
-              <w:t>aanname</w:t>
+              <w:t>Janou, 29/9; eCRF 17</w:t>
             </w:r>
           </w:p>
         </w:tc>
@@ -10316,7 +10316,7 @@
                 <w:color w:val="1B2630"/>
                 <w:sz w:val="17"/>
               </w:rPr>
-              <w:t>Bezoekschema</w:t>
+              <w:t>Instroom</w:t>
             </w:r>
           </w:p>
         </w:tc>
@@ -10338,7 +10338,7 @@
                 <w:color w:val="5A6A78"/>
                 <w:sz w:val="17"/>
               </w:rPr>
-              <w:t>Visite 2 tussen 14 dagen en 1 maand; maand 3 tot 18 vanaf visite 1; contact op maand 6 + 1 week</w:t>
+              <w:t>Willekeurig (Poisson) rond de gemiddelde snelheid</w:t>
             </w:r>
           </w:p>
         </w:tc>
@@ -10360,7 +10360,7 @@
                 <w:color w:val="5A6A78"/>
                 <w:sz w:val="17"/>
               </w:rPr>
-              <w:t>protocol §5.5; dia 71</w:t>
+              <w:t>aanname</w:t>
             </w:r>
           </w:p>
         </w:tc>
@@ -10387,7 +10387,7 @@
                 <w:color w:val="1B2630"/>
                 <w:sz w:val="17"/>
               </w:rPr>
-              <w:t>Betaalde uren</w:t>
+              <w:t>Bezoekschema</w:t>
             </w:r>
           </w:p>
         </w:tc>
@@ -10409,7 +10409,7 @@
                 <w:color w:val="5A6A78"/>
                 <w:sz w:val="17"/>
               </w:rPr>
-              <w:t>Podoloog 17 u per patiënt in OC, 10 u in UC; per visite zoals in sectie 3</w:t>
+              <w:t>Visite 2 tussen 14 dagen en 1 maand; maand 3 tot 18 vanaf visite 1; contact op maand 6 + 1 week</w:t>
             </w:r>
           </w:p>
         </w:tc>
@@ -10431,7 +10431,7 @@
                 <w:color w:val="5A6A78"/>
                 <w:sz w:val="17"/>
               </w:rPr>
-              <w:t>consortium 1/4/2026, dia 71</w:t>
+              <w:t>protocol §5.5; dia 71</w:t>
             </w:r>
           </w:p>
         </w:tc>
@@ -10458,7 +10458,7 @@
                 <w:color w:val="1B2630"/>
                 <w:sz w:val="17"/>
               </w:rPr>
-              <w:t>Geschatte teamtijd</w:t>
+              <w:t>Betaalde uren</w:t>
             </w:r>
           </w:p>
         </w:tc>
@@ -10480,7 +10480,7 @@
                 <w:color w:val="5A6A78"/>
                 <w:sz w:val="17"/>
               </w:rPr>
-              <w:t>Per onderdeel, sectie 3; alleen SEBIA met bron</w:t>
+              <w:t>Podoloog 17 u per patiënt in OC, 10 u in UC; per visite zoals in sectie 3</w:t>
             </w:r>
           </w:p>
         </w:tc>
@@ -10502,7 +10502,7 @@
                 <w:color w:val="5A6A78"/>
                 <w:sz w:val="17"/>
               </w:rPr>
-              <w:t>eCRF 17; verder schatting</w:t>
+              <w:t>consortium 1/4/2026, dia 71</w:t>
             </w:r>
           </w:p>
         </w:tc>
@@ -10529,7 +10529,7 @@
                 <w:color w:val="1B2630"/>
                 <w:sz w:val="17"/>
               </w:rPr>
-              <w:t>MoveMonitor</w:t>
+              <w:t>Geschatte teamtijd</w:t>
             </w:r>
           </w:p>
         </w:tc>
@@ -10551,7 +10551,7 @@
                 <w:color w:val="5A6A78"/>
                 <w:sz w:val="17"/>
               </w:rPr>
-              <w:t>Vier per centrum; mee op dag 0, terug op dag 7, meteen vrij</w:t>
+              <w:t>Per onderdeel, sectie 3; alleen SEBIA met bron</w:t>
             </w:r>
           </w:p>
         </w:tc>
@@ -10573,7 +10573,7 @@
                 <w:color w:val="5A6A78"/>
                 <w:sz w:val="17"/>
               </w:rPr>
-              <w:t>Janou, 28 en 29/9</w:t>
+              <w:t>eCRF 17; verder schatting</w:t>
             </w:r>
           </w:p>
         </w:tc>
@@ -10600,7 +10600,7 @@
                 <w:color w:val="1B2630"/>
                 <w:sz w:val="17"/>
               </w:rPr>
-              <w:t>Niet meegeteld</w:t>
+              <w:t>MoveMonitor</w:t>
             </w:r>
           </w:p>
         </w:tc>
@@ -10622,7 +10622,7 @@
                 <w:color w:val="5A6A78"/>
                 <w:sz w:val="17"/>
               </w:rPr>
-              <w:t>Screening en toestemming, uitval, ulcusvisites, vakanties, tijd van de pedorthist buiten de visite</w:t>
+              <w:t>Vier per centrum; mee op dag 0, terug op dag 7, meteen vrij</w:t>
             </w:r>
           </w:p>
         </w:tc>
@@ -10644,7 +10644,78 @@
                 <w:color w:val="5A6A78"/>
                 <w:sz w:val="17"/>
               </w:rPr>
-              <w:t>—</w:t>
+              <w:t>Janou, 28 en 29/9</w:t>
+            </w:r>
+          </w:p>
+        </w:tc>
+      </w:tr>
+      <w:tr>
+        <w:trPr>
+          <w:cantSplit w:val="true"/>
+        </w:trPr>
+        <w:tc>
+          <w:tcPr>
+            <w:tcW w:type="dxa" w:w="3289"/>
+            <w:tcW w:type="dxa" w:w="2268"/>
+          </w:tcPr>
+          <w:p>
+            <w:pPr>
+              <w:keepNext/>
+              <w:spacing w:before="40" w:after="40"/>
+            </w:pPr>
+            <w:r>
+              <w:rPr>
+                <w:rFonts w:ascii="Segoe UI" w:hAnsi="Segoe UI"/>
+                <w:b/>
+                <w:i w:val="0"/>
+                <w:color w:val="1B2630"/>
+                <w:sz w:val="17"/>
+              </w:rPr>
+              <w:t>Niet meegeteld</w:t>
+            </w:r>
+          </w:p>
+        </w:tc>
+        <w:tc>
+          <w:tcPr>
+            <w:tcW w:type="dxa" w:w="3289"/>
+            <w:tcW w:type="dxa" w:w="4876"/>
+          </w:tcPr>
+          <w:p>
+            <w:pPr>
+              <w:keepNext/>
+              <w:spacing w:before="40" w:after="40"/>
+            </w:pPr>
+            <w:r>
+              <w:rPr>
+                <w:rFonts w:ascii="Segoe UI" w:hAnsi="Segoe UI"/>
+                <w:b w:val="0"/>
+                <w:i w:val="0"/>
+                <w:color w:val="5A6A78"/>
+                <w:sz w:val="17"/>
+              </w:rPr>
+              <w:t>Screening en toestemming (arts), uitval, ulcusvisites, vakanties, tijd van de pedorthist buiten de visite</w:t>
+            </w:r>
+          </w:p>
+        </w:tc>
+        <w:tc>
+          <w:tcPr>
+            <w:tcW w:type="dxa" w:w="3289"/>
+            <w:tcW w:type="dxa" w:w="2608"/>
+          </w:tcPr>
+          <w:p>
+            <w:pPr>
+              <w:keepNext/>
+              <w:spacing w:before="40" w:after="40"/>
+            </w:pPr>
+            <w:r>
+              <w:rPr>
+                <w:rFonts w:ascii="Segoe UI" w:hAnsi="Segoe UI"/>
+                <w:b w:val="0"/>
+                <w:i w:val="0"/>
+                <w:color w:val="5A6A78"/>
+                <w:sz w:val="17"/>
+              </w:rPr>
+              <w:t>Janou, 29/9</w:t>
             </w:r>
           </w:p>
         </w:tc>
@@ -10708,7 +10779,7 @@
           <w:color w:val="5A6A78"/>
           <w:sz w:val="18"/>
         </w:rPr>
-        <w:t>Drie per maand per centrum als we 12 maanden willen halen; binnen de 18 maanden van het voorstel volstaat twee.</w:t>
+        <w:t>Drie per maand per centrum: dan zijn alle zes binnen 14 maanden klaar in 99% van de gevallen en blijft de laatste visite in september 2029. Aan twee per maand is dat 26%.</w:t>
       </w:r>
     </w:p>
     <w:p>
@@ -10813,7 +10884,7 @@
           <w:color w:val="5A6A78"/>
           <w:sz w:val="18"/>
         </w:rPr>
-        <w:t>Per onderdeel in de droogloop en de piloot, met eCRF 40 als vervolg; daarna deze schatting vervangen.</w:t>
+        <w:t>Per onderdeel in de droogloop en de piloot; daarna deze schatting vervangen.</w:t>
       </w:r>
     </w:p>
     <w:p>
@@ -10838,7 +10909,7 @@
           <w:color w:val="1B2630"/>
           <w:sz w:val="18"/>
         </w:rPr>
-        <w:t xml:space="preserve">Screening en toestemming.  </w:t>
+        <w:t xml:space="preserve">De laatste visite in september 2029.  </w:t>
       </w:r>
       <w:r>
         <w:rPr>
@@ -10848,7 +10919,7 @@
           <w:color w:val="5A6A78"/>
           <w:sz w:val="18"/>
         </w:rPr>
-        <w:t>Wie doet het en hoeveel tijd kost het; het zit niet in de betaalde podologenuren.</w:t>
+        <w:t>Bevestigen dat die datum vastligt. Schuift ze op, dan schuift de grens van 14 maanden mee.</w:t>
       </w:r>
     </w:p>
     <w:sectPr>

--- a/PARADISE_rekruteringssimulatie.docx
+++ b/PARADISE_rekruteringssimulatie.docx
@@ -59,7 +59,7 @@
           <w:color w:val="1B2630"/>
           <w:sz w:val="19"/>
         </w:rPr>
-        <w:t>Hoe snel halen de centra hun 24 deelnemers, hoeveel uur kost dat de voetkliniek per maand, en volstaan vier MoveMonitors per centrum? Elk tempo, van twee tot vijf inclusies per maand, is 2.000 keer gesimuleerd met willekeurige instroom. Voor de uren staan twee reeksen naast elkaar: de uren die de podoloog betaald krijgt, en een schatting van de werkelijke teamtijd, opgebouwd per onderdeel van elke visite.</w:t>
+        <w:t>Hoe snel halen de centra hun 24 deelnemers, hoeveel uur kost dat de voetkliniek per maand, en volstaan vier MoveMonitors per centrum? Elk tempo, van twee tot vijf inclusies per maand, is 2.000 keer gesimuleerd met willekeurige instroom. De uren zijn de uren die de podoloog betaald krijgt: 17 per patiënt in Optimal Care en 10 in Usual Care.</w:t>
       </w:r>
     </w:p>
     <w:p>
@@ -145,7 +145,7 @@
           <w:color w:val="1B2630"/>
           <w:sz w:val="18"/>
         </w:rPr>
-        <w:t xml:space="preserve">Een visite kost minder teamtijd dan er betaald wordt.  </w:t>
+        <w:t xml:space="preserve">Rekenbasis: 17 en 10 uur per patiënt.  </w:t>
       </w:r>
       <w:r>
         <w:rPr>
@@ -155,7 +155,7 @@
           <w:color w:val="5A6A78"/>
           <w:sz w:val="18"/>
         </w:rPr>
-        <w:t>Opgebouwd per onderdeel komt de teamtijd per patiënt op 11,0 uur in Optimal Care (7,5 tot 14,6) en 7,5 uur in Usual Care (5,3 tot 9,6); betaald worden 17 en 10 uur. Alleen de SEBIA-gesprekken hebben een tijd in de bron; de rest is af te klokken in de droogloop.</w:t>
+        <w:t>Twee uur per visite in Optimal Care en één uur in Usual Care, twee uur op baseline in beide armen en één uur op maand 6 + 1 week. Screening en toestemming doet de arts; die zitten er niet in.</w:t>
       </w:r>
     </w:p>
     <w:p>
@@ -190,7 +190,7 @@
           <w:color w:val="5A6A78"/>
           <w:sz w:val="18"/>
         </w:rPr>
-        <w:t>Drie per maand kost tijdens de inclusie 14,0 uur per maand aan betaalde uren (10,7 geschat), vier per maand 15,2 (12,1). Vier wint bijna twee maanden.</w:t>
+        <w:t>Drie per maand kost tijdens de inclusie 14,0 uur per maand, vier per maand 15,2. Vier wint bijna twee maanden.</w:t>
       </w:r>
     </w:p>
     <w:p>
@@ -260,7 +260,7 @@
           <w:color w:val="5A6A78"/>
           <w:sz w:val="18"/>
         </w:rPr>
-        <w:t>Per centrum blijft het 324 betaalde uren (12 × 17 plus 12 × 10), of zo’n 222 geschat. De laatste visite valt rond dec 2028 bij vijf per maand en rond jul 2029 bij twee.</w:t>
+        <w:t>Per centrum blijft het 324 uur (12 × 17 plus 12 × 10). De laatste visite valt rond dec 2028 bij vijf per maand en rond jul 2029 bij twee.</w:t>
       </w:r>
     </w:p>
     <w:p>
@@ -1275,7 +1275,7 @@
           <w:color w:val="00407A"/>
           <w:sz w:val="22"/>
         </w:rPr>
-        <w:t>Visiteduur: betaald en geschat</w:t>
+        <w:t>Tijd per visite: de betaalde uren</w:t>
       </w:r>
     </w:p>
     <w:p>
@@ -1291,7 +1291,7 @@
           <w:color w:val="5A6A78"/>
           <w:sz w:val="17"/>
         </w:rPr>
-        <w:t>Betaald: consortiummeeting 1/4/2026, dia 71 (podoloog, 50 € per uur). Geschat: teamtijd met de patiënt, opgebouwd per onderdeel hieronder. De vragenlijsten vult de patiënt in de wachtruimte in; de podoloog overloopt ze alleen. Screening en toestemming doet de arts; die tijd telt niet mee.</w:t>
+        <w:t>Uren van de podoloog per patiënt, zoals voorgesteld op de consortiummeeting van 1 april 2026 (dia 71, 50 € per uur). De vragenlijsten vult de patiënt in de wachtruimte in; de podoloog overloopt ze alleen. Screening en toestemming doet de arts; die tijd telt niet mee.</w:t>
       </w:r>
     </w:p>
     <w:tbl>
@@ -1310,11 +1310,9 @@
         </w:tblBorders>
       </w:tblPr>
       <w:tblGrid>
-        <w:gridCol w:w="1973"/>
-        <w:gridCol w:w="1973"/>
-        <w:gridCol w:w="1973"/>
-        <w:gridCol w:w="1973"/>
-        <w:gridCol w:w="1973"/>
+        <w:gridCol w:w="3289"/>
+        <w:gridCol w:w="3289"/>
+        <w:gridCol w:w="3289"/>
       </w:tblGrid>
       <w:tr>
         <w:trPr>
@@ -1323,8 +1321,8 @@
         </w:trPr>
         <w:tc>
           <w:tcPr>
-            <w:tcW w:type="dxa" w:w="1973"/>
-            <w:tcW w:type="dxa" w:w="3515"/>
+            <w:tcW w:type="dxa" w:w="3289"/>
+            <w:tcW w:type="dxa" w:w="5216"/>
             <w:shd w:val="clear" w:color="auto" w:fill="1D8DB0"/>
           </w:tcPr>
           <w:p>
@@ -1340,14 +1338,14 @@
                 <w:color w:val="FFFFFF"/>
                 <w:sz w:val="15"/>
               </w:rPr>
-              <w:t>MINUTEN</w:t>
+              <w:t>UUR</w:t>
             </w:r>
           </w:p>
         </w:tc>
         <w:tc>
           <w:tcPr>
-            <w:tcW w:type="dxa" w:w="1973"/>
-            <w:tcW w:type="dxa" w:w="1587"/>
+            <w:tcW w:type="dxa" w:w="3289"/>
+            <w:tcW w:type="dxa" w:w="2268"/>
             <w:shd w:val="clear" w:color="auto" w:fill="1D8DB0"/>
           </w:tcPr>
           <w:p>
@@ -1363,14 +1361,14 @@
                 <w:color w:val="FFFFFF"/>
                 <w:sz w:val="15"/>
               </w:rPr>
-              <w:t>GESCHAT OC</w:t>
+              <w:t>OPTIMAL CARE</w:t>
             </w:r>
           </w:p>
         </w:tc>
         <w:tc>
           <w:tcPr>
-            <w:tcW w:type="dxa" w:w="1973"/>
-            <w:tcW w:type="dxa" w:w="1587"/>
+            <w:tcW w:type="dxa" w:w="3289"/>
+            <w:tcW w:type="dxa" w:w="2268"/>
             <w:shd w:val="clear" w:color="auto" w:fill="1D8DB0"/>
           </w:tcPr>
           <w:p>
@@ -1386,53 +1384,7 @@
                 <w:color w:val="FFFFFF"/>
                 <w:sz w:val="15"/>
               </w:rPr>
-              <w:t>GESCHAT UC</w:t>
-            </w:r>
-          </w:p>
-        </w:tc>
-        <w:tc>
-          <w:tcPr>
-            <w:tcW w:type="dxa" w:w="1973"/>
-            <w:tcW w:type="dxa" w:w="1474"/>
-            <w:shd w:val="clear" w:color="auto" w:fill="1D8DB0"/>
-          </w:tcPr>
-          <w:p>
-            <w:pPr>
-              <w:keepNext/>
-              <w:spacing w:before="60" w:after="60"/>
-            </w:pPr>
-            <w:r>
-              <w:rPr>
-                <w:rFonts w:ascii="Segoe UI" w:hAnsi="Segoe UI"/>
-                <w:b/>
-                <w:i w:val="0"/>
-                <w:color w:val="FFFFFF"/>
-                <w:sz w:val="15"/>
-              </w:rPr>
-              <w:t>BETAALD OC</w:t>
-            </w:r>
-          </w:p>
-        </w:tc>
-        <w:tc>
-          <w:tcPr>
-            <w:tcW w:type="dxa" w:w="1973"/>
-            <w:tcW w:type="dxa" w:w="1474"/>
-            <w:shd w:val="clear" w:color="auto" w:fill="1D8DB0"/>
-          </w:tcPr>
-          <w:p>
-            <w:pPr>
-              <w:keepNext/>
-              <w:spacing w:before="60" w:after="60"/>
-            </w:pPr>
-            <w:r>
-              <w:rPr>
-                <w:rFonts w:ascii="Segoe UI" w:hAnsi="Segoe UI"/>
-                <w:b/>
-                <w:i w:val="0"/>
-                <w:color w:val="FFFFFF"/>
-                <w:sz w:val="15"/>
-              </w:rPr>
-              <w:t>BETAALD UC</w:t>
+              <w:t>USUAL CARE</w:t>
             </w:r>
           </w:p>
         </w:tc>
@@ -1443,8 +1395,8 @@
         </w:trPr>
         <w:tc>
           <w:tcPr>
-            <w:tcW w:type="dxa" w:w="1973"/>
-            <w:tcW w:type="dxa" w:w="3515"/>
+            <w:tcW w:type="dxa" w:w="3289"/>
+            <w:tcW w:type="dxa" w:w="5216"/>
           </w:tcPr>
           <w:p>
             <w:pPr>
@@ -1465,8 +1417,8 @@
         </w:tc>
         <w:tc>
           <w:tcPr>
-            <w:tcW w:type="dxa" w:w="1973"/>
-            <w:tcW w:type="dxa" w:w="1587"/>
+            <w:tcW w:type="dxa" w:w="3289"/>
+            <w:tcW w:type="dxa" w:w="2268"/>
           </w:tcPr>
           <w:p>
             <w:pPr>
@@ -1482,14 +1434,14 @@
                 <w:color w:val="5A6A78"/>
                 <w:sz w:val="17"/>
               </w:rPr>
-              <w:t>77–120</w:t>
+              <w:t>2</w:t>
             </w:r>
           </w:p>
         </w:tc>
         <w:tc>
           <w:tcPr>
-            <w:tcW w:type="dxa" w:w="1973"/>
-            <w:tcW w:type="dxa" w:w="1587"/>
+            <w:tcW w:type="dxa" w:w="3289"/>
+            <w:tcW w:type="dxa" w:w="2268"/>
           </w:tcPr>
           <w:p>
             <w:pPr>
@@ -1505,53 +1457,7 @@
                 <w:color w:val="5A6A78"/>
                 <w:sz w:val="17"/>
               </w:rPr>
-              <w:t>62–100</w:t>
-            </w:r>
-          </w:p>
-        </w:tc>
-        <w:tc>
-          <w:tcPr>
-            <w:tcW w:type="dxa" w:w="1973"/>
-            <w:tcW w:type="dxa" w:w="1474"/>
-          </w:tcPr>
-          <w:p>
-            <w:pPr>
-              <w:keepNext/>
-              <w:spacing w:before="40" w:after="40"/>
-              <w:jc w:val="right"/>
-            </w:pPr>
-            <w:r>
-              <w:rPr>
-                <w:rFonts w:ascii="Segoe UI" w:hAnsi="Segoe UI"/>
-                <w:b w:val="0"/>
-                <w:i w:val="0"/>
-                <w:color w:val="5A6A78"/>
-                <w:sz w:val="17"/>
-              </w:rPr>
-              <w:t>120</w:t>
-            </w:r>
-          </w:p>
-        </w:tc>
-        <w:tc>
-          <w:tcPr>
-            <w:tcW w:type="dxa" w:w="1973"/>
-            <w:tcW w:type="dxa" w:w="1474"/>
-          </w:tcPr>
-          <w:p>
-            <w:pPr>
-              <w:keepNext/>
-              <w:spacing w:before="40" w:after="40"/>
-              <w:jc w:val="right"/>
-            </w:pPr>
-            <w:r>
-              <w:rPr>
-                <w:rFonts w:ascii="Segoe UI" w:hAnsi="Segoe UI"/>
-                <w:b w:val="0"/>
-                <w:i w:val="0"/>
-                <w:color w:val="5A6A78"/>
-                <w:sz w:val="17"/>
-              </w:rPr>
-              <w:t>120</w:t>
+              <w:t>2</w:t>
             </w:r>
           </w:p>
         </w:tc>
@@ -1562,8 +1468,8 @@
         </w:trPr>
         <w:tc>
           <w:tcPr>
-            <w:tcW w:type="dxa" w:w="1973"/>
-            <w:tcW w:type="dxa" w:w="3515"/>
+            <w:tcW w:type="dxa" w:w="3289"/>
+            <w:tcW w:type="dxa" w:w="5216"/>
           </w:tcPr>
           <w:p>
             <w:pPr>
@@ -1584,54 +1490,8 @@
         </w:tc>
         <w:tc>
           <w:tcPr>
-            <w:tcW w:type="dxa" w:w="1973"/>
-            <w:tcW w:type="dxa" w:w="1587"/>
-          </w:tcPr>
-          <w:p>
-            <w:pPr>
-              <w:keepNext/>
-              <w:spacing w:before="40" w:after="40"/>
-              <w:jc w:val="right"/>
-            </w:pPr>
-            <w:r>
-              <w:rPr>
-                <w:rFonts w:ascii="Segoe UI" w:hAnsi="Segoe UI"/>
-                <w:b w:val="0"/>
-                <w:i w:val="0"/>
-                <w:color w:val="5A6A78"/>
-                <w:sz w:val="17"/>
-              </w:rPr>
-              <w:t>5–10</w:t>
-            </w:r>
-          </w:p>
-        </w:tc>
-        <w:tc>
-          <w:tcPr>
-            <w:tcW w:type="dxa" w:w="1973"/>
-            <w:tcW w:type="dxa" w:w="1587"/>
-          </w:tcPr>
-          <w:p>
-            <w:pPr>
-              <w:keepNext/>
-              <w:spacing w:before="40" w:after="40"/>
-              <w:jc w:val="right"/>
-            </w:pPr>
-            <w:r>
-              <w:rPr>
-                <w:rFonts w:ascii="Segoe UI" w:hAnsi="Segoe UI"/>
-                <w:b w:val="0"/>
-                <w:i w:val="0"/>
-                <w:color w:val="5A6A78"/>
-                <w:sz w:val="17"/>
-              </w:rPr>
-              <w:t>5–10</w:t>
-            </w:r>
-          </w:p>
-        </w:tc>
-        <w:tc>
-          <w:tcPr>
-            <w:tcW w:type="dxa" w:w="1973"/>
-            <w:tcW w:type="dxa" w:w="1474"/>
+            <w:tcW w:type="dxa" w:w="3289"/>
+            <w:tcW w:type="dxa" w:w="2268"/>
           </w:tcPr>
           <w:p>
             <w:pPr>
@@ -1653,8 +1513,8 @@
         </w:tc>
         <w:tc>
           <w:tcPr>
-            <w:tcW w:type="dxa" w:w="1973"/>
-            <w:tcW w:type="dxa" w:w="1474"/>
+            <w:tcW w:type="dxa" w:w="3289"/>
+            <w:tcW w:type="dxa" w:w="2268"/>
           </w:tcPr>
           <w:p>
             <w:pPr>
@@ -1681,8 +1541,8 @@
         </w:trPr>
         <w:tc>
           <w:tcPr>
-            <w:tcW w:type="dxa" w:w="1973"/>
-            <w:tcW w:type="dxa" w:w="3515"/>
+            <w:tcW w:type="dxa" w:w="3289"/>
+            <w:tcW w:type="dxa" w:w="5216"/>
           </w:tcPr>
           <w:p>
             <w:pPr>
@@ -1703,8 +1563,8 @@
         </w:tc>
         <w:tc>
           <w:tcPr>
-            <w:tcW w:type="dxa" w:w="1973"/>
-            <w:tcW w:type="dxa" w:w="1587"/>
+            <w:tcW w:type="dxa" w:w="3289"/>
+            <w:tcW w:type="dxa" w:w="2268"/>
           </w:tcPr>
           <w:p>
             <w:pPr>
@@ -1720,14 +1580,14 @@
                 <w:color w:val="5A6A78"/>
                 <w:sz w:val="17"/>
               </w:rPr>
-              <w:t>76–133</w:t>
+              <w:t>2</w:t>
             </w:r>
           </w:p>
         </w:tc>
         <w:tc>
           <w:tcPr>
-            <w:tcW w:type="dxa" w:w="1973"/>
-            <w:tcW w:type="dxa" w:w="1587"/>
+            <w:tcW w:type="dxa" w:w="3289"/>
+            <w:tcW w:type="dxa" w:w="2268"/>
           </w:tcPr>
           <w:p>
             <w:pPr>
@@ -1743,53 +1603,7 @@
                 <w:color w:val="5A6A78"/>
                 <w:sz w:val="17"/>
               </w:rPr>
-              <w:t>56–83</w:t>
-            </w:r>
-          </w:p>
-        </w:tc>
-        <w:tc>
-          <w:tcPr>
-            <w:tcW w:type="dxa" w:w="1973"/>
-            <w:tcW w:type="dxa" w:w="1474"/>
-          </w:tcPr>
-          <w:p>
-            <w:pPr>
-              <w:keepNext/>
-              <w:spacing w:before="40" w:after="40"/>
-              <w:jc w:val="right"/>
-            </w:pPr>
-            <w:r>
-              <w:rPr>
-                <w:rFonts w:ascii="Segoe UI" w:hAnsi="Segoe UI"/>
-                <w:b w:val="0"/>
-                <w:i w:val="0"/>
-                <w:color w:val="5A6A78"/>
-                <w:sz w:val="17"/>
-              </w:rPr>
-              <w:t>120</w:t>
-            </w:r>
-          </w:p>
-        </w:tc>
-        <w:tc>
-          <w:tcPr>
-            <w:tcW w:type="dxa" w:w="1973"/>
-            <w:tcW w:type="dxa" w:w="1474"/>
-          </w:tcPr>
-          <w:p>
-            <w:pPr>
-              <w:keepNext/>
-              <w:spacing w:before="40" w:after="40"/>
-              <w:jc w:val="right"/>
-            </w:pPr>
-            <w:r>
-              <w:rPr>
-                <w:rFonts w:ascii="Segoe UI" w:hAnsi="Segoe UI"/>
-                <w:b w:val="0"/>
-                <w:i w:val="0"/>
-                <w:color w:val="5A6A78"/>
-                <w:sz w:val="17"/>
-              </w:rPr>
-              <w:t>60</w:t>
+              <w:t>1</w:t>
             </w:r>
           </w:p>
         </w:tc>
@@ -1800,8 +1614,8 @@
         </w:trPr>
         <w:tc>
           <w:tcPr>
-            <w:tcW w:type="dxa" w:w="1973"/>
-            <w:tcW w:type="dxa" w:w="3515"/>
+            <w:tcW w:type="dxa" w:w="3289"/>
+            <w:tcW w:type="dxa" w:w="5216"/>
           </w:tcPr>
           <w:p>
             <w:pPr>
@@ -1822,8 +1636,8 @@
         </w:tc>
         <w:tc>
           <w:tcPr>
-            <w:tcW w:type="dxa" w:w="1973"/>
-            <w:tcW w:type="dxa" w:w="1587"/>
+            <w:tcW w:type="dxa" w:w="3289"/>
+            <w:tcW w:type="dxa" w:w="2268"/>
           </w:tcPr>
           <w:p>
             <w:pPr>
@@ -1839,14 +1653,14 @@
                 <w:color w:val="5A6A78"/>
                 <w:sz w:val="17"/>
               </w:rPr>
-              <w:t>35–65</w:t>
+              <w:t>2</w:t>
             </w:r>
           </w:p>
         </w:tc>
         <w:tc>
           <w:tcPr>
-            <w:tcW w:type="dxa" w:w="1973"/>
-            <w:tcW w:type="dxa" w:w="1587"/>
+            <w:tcW w:type="dxa" w:w="3289"/>
+            <w:tcW w:type="dxa" w:w="2268"/>
           </w:tcPr>
           <w:p>
             <w:pPr>
@@ -1862,53 +1676,7 @@
                 <w:color w:val="5A6A78"/>
                 <w:sz w:val="17"/>
               </w:rPr>
-              <w:t>20–45</w:t>
-            </w:r>
-          </w:p>
-        </w:tc>
-        <w:tc>
-          <w:tcPr>
-            <w:tcW w:type="dxa" w:w="1973"/>
-            <w:tcW w:type="dxa" w:w="1474"/>
-          </w:tcPr>
-          <w:p>
-            <w:pPr>
-              <w:keepNext/>
-              <w:spacing w:before="40" w:after="40"/>
-              <w:jc w:val="right"/>
-            </w:pPr>
-            <w:r>
-              <w:rPr>
-                <w:rFonts w:ascii="Segoe UI" w:hAnsi="Segoe UI"/>
-                <w:b w:val="0"/>
-                <w:i w:val="0"/>
-                <w:color w:val="5A6A78"/>
-                <w:sz w:val="17"/>
-              </w:rPr>
-              <w:t>120</w:t>
-            </w:r>
-          </w:p>
-        </w:tc>
-        <w:tc>
-          <w:tcPr>
-            <w:tcW w:type="dxa" w:w="1973"/>
-            <w:tcW w:type="dxa" w:w="1474"/>
-          </w:tcPr>
-          <w:p>
-            <w:pPr>
-              <w:keepNext/>
-              <w:spacing w:before="40" w:after="40"/>
-              <w:jc w:val="right"/>
-            </w:pPr>
-            <w:r>
-              <w:rPr>
-                <w:rFonts w:ascii="Segoe UI" w:hAnsi="Segoe UI"/>
-                <w:b w:val="0"/>
-                <w:i w:val="0"/>
-                <w:color w:val="5A6A78"/>
-                <w:sz w:val="17"/>
-              </w:rPr>
-              <w:t>60</w:t>
+              <w:t>1</w:t>
             </w:r>
           </w:p>
         </w:tc>
@@ -1919,8 +1687,8 @@
         </w:trPr>
         <w:tc>
           <w:tcPr>
-            <w:tcW w:type="dxa" w:w="1973"/>
-            <w:tcW w:type="dxa" w:w="3515"/>
+            <w:tcW w:type="dxa" w:w="3289"/>
+            <w:tcW w:type="dxa" w:w="5216"/>
           </w:tcPr>
           <w:p>
             <w:pPr>
@@ -1941,8 +1709,8 @@
         </w:tc>
         <w:tc>
           <w:tcPr>
-            <w:tcW w:type="dxa" w:w="1973"/>
-            <w:tcW w:type="dxa" w:w="1587"/>
+            <w:tcW w:type="dxa" w:w="3289"/>
+            <w:tcW w:type="dxa" w:w="2268"/>
           </w:tcPr>
           <w:p>
             <w:pPr>
@@ -1958,14 +1726,14 @@
                 <w:color w:val="5A6A78"/>
                 <w:sz w:val="17"/>
               </w:rPr>
-              <w:t>70–150</w:t>
+              <w:t>2</w:t>
             </w:r>
           </w:p>
         </w:tc>
         <w:tc>
           <w:tcPr>
-            <w:tcW w:type="dxa" w:w="1973"/>
-            <w:tcW w:type="dxa" w:w="1587"/>
+            <w:tcW w:type="dxa" w:w="3289"/>
+            <w:tcW w:type="dxa" w:w="2268"/>
           </w:tcPr>
           <w:p>
             <w:pPr>
@@ -1981,14 +1749,41 @@
                 <w:color w:val="5A6A78"/>
                 <w:sz w:val="17"/>
               </w:rPr>
-              <w:t>50–90</w:t>
+              <w:t>1</w:t>
+            </w:r>
+          </w:p>
+        </w:tc>
+      </w:tr>
+      <w:tr>
+        <w:trPr>
+          <w:cantSplit w:val="true"/>
+        </w:trPr>
+        <w:tc>
+          <w:tcPr>
+            <w:tcW w:type="dxa" w:w="3289"/>
+            <w:tcW w:type="dxa" w:w="5216"/>
+          </w:tcPr>
+          <w:p>
+            <w:pPr>
+              <w:keepNext/>
+              <w:spacing w:before="40" w:after="40"/>
+            </w:pPr>
+            <w:r>
+              <w:rPr>
+                <w:rFonts w:ascii="Segoe UI" w:hAnsi="Segoe UI"/>
+                <w:b/>
+                <w:i w:val="0"/>
+                <w:color w:val="1B2630"/>
+                <w:sz w:val="17"/>
+              </w:rPr>
+              <w:t>Maand 6 + 1 week · MoveMonitor uitlezen</w:t>
             </w:r>
           </w:p>
         </w:tc>
         <w:tc>
           <w:tcPr>
-            <w:tcW w:type="dxa" w:w="1973"/>
-            <w:tcW w:type="dxa" w:w="1474"/>
+            <w:tcW w:type="dxa" w:w="3289"/>
+            <w:tcW w:type="dxa" w:w="2268"/>
           </w:tcPr>
           <w:p>
             <w:pPr>
@@ -2004,14 +1799,14 @@
                 <w:color w:val="5A6A78"/>
                 <w:sz w:val="17"/>
               </w:rPr>
-              <w:t>120</w:t>
+              <w:t>1</w:t>
             </w:r>
           </w:p>
         </w:tc>
         <w:tc>
           <w:tcPr>
-            <w:tcW w:type="dxa" w:w="1973"/>
-            <w:tcW w:type="dxa" w:w="1474"/>
+            <w:tcW w:type="dxa" w:w="3289"/>
+            <w:tcW w:type="dxa" w:w="2268"/>
           </w:tcPr>
           <w:p>
             <w:pPr>
@@ -2027,7 +1822,7 @@
                 <w:color w:val="5A6A78"/>
                 <w:sz w:val="17"/>
               </w:rPr>
-              <w:t>60</w:t>
+              <w:t>1</w:t>
             </w:r>
           </w:p>
         </w:tc>
@@ -2038,127 +1833,8 @@
         </w:trPr>
         <w:tc>
           <w:tcPr>
-            <w:tcW w:type="dxa" w:w="1973"/>
-            <w:tcW w:type="dxa" w:w="3515"/>
-          </w:tcPr>
-          <w:p>
-            <w:pPr>
-              <w:keepNext/>
-              <w:spacing w:before="40" w:after="40"/>
-            </w:pPr>
-            <w:r>
-              <w:rPr>
-                <w:rFonts w:ascii="Segoe UI" w:hAnsi="Segoe UI"/>
-                <w:b/>
-                <w:i w:val="0"/>
-                <w:color w:val="1B2630"/>
-                <w:sz w:val="17"/>
-              </w:rPr>
-              <w:t>Maand 6 + 1 week · MoveMonitor terug</w:t>
-            </w:r>
-          </w:p>
-        </w:tc>
-        <w:tc>
-          <w:tcPr>
-            <w:tcW w:type="dxa" w:w="1973"/>
-            <w:tcW w:type="dxa" w:w="1587"/>
-          </w:tcPr>
-          <w:p>
-            <w:pPr>
-              <w:keepNext/>
-              <w:spacing w:before="40" w:after="40"/>
-              <w:jc w:val="right"/>
-            </w:pPr>
-            <w:r>
-              <w:rPr>
-                <w:rFonts w:ascii="Segoe UI" w:hAnsi="Segoe UI"/>
-                <w:b w:val="0"/>
-                <w:i w:val="0"/>
-                <w:color w:val="5A6A78"/>
-                <w:sz w:val="17"/>
-              </w:rPr>
-              <w:t>5–10</w:t>
-            </w:r>
-          </w:p>
-        </w:tc>
-        <w:tc>
-          <w:tcPr>
-            <w:tcW w:type="dxa" w:w="1973"/>
-            <w:tcW w:type="dxa" w:w="1587"/>
-          </w:tcPr>
-          <w:p>
-            <w:pPr>
-              <w:keepNext/>
-              <w:spacing w:before="40" w:after="40"/>
-              <w:jc w:val="right"/>
-            </w:pPr>
-            <w:r>
-              <w:rPr>
-                <w:rFonts w:ascii="Segoe UI" w:hAnsi="Segoe UI"/>
-                <w:b w:val="0"/>
-                <w:i w:val="0"/>
-                <w:color w:val="5A6A78"/>
-                <w:sz w:val="17"/>
-              </w:rPr>
-              <w:t>5–10</w:t>
-            </w:r>
-          </w:p>
-        </w:tc>
-        <w:tc>
-          <w:tcPr>
-            <w:tcW w:type="dxa" w:w="1973"/>
-            <w:tcW w:type="dxa" w:w="1474"/>
-          </w:tcPr>
-          <w:p>
-            <w:pPr>
-              <w:keepNext/>
-              <w:spacing w:before="40" w:after="40"/>
-              <w:jc w:val="right"/>
-            </w:pPr>
-            <w:r>
-              <w:rPr>
-                <w:rFonts w:ascii="Segoe UI" w:hAnsi="Segoe UI"/>
-                <w:b w:val="0"/>
-                <w:i w:val="0"/>
-                <w:color w:val="5A6A78"/>
-                <w:sz w:val="17"/>
-              </w:rPr>
-              <w:t>60</w:t>
-            </w:r>
-          </w:p>
-        </w:tc>
-        <w:tc>
-          <w:tcPr>
-            <w:tcW w:type="dxa" w:w="1973"/>
-            <w:tcW w:type="dxa" w:w="1474"/>
-          </w:tcPr>
-          <w:p>
-            <w:pPr>
-              <w:keepNext/>
-              <w:spacing w:before="40" w:after="40"/>
-              <w:jc w:val="right"/>
-            </w:pPr>
-            <w:r>
-              <w:rPr>
-                <w:rFonts w:ascii="Segoe UI" w:hAnsi="Segoe UI"/>
-                <w:b w:val="0"/>
-                <w:i w:val="0"/>
-                <w:color w:val="5A6A78"/>
-                <w:sz w:val="17"/>
-              </w:rPr>
-              <w:t>60</w:t>
-            </w:r>
-          </w:p>
-        </w:tc>
-      </w:tr>
-      <w:tr>
-        <w:trPr>
-          <w:cantSplit w:val="true"/>
-        </w:trPr>
-        <w:tc>
-          <w:tcPr>
-            <w:tcW w:type="dxa" w:w="1973"/>
-            <w:tcW w:type="dxa" w:w="3515"/>
+            <w:tcW w:type="dxa" w:w="3289"/>
+            <w:tcW w:type="dxa" w:w="5216"/>
           </w:tcPr>
           <w:p>
             <w:pPr>
@@ -2179,8 +1855,8 @@
         </w:tc>
         <w:tc>
           <w:tcPr>
-            <w:tcW w:type="dxa" w:w="1973"/>
-            <w:tcW w:type="dxa" w:w="1587"/>
+            <w:tcW w:type="dxa" w:w="3289"/>
+            <w:tcW w:type="dxa" w:w="2268"/>
           </w:tcPr>
           <w:p>
             <w:pPr>
@@ -2196,14 +1872,14 @@
                 <w:color w:val="5A6A78"/>
                 <w:sz w:val="17"/>
               </w:rPr>
-              <w:t>35–65</w:t>
+              <w:t>2</w:t>
             </w:r>
           </w:p>
         </w:tc>
         <w:tc>
           <w:tcPr>
-            <w:tcW w:type="dxa" w:w="1973"/>
-            <w:tcW w:type="dxa" w:w="1587"/>
+            <w:tcW w:type="dxa" w:w="3289"/>
+            <w:tcW w:type="dxa" w:w="2268"/>
           </w:tcPr>
           <w:p>
             <w:pPr>
@@ -2219,53 +1895,7 @@
                 <w:color w:val="5A6A78"/>
                 <w:sz w:val="17"/>
               </w:rPr>
-              <w:t>20–45</w:t>
-            </w:r>
-          </w:p>
-        </w:tc>
-        <w:tc>
-          <w:tcPr>
-            <w:tcW w:type="dxa" w:w="1973"/>
-            <w:tcW w:type="dxa" w:w="1474"/>
-          </w:tcPr>
-          <w:p>
-            <w:pPr>
-              <w:keepNext/>
-              <w:spacing w:before="40" w:after="40"/>
-              <w:jc w:val="right"/>
-            </w:pPr>
-            <w:r>
-              <w:rPr>
-                <w:rFonts w:ascii="Segoe UI" w:hAnsi="Segoe UI"/>
-                <w:b w:val="0"/>
-                <w:i w:val="0"/>
-                <w:color w:val="5A6A78"/>
-                <w:sz w:val="17"/>
-              </w:rPr>
-              <w:t>120</w:t>
-            </w:r>
-          </w:p>
-        </w:tc>
-        <w:tc>
-          <w:tcPr>
-            <w:tcW w:type="dxa" w:w="1973"/>
-            <w:tcW w:type="dxa" w:w="1474"/>
-          </w:tcPr>
-          <w:p>
-            <w:pPr>
-              <w:keepNext/>
-              <w:spacing w:before="40" w:after="40"/>
-              <w:jc w:val="right"/>
-            </w:pPr>
-            <w:r>
-              <w:rPr>
-                <w:rFonts w:ascii="Segoe UI" w:hAnsi="Segoe UI"/>
-                <w:b w:val="0"/>
-                <w:i w:val="0"/>
-                <w:color w:val="5A6A78"/>
-                <w:sz w:val="17"/>
-              </w:rPr>
-              <w:t>60</w:t>
+              <w:t>1</w:t>
             </w:r>
           </w:p>
         </w:tc>
@@ -2276,8 +1906,8 @@
         </w:trPr>
         <w:tc>
           <w:tcPr>
-            <w:tcW w:type="dxa" w:w="1973"/>
-            <w:tcW w:type="dxa" w:w="3515"/>
+            <w:tcW w:type="dxa" w:w="3289"/>
+            <w:tcW w:type="dxa" w:w="5216"/>
           </w:tcPr>
           <w:p>
             <w:pPr>
@@ -2298,8 +1928,8 @@
         </w:tc>
         <w:tc>
           <w:tcPr>
-            <w:tcW w:type="dxa" w:w="1973"/>
-            <w:tcW w:type="dxa" w:w="1587"/>
+            <w:tcW w:type="dxa" w:w="3289"/>
+            <w:tcW w:type="dxa" w:w="2268"/>
           </w:tcPr>
           <w:p>
             <w:pPr>
@@ -2315,14 +1945,14 @@
                 <w:color w:val="5A6A78"/>
                 <w:sz w:val="17"/>
               </w:rPr>
-              <w:t>60–135</w:t>
+              <w:t>2</w:t>
             </w:r>
           </w:p>
         </w:tc>
         <w:tc>
           <w:tcPr>
-            <w:tcW w:type="dxa" w:w="1973"/>
-            <w:tcW w:type="dxa" w:w="1587"/>
+            <w:tcW w:type="dxa" w:w="3289"/>
+            <w:tcW w:type="dxa" w:w="2268"/>
           </w:tcPr>
           <w:p>
             <w:pPr>
@@ -2338,53 +1968,7 @@
                 <w:color w:val="5A6A78"/>
                 <w:sz w:val="17"/>
               </w:rPr>
-              <w:t>40–75</w:t>
-            </w:r>
-          </w:p>
-        </w:tc>
-        <w:tc>
-          <w:tcPr>
-            <w:tcW w:type="dxa" w:w="1973"/>
-            <w:tcW w:type="dxa" w:w="1474"/>
-          </w:tcPr>
-          <w:p>
-            <w:pPr>
-              <w:keepNext/>
-              <w:spacing w:before="40" w:after="40"/>
-              <w:jc w:val="right"/>
-            </w:pPr>
-            <w:r>
-              <w:rPr>
-                <w:rFonts w:ascii="Segoe UI" w:hAnsi="Segoe UI"/>
-                <w:b w:val="0"/>
-                <w:i w:val="0"/>
-                <w:color w:val="5A6A78"/>
-                <w:sz w:val="17"/>
-              </w:rPr>
-              <w:t>120</w:t>
-            </w:r>
-          </w:p>
-        </w:tc>
-        <w:tc>
-          <w:tcPr>
-            <w:tcW w:type="dxa" w:w="1973"/>
-            <w:tcW w:type="dxa" w:w="1474"/>
-          </w:tcPr>
-          <w:p>
-            <w:pPr>
-              <w:keepNext/>
-              <w:spacing w:before="40" w:after="40"/>
-              <w:jc w:val="right"/>
-            </w:pPr>
-            <w:r>
-              <w:rPr>
-                <w:rFonts w:ascii="Segoe UI" w:hAnsi="Segoe UI"/>
-                <w:b w:val="0"/>
-                <w:i w:val="0"/>
-                <w:color w:val="5A6A78"/>
-                <w:sz w:val="17"/>
-              </w:rPr>
-              <w:t>60</w:t>
+              <w:t>1</w:t>
             </w:r>
           </w:p>
         </w:tc>
@@ -2395,8 +1979,8 @@
         </w:trPr>
         <w:tc>
           <w:tcPr>
-            <w:tcW w:type="dxa" w:w="1973"/>
-            <w:tcW w:type="dxa" w:w="3515"/>
+            <w:tcW w:type="dxa" w:w="3289"/>
+            <w:tcW w:type="dxa" w:w="5216"/>
           </w:tcPr>
           <w:p>
             <w:pPr>
@@ -2417,8 +2001,8 @@
         </w:tc>
         <w:tc>
           <w:tcPr>
-            <w:tcW w:type="dxa" w:w="1973"/>
-            <w:tcW w:type="dxa" w:w="1587"/>
+            <w:tcW w:type="dxa" w:w="3289"/>
+            <w:tcW w:type="dxa" w:w="2268"/>
           </w:tcPr>
           <w:p>
             <w:pPr>
@@ -2434,14 +2018,14 @@
                 <w:color w:val="5A6A78"/>
                 <w:sz w:val="17"/>
               </w:rPr>
-              <w:t>35–65</w:t>
+              <w:t>2</w:t>
             </w:r>
           </w:p>
         </w:tc>
         <w:tc>
           <w:tcPr>
-            <w:tcW w:type="dxa" w:w="1973"/>
-            <w:tcW w:type="dxa" w:w="1587"/>
+            <w:tcW w:type="dxa" w:w="3289"/>
+            <w:tcW w:type="dxa" w:w="2268"/>
           </w:tcPr>
           <w:p>
             <w:pPr>
@@ -2457,53 +2041,7 @@
                 <w:color w:val="5A6A78"/>
                 <w:sz w:val="17"/>
               </w:rPr>
-              <w:t>20–45</w:t>
-            </w:r>
-          </w:p>
-        </w:tc>
-        <w:tc>
-          <w:tcPr>
-            <w:tcW w:type="dxa" w:w="1973"/>
-            <w:tcW w:type="dxa" w:w="1474"/>
-          </w:tcPr>
-          <w:p>
-            <w:pPr>
-              <w:keepNext/>
-              <w:spacing w:before="40" w:after="40"/>
-              <w:jc w:val="right"/>
-            </w:pPr>
-            <w:r>
-              <w:rPr>
-                <w:rFonts w:ascii="Segoe UI" w:hAnsi="Segoe UI"/>
-                <w:b w:val="0"/>
-                <w:i w:val="0"/>
-                <w:color w:val="5A6A78"/>
-                <w:sz w:val="17"/>
-              </w:rPr>
-              <w:t>120</w:t>
-            </w:r>
-          </w:p>
-        </w:tc>
-        <w:tc>
-          <w:tcPr>
-            <w:tcW w:type="dxa" w:w="1973"/>
-            <w:tcW w:type="dxa" w:w="1474"/>
-          </w:tcPr>
-          <w:p>
-            <w:pPr>
-              <w:keepNext/>
-              <w:spacing w:before="40" w:after="40"/>
-              <w:jc w:val="right"/>
-            </w:pPr>
-            <w:r>
-              <w:rPr>
-                <w:rFonts w:ascii="Segoe UI" w:hAnsi="Segoe UI"/>
-                <w:b w:val="0"/>
-                <w:i w:val="0"/>
-                <w:color w:val="5A6A78"/>
-                <w:sz w:val="17"/>
-              </w:rPr>
-              <w:t>60</w:t>
+              <w:t>1</w:t>
             </w:r>
           </w:p>
         </w:tc>
@@ -2514,8 +2052,8 @@
         </w:trPr>
         <w:tc>
           <w:tcPr>
-            <w:tcW w:type="dxa" w:w="1973"/>
-            <w:tcW w:type="dxa" w:w="3515"/>
+            <w:tcW w:type="dxa" w:w="3289"/>
+            <w:tcW w:type="dxa" w:w="5216"/>
           </w:tcPr>
           <w:p>
             <w:pPr>
@@ -2536,8 +2074,8 @@
         </w:tc>
         <w:tc>
           <w:tcPr>
-            <w:tcW w:type="dxa" w:w="1973"/>
-            <w:tcW w:type="dxa" w:w="1587"/>
+            <w:tcW w:type="dxa" w:w="3289"/>
+            <w:tcW w:type="dxa" w:w="2268"/>
           </w:tcPr>
           <w:p>
             <w:pPr>
@@ -2553,14 +2091,14 @@
                 <w:color w:val="5A6A78"/>
                 <w:sz w:val="17"/>
               </w:rPr>
-              <w:t>50–120</w:t>
+              <w:t>2</w:t>
             </w:r>
           </w:p>
         </w:tc>
         <w:tc>
           <w:tcPr>
-            <w:tcW w:type="dxa" w:w="1973"/>
-            <w:tcW w:type="dxa" w:w="1587"/>
+            <w:tcW w:type="dxa" w:w="3289"/>
+            <w:tcW w:type="dxa" w:w="2268"/>
           </w:tcPr>
           <w:p>
             <w:pPr>
@@ -2576,53 +2114,7 @@
                 <w:color w:val="5A6A78"/>
                 <w:sz w:val="17"/>
               </w:rPr>
-              <w:t>40–75</w:t>
-            </w:r>
-          </w:p>
-        </w:tc>
-        <w:tc>
-          <w:tcPr>
-            <w:tcW w:type="dxa" w:w="1973"/>
-            <w:tcW w:type="dxa" w:w="1474"/>
-          </w:tcPr>
-          <w:p>
-            <w:pPr>
-              <w:keepNext/>
-              <w:spacing w:before="40" w:after="40"/>
-              <w:jc w:val="right"/>
-            </w:pPr>
-            <w:r>
-              <w:rPr>
-                <w:rFonts w:ascii="Segoe UI" w:hAnsi="Segoe UI"/>
-                <w:b w:val="0"/>
-                <w:i w:val="0"/>
-                <w:color w:val="5A6A78"/>
-                <w:sz w:val="17"/>
-              </w:rPr>
-              <w:t>120</w:t>
-            </w:r>
-          </w:p>
-        </w:tc>
-        <w:tc>
-          <w:tcPr>
-            <w:tcW w:type="dxa" w:w="1973"/>
-            <w:tcW w:type="dxa" w:w="1474"/>
-          </w:tcPr>
-          <w:p>
-            <w:pPr>
-              <w:keepNext/>
-              <w:spacing w:before="40" w:after="40"/>
-              <w:jc w:val="right"/>
-            </w:pPr>
-            <w:r>
-              <w:rPr>
-                <w:rFonts w:ascii="Segoe UI" w:hAnsi="Segoe UI"/>
-                <w:b w:val="0"/>
-                <w:i w:val="0"/>
-                <w:color w:val="5A6A78"/>
-                <w:sz w:val="17"/>
-              </w:rPr>
-              <w:t>60</w:t>
+              <w:t>1</w:t>
             </w:r>
           </w:p>
         </w:tc>
@@ -2633,8 +2125,8 @@
         </w:trPr>
         <w:tc>
           <w:tcPr>
-            <w:tcW w:type="dxa" w:w="1973"/>
-            <w:tcW w:type="dxa" w:w="3515"/>
+            <w:tcW w:type="dxa" w:w="3289"/>
+            <w:tcW w:type="dxa" w:w="5216"/>
           </w:tcPr>
           <w:p>
             <w:pPr>
@@ -2649,60 +2141,14 @@
                 <w:color w:val="1B2630"/>
                 <w:sz w:val="17"/>
               </w:rPr>
-              <w:t>Totaal per patiënt, uur</w:t>
+              <w:t>Totaal per patiënt</w:t>
             </w:r>
           </w:p>
         </w:tc>
         <w:tc>
           <w:tcPr>
-            <w:tcW w:type="dxa" w:w="1973"/>
-            <w:tcW w:type="dxa" w:w="1587"/>
-          </w:tcPr>
-          <w:p>
-            <w:pPr>
-              <w:keepNext/>
-              <w:spacing w:before="40" w:after="40"/>
-              <w:jc w:val="right"/>
-            </w:pPr>
-            <w:r>
-              <w:rPr>
-                <w:rFonts w:ascii="Segoe UI" w:hAnsi="Segoe UI"/>
-                <w:b w:val="0"/>
-                <w:i w:val="0"/>
-                <w:color w:val="5A6A78"/>
-                <w:sz w:val="17"/>
-              </w:rPr>
-              <w:t>7,5–14,6</w:t>
-            </w:r>
-          </w:p>
-        </w:tc>
-        <w:tc>
-          <w:tcPr>
-            <w:tcW w:type="dxa" w:w="1973"/>
-            <w:tcW w:type="dxa" w:w="1587"/>
-          </w:tcPr>
-          <w:p>
-            <w:pPr>
-              <w:keepNext/>
-              <w:spacing w:before="40" w:after="40"/>
-              <w:jc w:val="right"/>
-            </w:pPr>
-            <w:r>
-              <w:rPr>
-                <w:rFonts w:ascii="Segoe UI" w:hAnsi="Segoe UI"/>
-                <w:b w:val="0"/>
-                <w:i w:val="0"/>
-                <w:color w:val="5A6A78"/>
-                <w:sz w:val="17"/>
-              </w:rPr>
-              <w:t>5,3–9,6</w:t>
-            </w:r>
-          </w:p>
-        </w:tc>
-        <w:tc>
-          <w:tcPr>
-            <w:tcW w:type="dxa" w:w="1973"/>
-            <w:tcW w:type="dxa" w:w="1474"/>
+            <w:tcW w:type="dxa" w:w="3289"/>
+            <w:tcW w:type="dxa" w:w="2268"/>
           </w:tcPr>
           <w:p>
             <w:pPr>
@@ -2724,8 +2170,8 @@
         </w:tc>
         <w:tc>
           <w:tcPr>
-            <w:tcW w:type="dxa" w:w="1973"/>
-            <w:tcW w:type="dxa" w:w="1474"/>
+            <w:tcW w:type="dxa" w:w="3289"/>
+            <w:tcW w:type="dxa" w:w="2268"/>
           </w:tcPr>
           <w:p>
             <w:pPr>
@@ -2759,5671 +2205,7 @@
           <w:color w:val="5A6A78"/>
           <w:sz w:val="15"/>
         </w:rPr>
-        <w:t>Het toestemmingsformulier (eCRF 02) vraagt de patiënt om twee uur per visite te rekenen. De patiënt vult zelf in: op visite 1 ongeveer 10–20 minuten, op elke kwartaalvisite 32–40 minuten (iMCQ ongeveer 20 en iPCQ ongeveer 10 minuten volgens eCRF 34b en 35b).</w:t>
-      </w:r>
-    </w:p>
-    <w:p>
-      <w:pPr>
-        <w:spacing w:before="0" w:after="80"/>
-      </w:pPr>
-      <w:r>
-        <w:rPr>
-          <w:rFonts w:ascii="Segoe UI" w:hAnsi="Segoe UI"/>
-          <w:b/>
-          <w:i w:val="0"/>
-          <w:color w:val="1B2630"/>
-          <w:sz w:val="19"/>
-        </w:rPr>
-        <w:t>De opbouw per onderdeel.</w:t>
-      </w:r>
-      <w:r>
-        <w:rPr>
-          <w:rFonts w:ascii="Segoe UI" w:hAnsi="Segoe UI"/>
-          <w:b w:val="0"/>
-          <w:i w:val="0"/>
-          <w:color w:val="1B2630"/>
-          <w:sz w:val="19"/>
-        </w:rPr>
-        <w:t xml:space="preserve"> “Bron” betekent dat de tijd in dat document staat; “schatting” is een eigen inschatting die in de droogloop en de piloot afgeklokt moet worden. Het dagboek van de therapeut (eCRF 40) vraagt alleen een inschatting van de tijd per patiënt in Optimal Care; echte cijfers komen uit het afklokken.</w:t>
-      </w:r>
-    </w:p>
-    <w:tbl>
-      <w:tblPr>
-        <w:tblW w:type="auto" w:w="0"/>
-        <w:jc w:val="left"/>
-        <w:tblLook w:firstColumn="1" w:firstRow="1" w:lastColumn="0" w:lastRow="0" w:noHBand="0" w:noVBand="1" w:val="04A0"/>
-        <w:tblLayout w:type="fixed"/>
-        <w:tblBorders>
-          <w:top w:val="single" w:sz="4" w:color="D8E2EA"/>
-          <w:left w:val="single" w:sz="4" w:color="D8E2EA"/>
-          <w:bottom w:val="single" w:sz="4" w:color="D8E2EA"/>
-          <w:right w:val="single" w:sz="4" w:color="D8E2EA"/>
-          <w:insideH w:val="single" w:sz="4" w:color="D8E2EA"/>
-          <w:insideV w:val="single" w:sz="4" w:color="D8E2EA"/>
-        </w:tblBorders>
-      </w:tblPr>
-      <w:tblGrid>
-        <w:gridCol w:w="1973"/>
-        <w:gridCol w:w="1973"/>
-        <w:gridCol w:w="1973"/>
-        <w:gridCol w:w="1973"/>
-        <w:gridCol w:w="1973"/>
-      </w:tblGrid>
-      <w:tr>
-        <w:trPr>
-          <w:tblHeader w:val="true"/>
-          <w:cantSplit w:val="true"/>
-        </w:trPr>
-        <w:tc>
-          <w:tcPr>
-            <w:tcW w:type="dxa" w:w="1973"/>
-            <w:tcW w:type="dxa" w:w="1701"/>
-            <w:shd w:val="clear" w:color="auto" w:fill="1D8DB0"/>
-          </w:tcPr>
-          <w:p>
-            <w:pPr>
-              <w:keepNext/>
-              <w:spacing w:before="60" w:after="60"/>
-            </w:pPr>
-            <w:r>
-              <w:rPr>
-                <w:rFonts w:ascii="Segoe UI" w:hAnsi="Segoe UI"/>
-                <w:b/>
-                <w:i w:val="0"/>
-                <w:color w:val="FFFFFF"/>
-                <w:sz w:val="15"/>
-              </w:rPr>
-              <w:t>VISITE</w:t>
-            </w:r>
-          </w:p>
-        </w:tc>
-        <w:tc>
-          <w:tcPr>
-            <w:tcW w:type="dxa" w:w="1973"/>
-            <w:tcW w:type="dxa" w:w="4082"/>
-            <w:shd w:val="clear" w:color="auto" w:fill="1D8DB0"/>
-          </w:tcPr>
-          <w:p>
-            <w:pPr>
-              <w:keepNext/>
-              <w:spacing w:before="60" w:after="60"/>
-            </w:pPr>
-            <w:r>
-              <w:rPr>
-                <w:rFonts w:ascii="Segoe UI" w:hAnsi="Segoe UI"/>
-                <w:b/>
-                <w:i w:val="0"/>
-                <w:color w:val="FFFFFF"/>
-                <w:sz w:val="15"/>
-              </w:rPr>
-              <w:t>ONDERDEEL</w:t>
-            </w:r>
-          </w:p>
-        </w:tc>
-        <w:tc>
-          <w:tcPr>
-            <w:tcW w:type="dxa" w:w="1973"/>
-            <w:tcW w:type="dxa" w:w="737"/>
-            <w:shd w:val="clear" w:color="auto" w:fill="1D8DB0"/>
-          </w:tcPr>
-          <w:p>
-            <w:pPr>
-              <w:keepNext/>
-              <w:spacing w:before="60" w:after="60"/>
-            </w:pPr>
-            <w:r>
-              <w:rPr>
-                <w:rFonts w:ascii="Segoe UI" w:hAnsi="Segoe UI"/>
-                <w:b/>
-                <w:i w:val="0"/>
-                <w:color w:val="FFFFFF"/>
-                <w:sz w:val="15"/>
-              </w:rPr>
-              <w:t>ARM</w:t>
-            </w:r>
-          </w:p>
-        </w:tc>
-        <w:tc>
-          <w:tcPr>
-            <w:tcW w:type="dxa" w:w="1973"/>
-            <w:tcW w:type="dxa" w:w="793"/>
-            <w:shd w:val="clear" w:color="auto" w:fill="1D8DB0"/>
-          </w:tcPr>
-          <w:p>
-            <w:pPr>
-              <w:keepNext/>
-              <w:spacing w:before="60" w:after="60"/>
-            </w:pPr>
-            <w:r>
-              <w:rPr>
-                <w:rFonts w:ascii="Segoe UI" w:hAnsi="Segoe UI"/>
-                <w:b/>
-                <w:i w:val="0"/>
-                <w:color w:val="FFFFFF"/>
-                <w:sz w:val="15"/>
-              </w:rPr>
-              <w:t>MIN</w:t>
-            </w:r>
-          </w:p>
-        </w:tc>
-        <w:tc>
-          <w:tcPr>
-            <w:tcW w:type="dxa" w:w="1973"/>
-            <w:tcW w:type="dxa" w:w="2324"/>
-            <w:shd w:val="clear" w:color="auto" w:fill="1D8DB0"/>
-          </w:tcPr>
-          <w:p>
-            <w:pPr>
-              <w:keepNext/>
-              <w:spacing w:before="60" w:after="60"/>
-            </w:pPr>
-            <w:r>
-              <w:rPr>
-                <w:rFonts w:ascii="Segoe UI" w:hAnsi="Segoe UI"/>
-                <w:b/>
-                <w:i w:val="0"/>
-                <w:color w:val="FFFFFF"/>
-                <w:sz w:val="15"/>
-              </w:rPr>
-              <w:t>BASIS</w:t>
-            </w:r>
-          </w:p>
-        </w:tc>
-      </w:tr>
-      <w:tr>
-        <w:trPr>
-          <w:cantSplit w:val="true"/>
-        </w:trPr>
-        <w:tc>
-          <w:tcPr>
-            <w:tcW w:type="dxa" w:w="1973"/>
-            <w:tcW w:type="dxa" w:w="1701"/>
-          </w:tcPr>
-          <w:p>
-            <w:pPr>
-              <w:keepNext/>
-              <w:spacing w:before="40" w:after="40"/>
-            </w:pPr>
-            <w:r>
-              <w:rPr>
-                <w:rFonts w:ascii="Segoe UI" w:hAnsi="Segoe UI"/>
-                <w:b/>
-                <w:i w:val="0"/>
-                <w:color w:val="1B2630"/>
-                <w:sz w:val="17"/>
-              </w:rPr>
-              <w:t>Visite 1 · baseline</w:t>
-            </w:r>
-          </w:p>
-        </w:tc>
-        <w:tc>
-          <w:tcPr>
-            <w:tcW w:type="dxa" w:w="1973"/>
-            <w:tcW w:type="dxa" w:w="4082"/>
-          </w:tcPr>
-          <w:p>
-            <w:pPr>
-              <w:keepNext/>
-              <w:spacing w:before="40" w:after="40"/>
-            </w:pPr>
-            <w:r>
-              <w:rPr>
-                <w:rFonts w:ascii="Segoe UI" w:hAnsi="Segoe UI"/>
-                <w:b w:val="0"/>
-                <w:i w:val="0"/>
-                <w:color w:val="5A6A78"/>
-                <w:sz w:val="17"/>
-              </w:rPr>
-              <w:t>Demografie en voorgeschiedenis (eCRF 07)</w:t>
-            </w:r>
-          </w:p>
-        </w:tc>
-        <w:tc>
-          <w:tcPr>
-            <w:tcW w:type="dxa" w:w="1973"/>
-            <w:tcW w:type="dxa" w:w="737"/>
-          </w:tcPr>
-          <w:p>
-            <w:pPr>
-              <w:keepNext/>
-              <w:spacing w:before="40" w:after="40"/>
-            </w:pPr>
-            <w:r>
-              <w:rPr>
-                <w:rFonts w:ascii="Segoe UI" w:hAnsi="Segoe UI"/>
-                <w:b w:val="0"/>
-                <w:i w:val="0"/>
-                <w:color w:val="5A6A78"/>
-                <w:sz w:val="17"/>
-              </w:rPr>
-              <w:t>beide</w:t>
-            </w:r>
-          </w:p>
-        </w:tc>
-        <w:tc>
-          <w:tcPr>
-            <w:tcW w:type="dxa" w:w="1973"/>
-            <w:tcW w:type="dxa" w:w="793"/>
-          </w:tcPr>
-          <w:p>
-            <w:pPr>
-              <w:keepNext/>
-              <w:spacing w:before="40" w:after="40"/>
-            </w:pPr>
-            <w:r>
-              <w:rPr>
-                <w:rFonts w:ascii="Segoe UI" w:hAnsi="Segoe UI"/>
-                <w:b w:val="0"/>
-                <w:i w:val="0"/>
-                <w:color w:val="5A6A78"/>
-                <w:sz w:val="17"/>
-              </w:rPr>
-              <w:t>10–15</w:t>
-            </w:r>
-          </w:p>
-        </w:tc>
-        <w:tc>
-          <w:tcPr>
-            <w:tcW w:type="dxa" w:w="1973"/>
-            <w:tcW w:type="dxa" w:w="2324"/>
-          </w:tcPr>
-          <w:p>
-            <w:pPr>
-              <w:keepNext/>
-              <w:spacing w:before="40" w:after="40"/>
-            </w:pPr>
-            <w:r>
-              <w:rPr>
-                <w:rFonts w:ascii="Segoe UI" w:hAnsi="Segoe UI"/>
-                <w:b w:val="0"/>
-                <w:i w:val="0"/>
-                <w:color w:val="5A6A78"/>
-                <w:sz w:val="17"/>
-              </w:rPr>
-              <w:t>schatting</w:t>
-            </w:r>
-          </w:p>
-        </w:tc>
-      </w:tr>
-      <w:tr>
-        <w:trPr>
-          <w:cantSplit w:val="true"/>
-        </w:trPr>
-        <w:tc>
-          <w:tcPr>
-            <w:tcW w:type="dxa" w:w="1973"/>
-            <w:tcW w:type="dxa" w:w="1701"/>
-          </w:tcPr>
-          <w:p>
-            <w:pPr>
-              <w:keepNext/>
-              <w:spacing w:before="40" w:after="40"/>
-            </w:pPr>
-            <w:r>
-              <w:rPr>
-                <w:rFonts w:ascii="Segoe UI" w:hAnsi="Segoe UI"/>
-                <w:b/>
-                <w:i w:val="0"/>
-                <w:color w:val="1B2630"/>
-                <w:sz w:val="17"/>
-              </w:rPr>
-            </w:r>
-          </w:p>
-        </w:tc>
-        <w:tc>
-          <w:tcPr>
-            <w:tcW w:type="dxa" w:w="1973"/>
-            <w:tcW w:type="dxa" w:w="4082"/>
-          </w:tcPr>
-          <w:p>
-            <w:pPr>
-              <w:keepNext/>
-              <w:spacing w:before="40" w:after="40"/>
-            </w:pPr>
-            <w:r>
-              <w:rPr>
-                <w:rFonts w:ascii="Segoe UI" w:hAnsi="Segoe UI"/>
-                <w:b w:val="0"/>
-                <w:i w:val="0"/>
-                <w:color w:val="5A6A78"/>
-                <w:sz w:val="17"/>
-              </w:rPr>
-              <w:t>Voet- en schoeiselscreening (eCRF 08)</w:t>
-            </w:r>
-          </w:p>
-        </w:tc>
-        <w:tc>
-          <w:tcPr>
-            <w:tcW w:type="dxa" w:w="1973"/>
-            <w:tcW w:type="dxa" w:w="737"/>
-          </w:tcPr>
-          <w:p>
-            <w:pPr>
-              <w:keepNext/>
-              <w:spacing w:before="40" w:after="40"/>
-            </w:pPr>
-            <w:r>
-              <w:rPr>
-                <w:rFonts w:ascii="Segoe UI" w:hAnsi="Segoe UI"/>
-                <w:b w:val="0"/>
-                <w:i w:val="0"/>
-                <w:color w:val="5A6A78"/>
-                <w:sz w:val="17"/>
-              </w:rPr>
-              <w:t>beide</w:t>
-            </w:r>
-          </w:p>
-        </w:tc>
-        <w:tc>
-          <w:tcPr>
-            <w:tcW w:type="dxa" w:w="1973"/>
-            <w:tcW w:type="dxa" w:w="793"/>
-          </w:tcPr>
-          <w:p>
-            <w:pPr>
-              <w:keepNext/>
-              <w:spacing w:before="40" w:after="40"/>
-            </w:pPr>
-            <w:r>
-              <w:rPr>
-                <w:rFonts w:ascii="Segoe UI" w:hAnsi="Segoe UI"/>
-                <w:b w:val="0"/>
-                <w:i w:val="0"/>
-                <w:color w:val="5A6A78"/>
-                <w:sz w:val="17"/>
-              </w:rPr>
-              <w:t>10–15</w:t>
-            </w:r>
-          </w:p>
-        </w:tc>
-        <w:tc>
-          <w:tcPr>
-            <w:tcW w:type="dxa" w:w="1973"/>
-            <w:tcW w:type="dxa" w:w="2324"/>
-          </w:tcPr>
-          <w:p>
-            <w:pPr>
-              <w:keepNext/>
-              <w:spacing w:before="40" w:after="40"/>
-            </w:pPr>
-            <w:r>
-              <w:rPr>
-                <w:rFonts w:ascii="Segoe UI" w:hAnsi="Segoe UI"/>
-                <w:b w:val="0"/>
-                <w:i w:val="0"/>
-                <w:color w:val="5A6A78"/>
-                <w:sz w:val="17"/>
-              </w:rPr>
-              <w:t>schatting</w:t>
-            </w:r>
-          </w:p>
-        </w:tc>
-      </w:tr>
-      <w:tr>
-        <w:trPr>
-          <w:cantSplit w:val="true"/>
-        </w:trPr>
-        <w:tc>
-          <w:tcPr>
-            <w:tcW w:type="dxa" w:w="1973"/>
-            <w:tcW w:type="dxa" w:w="1701"/>
-          </w:tcPr>
-          <w:p>
-            <w:pPr>
-              <w:keepNext/>
-              <w:spacing w:before="40" w:after="40"/>
-            </w:pPr>
-            <w:r>
-              <w:rPr>
-                <w:rFonts w:ascii="Segoe UI" w:hAnsi="Segoe UI"/>
-                <w:b/>
-                <w:i w:val="0"/>
-                <w:color w:val="1B2630"/>
-                <w:sz w:val="17"/>
-              </w:rPr>
-            </w:r>
-          </w:p>
-        </w:tc>
-        <w:tc>
-          <w:tcPr>
-            <w:tcW w:type="dxa" w:w="1973"/>
-            <w:tcW w:type="dxa" w:w="4082"/>
-          </w:tcPr>
-          <w:p>
-            <w:pPr>
-              <w:keepNext/>
-              <w:spacing w:before="40" w:after="40"/>
-            </w:pPr>
-            <w:r>
-              <w:rPr>
-                <w:rFonts w:ascii="Segoe UI" w:hAnsi="Segoe UI"/>
-                <w:b w:val="0"/>
-                <w:i w:val="0"/>
-                <w:color w:val="5A6A78"/>
-                <w:sz w:val="17"/>
-              </w:rPr>
-              <w:t>Drukmeting in de schoen zonder CMFO, drie opnames (eCRF 09, SOP 09b)</w:t>
-            </w:r>
-          </w:p>
-        </w:tc>
-        <w:tc>
-          <w:tcPr>
-            <w:tcW w:type="dxa" w:w="1973"/>
-            <w:tcW w:type="dxa" w:w="737"/>
-          </w:tcPr>
-          <w:p>
-            <w:pPr>
-              <w:keepNext/>
-              <w:spacing w:before="40" w:after="40"/>
-            </w:pPr>
-            <w:r>
-              <w:rPr>
-                <w:rFonts w:ascii="Segoe UI" w:hAnsi="Segoe UI"/>
-                <w:b w:val="0"/>
-                <w:i w:val="0"/>
-                <w:color w:val="5A6A78"/>
-                <w:sz w:val="17"/>
-              </w:rPr>
-              <w:t>beide</w:t>
-            </w:r>
-          </w:p>
-        </w:tc>
-        <w:tc>
-          <w:tcPr>
-            <w:tcW w:type="dxa" w:w="1973"/>
-            <w:tcW w:type="dxa" w:w="793"/>
-          </w:tcPr>
-          <w:p>
-            <w:pPr>
-              <w:keepNext/>
-              <w:spacing w:before="40" w:after="40"/>
-            </w:pPr>
-            <w:r>
-              <w:rPr>
-                <w:rFonts w:ascii="Segoe UI" w:hAnsi="Segoe UI"/>
-                <w:b w:val="0"/>
-                <w:i w:val="0"/>
-                <w:color w:val="5A6A78"/>
-                <w:sz w:val="17"/>
-              </w:rPr>
-              <w:t>20–30</w:t>
-            </w:r>
-          </w:p>
-        </w:tc>
-        <w:tc>
-          <w:tcPr>
-            <w:tcW w:type="dxa" w:w="1973"/>
-            <w:tcW w:type="dxa" w:w="2324"/>
-          </w:tcPr>
-          <w:p>
-            <w:pPr>
-              <w:keepNext/>
-              <w:spacing w:before="40" w:after="40"/>
-            </w:pPr>
-            <w:r>
-              <w:rPr>
-                <w:rFonts w:ascii="Segoe UI" w:hAnsi="Segoe UI"/>
-                <w:b w:val="0"/>
-                <w:i w:val="0"/>
-                <w:color w:val="5A6A78"/>
-                <w:sz w:val="17"/>
-              </w:rPr>
-              <w:t>schatting</w:t>
-            </w:r>
-          </w:p>
-        </w:tc>
-      </w:tr>
-      <w:tr>
-        <w:trPr>
-          <w:cantSplit w:val="true"/>
-        </w:trPr>
-        <w:tc>
-          <w:tcPr>
-            <w:tcW w:type="dxa" w:w="1973"/>
-            <w:tcW w:type="dxa" w:w="1701"/>
-          </w:tcPr>
-          <w:p>
-            <w:pPr>
-              <w:keepNext/>
-              <w:spacing w:before="40" w:after="40"/>
-            </w:pPr>
-            <w:r>
-              <w:rPr>
-                <w:rFonts w:ascii="Segoe UI" w:hAnsi="Segoe UI"/>
-                <w:b/>
-                <w:i w:val="0"/>
-                <w:color w:val="1B2630"/>
-                <w:sz w:val="17"/>
-              </w:rPr>
-            </w:r>
-          </w:p>
-        </w:tc>
-        <w:tc>
-          <w:tcPr>
-            <w:tcW w:type="dxa" w:w="1973"/>
-            <w:tcW w:type="dxa" w:w="4082"/>
-          </w:tcPr>
-          <w:p>
-            <w:pPr>
-              <w:keepNext/>
-              <w:spacing w:before="40" w:after="40"/>
-            </w:pPr>
-            <w:r>
-              <w:rPr>
-                <w:rFonts w:ascii="Segoe UI" w:hAnsi="Segoe UI"/>
-                <w:b w:val="0"/>
-                <w:i w:val="0"/>
-                <w:color w:val="5A6A78"/>
-                <w:sz w:val="17"/>
-              </w:rPr>
-              <w:t>Voorschrift CMFO (eCRF 10)</w:t>
-            </w:r>
-          </w:p>
-        </w:tc>
-        <w:tc>
-          <w:tcPr>
-            <w:tcW w:type="dxa" w:w="1973"/>
-            <w:tcW w:type="dxa" w:w="737"/>
-          </w:tcPr>
-          <w:p>
-            <w:pPr>
-              <w:keepNext/>
-              <w:spacing w:before="40" w:after="40"/>
-            </w:pPr>
-            <w:r>
-              <w:rPr>
-                <w:rFonts w:ascii="Segoe UI" w:hAnsi="Segoe UI"/>
-                <w:b w:val="0"/>
-                <w:i w:val="0"/>
-                <w:color w:val="5A6A78"/>
-                <w:sz w:val="17"/>
-              </w:rPr>
-              <w:t>beide</w:t>
-            </w:r>
-          </w:p>
-        </w:tc>
-        <w:tc>
-          <w:tcPr>
-            <w:tcW w:type="dxa" w:w="1973"/>
-            <w:tcW w:type="dxa" w:w="793"/>
-          </w:tcPr>
-          <w:p>
-            <w:pPr>
-              <w:keepNext/>
-              <w:spacing w:before="40" w:after="40"/>
-            </w:pPr>
-            <w:r>
-              <w:rPr>
-                <w:rFonts w:ascii="Segoe UI" w:hAnsi="Segoe UI"/>
-                <w:b w:val="0"/>
-                <w:i w:val="0"/>
-                <w:color w:val="5A6A78"/>
-                <w:sz w:val="17"/>
-              </w:rPr>
-              <w:t>5–10</w:t>
-            </w:r>
-          </w:p>
-        </w:tc>
-        <w:tc>
-          <w:tcPr>
-            <w:tcW w:type="dxa" w:w="1973"/>
-            <w:tcW w:type="dxa" w:w="2324"/>
-          </w:tcPr>
-          <w:p>
-            <w:pPr>
-              <w:keepNext/>
-              <w:spacing w:before="40" w:after="40"/>
-            </w:pPr>
-            <w:r>
-              <w:rPr>
-                <w:rFonts w:ascii="Segoe UI" w:hAnsi="Segoe UI"/>
-                <w:b w:val="0"/>
-                <w:i w:val="0"/>
-                <w:color w:val="5A6A78"/>
-                <w:sz w:val="17"/>
-              </w:rPr>
-              <w:t>schatting</w:t>
-            </w:r>
-          </w:p>
-        </w:tc>
-      </w:tr>
-      <w:tr>
-        <w:trPr>
-          <w:cantSplit w:val="true"/>
-        </w:trPr>
-        <w:tc>
-          <w:tcPr>
-            <w:tcW w:type="dxa" w:w="1973"/>
-            <w:tcW w:type="dxa" w:w="1701"/>
-          </w:tcPr>
-          <w:p>
-            <w:pPr>
-              <w:keepNext/>
-              <w:spacing w:before="40" w:after="40"/>
-            </w:pPr>
-            <w:r>
-              <w:rPr>
-                <w:rFonts w:ascii="Segoe UI" w:hAnsi="Segoe UI"/>
-                <w:b/>
-                <w:i w:val="0"/>
-                <w:color w:val="1B2630"/>
-                <w:sz w:val="17"/>
-              </w:rPr>
-            </w:r>
-          </w:p>
-        </w:tc>
-        <w:tc>
-          <w:tcPr>
-            <w:tcW w:type="dxa" w:w="1973"/>
-            <w:tcW w:type="dxa" w:w="4082"/>
-          </w:tcPr>
-          <w:p>
-            <w:pPr>
-              <w:keepNext/>
-              <w:spacing w:before="40" w:after="40"/>
-            </w:pPr>
-            <w:r>
-              <w:rPr>
-                <w:rFonts w:ascii="Segoe UI" w:hAnsi="Segoe UI"/>
-                <w:b w:val="0"/>
-                <w:i w:val="0"/>
-                <w:color w:val="5A6A78"/>
-                <w:sz w:val="17"/>
-              </w:rPr>
-              <w:t>Vragenlijsten overlopen; ingevuld in de wachtruimte (12, 13, 14, 15, 21)</w:t>
-            </w:r>
-          </w:p>
-        </w:tc>
-        <w:tc>
-          <w:tcPr>
-            <w:tcW w:type="dxa" w:w="1973"/>
-            <w:tcW w:type="dxa" w:w="737"/>
-          </w:tcPr>
-          <w:p>
-            <w:pPr>
-              <w:keepNext/>
-              <w:spacing w:before="40" w:after="40"/>
-            </w:pPr>
-            <w:r>
-              <w:rPr>
-                <w:rFonts w:ascii="Segoe UI" w:hAnsi="Segoe UI"/>
-                <w:b w:val="0"/>
-                <w:i w:val="0"/>
-                <w:color w:val="5A6A78"/>
-                <w:sz w:val="17"/>
-              </w:rPr>
-              <w:t>beide</w:t>
-            </w:r>
-          </w:p>
-        </w:tc>
-        <w:tc>
-          <w:tcPr>
-            <w:tcW w:type="dxa" w:w="1973"/>
-            <w:tcW w:type="dxa" w:w="793"/>
-          </w:tcPr>
-          <w:p>
-            <w:pPr>
-              <w:keepNext/>
-              <w:spacing w:before="40" w:after="40"/>
-            </w:pPr>
-            <w:r>
-              <w:rPr>
-                <w:rFonts w:ascii="Segoe UI" w:hAnsi="Segoe UI"/>
-                <w:b w:val="0"/>
-                <w:i w:val="0"/>
-                <w:color w:val="5A6A78"/>
-                <w:sz w:val="17"/>
-              </w:rPr>
-              <w:t>2–5</w:t>
-            </w:r>
-          </w:p>
-        </w:tc>
-        <w:tc>
-          <w:tcPr>
-            <w:tcW w:type="dxa" w:w="1973"/>
-            <w:tcW w:type="dxa" w:w="2324"/>
-          </w:tcPr>
-          <w:p>
-            <w:pPr>
-              <w:keepNext/>
-              <w:spacing w:before="40" w:after="40"/>
-            </w:pPr>
-            <w:r>
-              <w:rPr>
-                <w:rFonts w:ascii="Segoe UI" w:hAnsi="Segoe UI"/>
-                <w:b w:val="0"/>
-                <w:i w:val="0"/>
-                <w:color w:val="5A6A78"/>
-                <w:sz w:val="17"/>
-              </w:rPr>
-              <w:t>schatting; invullen in de wachtruimte (Janou, 29/9; eCRF 17)</w:t>
-            </w:r>
-          </w:p>
-        </w:tc>
-      </w:tr>
-      <w:tr>
-        <w:trPr>
-          <w:cantSplit w:val="true"/>
-        </w:trPr>
-        <w:tc>
-          <w:tcPr>
-            <w:tcW w:type="dxa" w:w="1973"/>
-            <w:tcW w:type="dxa" w:w="1701"/>
-          </w:tcPr>
-          <w:p>
-            <w:pPr>
-              <w:keepNext/>
-              <w:spacing w:before="40" w:after="40"/>
-            </w:pPr>
-            <w:r>
-              <w:rPr>
-                <w:rFonts w:ascii="Segoe UI" w:hAnsi="Segoe UI"/>
-                <w:b/>
-                <w:i w:val="0"/>
-                <w:color w:val="1B2630"/>
-                <w:sz w:val="17"/>
-              </w:rPr>
-            </w:r>
-          </w:p>
-        </w:tc>
-        <w:tc>
-          <w:tcPr>
-            <w:tcW w:type="dxa" w:w="1973"/>
-            <w:tcW w:type="dxa" w:w="4082"/>
-          </w:tcPr>
-          <w:p>
-            <w:pPr>
-              <w:keepNext/>
-              <w:spacing w:before="40" w:after="40"/>
-            </w:pPr>
-            <w:r>
-              <w:rPr>
-                <w:rFonts w:ascii="Segoe UI" w:hAnsi="Segoe UI"/>
-                <w:b w:val="0"/>
-                <w:i w:val="0"/>
-                <w:color w:val="5A6A78"/>
-                <w:sz w:val="17"/>
-              </w:rPr>
-              <w:t>SEBIA: educatie en demonstratie voetzorg (eCRF 17, 18)</w:t>
-            </w:r>
-          </w:p>
-        </w:tc>
-        <w:tc>
-          <w:tcPr>
-            <w:tcW w:type="dxa" w:w="1973"/>
-            <w:tcW w:type="dxa" w:w="737"/>
-          </w:tcPr>
-          <w:p>
-            <w:pPr>
-              <w:keepNext/>
-              <w:spacing w:before="40" w:after="40"/>
-            </w:pPr>
-            <w:r>
-              <w:rPr>
-                <w:rFonts w:ascii="Segoe UI" w:hAnsi="Segoe UI"/>
-                <w:b w:val="0"/>
-                <w:i w:val="0"/>
-                <w:color w:val="5A6A78"/>
-                <w:sz w:val="17"/>
-              </w:rPr>
-              <w:t>OC</w:t>
-            </w:r>
-          </w:p>
-        </w:tc>
-        <w:tc>
-          <w:tcPr>
-            <w:tcW w:type="dxa" w:w="1973"/>
-            <w:tcW w:type="dxa" w:w="793"/>
-          </w:tcPr>
-          <w:p>
-            <w:pPr>
-              <w:keepNext/>
-              <w:spacing w:before="40" w:after="40"/>
-            </w:pPr>
-            <w:r>
-              <w:rPr>
-                <w:rFonts w:ascii="Segoe UI" w:hAnsi="Segoe UI"/>
-                <w:b w:val="0"/>
-                <w:i w:val="0"/>
-                <w:color w:val="5A6A78"/>
-                <w:sz w:val="17"/>
-              </w:rPr>
-              <w:t>20–30</w:t>
-            </w:r>
-          </w:p>
-        </w:tc>
-        <w:tc>
-          <w:tcPr>
-            <w:tcW w:type="dxa" w:w="1973"/>
-            <w:tcW w:type="dxa" w:w="2324"/>
-          </w:tcPr>
-          <w:p>
-            <w:pPr>
-              <w:keepNext/>
-              <w:spacing w:before="40" w:after="40"/>
-            </w:pPr>
-            <w:r>
-              <w:rPr>
-                <w:rFonts w:ascii="Segoe UI" w:hAnsi="Segoe UI"/>
-                <w:b w:val="0"/>
-                <w:i w:val="0"/>
-                <w:color w:val="5A6A78"/>
-                <w:sz w:val="17"/>
-              </w:rPr>
-              <w:t>bron: eCRF 17, "ongeveer 20 tot 30 minuten"</w:t>
-            </w:r>
-          </w:p>
-        </w:tc>
-      </w:tr>
-      <w:tr>
-        <w:trPr>
-          <w:cantSplit w:val="true"/>
-        </w:trPr>
-        <w:tc>
-          <w:tcPr>
-            <w:tcW w:type="dxa" w:w="1973"/>
-            <w:tcW w:type="dxa" w:w="1701"/>
-          </w:tcPr>
-          <w:p>
-            <w:pPr>
-              <w:keepNext/>
-              <w:spacing w:before="40" w:after="40"/>
-            </w:pPr>
-            <w:r>
-              <w:rPr>
-                <w:rFonts w:ascii="Segoe UI" w:hAnsi="Segoe UI"/>
-                <w:b/>
-                <w:i w:val="0"/>
-                <w:color w:val="1B2630"/>
-                <w:sz w:val="17"/>
-              </w:rPr>
-            </w:r>
-          </w:p>
-        </w:tc>
-        <w:tc>
-          <w:tcPr>
-            <w:tcW w:type="dxa" w:w="1973"/>
-            <w:tcW w:type="dxa" w:w="4082"/>
-          </w:tcPr>
-          <w:p>
-            <w:pPr>
-              <w:keepNext/>
-              <w:spacing w:before="40" w:after="40"/>
-            </w:pPr>
-            <w:r>
-              <w:rPr>
-                <w:rFonts w:ascii="Segoe UI" w:hAnsi="Segoe UI"/>
-                <w:b w:val="0"/>
-                <w:i w:val="0"/>
-                <w:color w:val="5A6A78"/>
-                <w:sz w:val="17"/>
-              </w:rPr>
-              <w:t>Educatie zoals gebruikelijk, met het boekje (eCRF 16)</w:t>
-            </w:r>
-          </w:p>
-        </w:tc>
-        <w:tc>
-          <w:tcPr>
-            <w:tcW w:type="dxa" w:w="1973"/>
-            <w:tcW w:type="dxa" w:w="737"/>
-          </w:tcPr>
-          <w:p>
-            <w:pPr>
-              <w:keepNext/>
-              <w:spacing w:before="40" w:after="40"/>
-            </w:pPr>
-            <w:r>
-              <w:rPr>
-                <w:rFonts w:ascii="Segoe UI" w:hAnsi="Segoe UI"/>
-                <w:b w:val="0"/>
-                <w:i w:val="0"/>
-                <w:color w:val="5A6A78"/>
-                <w:sz w:val="17"/>
-              </w:rPr>
-              <w:t>UC</w:t>
-            </w:r>
-          </w:p>
-        </w:tc>
-        <w:tc>
-          <w:tcPr>
-            <w:tcW w:type="dxa" w:w="1973"/>
-            <w:tcW w:type="dxa" w:w="793"/>
-          </w:tcPr>
-          <w:p>
-            <w:pPr>
-              <w:keepNext/>
-              <w:spacing w:before="40" w:after="40"/>
-            </w:pPr>
-            <w:r>
-              <w:rPr>
-                <w:rFonts w:ascii="Segoe UI" w:hAnsi="Segoe UI"/>
-                <w:b w:val="0"/>
-                <w:i w:val="0"/>
-                <w:color w:val="5A6A78"/>
-                <w:sz w:val="17"/>
-              </w:rPr>
-              <w:t>5–10</w:t>
-            </w:r>
-          </w:p>
-        </w:tc>
-        <w:tc>
-          <w:tcPr>
-            <w:tcW w:type="dxa" w:w="1973"/>
-            <w:tcW w:type="dxa" w:w="2324"/>
-          </w:tcPr>
-          <w:p>
-            <w:pPr>
-              <w:keepNext/>
-              <w:spacing w:before="40" w:after="40"/>
-            </w:pPr>
-            <w:r>
-              <w:rPr>
-                <w:rFonts w:ascii="Segoe UI" w:hAnsi="Segoe UI"/>
-                <w:b w:val="0"/>
-                <w:i w:val="0"/>
-                <w:color w:val="5A6A78"/>
-                <w:sz w:val="17"/>
-              </w:rPr>
-              <w:t>schatting</w:t>
-            </w:r>
-          </w:p>
-        </w:tc>
-      </w:tr>
-      <w:tr>
-        <w:trPr>
-          <w:cantSplit w:val="true"/>
-        </w:trPr>
-        <w:tc>
-          <w:tcPr>
-            <w:tcW w:type="dxa" w:w="1973"/>
-            <w:tcW w:type="dxa" w:w="1701"/>
-          </w:tcPr>
-          <w:p>
-            <w:pPr>
-              <w:keepNext/>
-              <w:spacing w:before="40" w:after="40"/>
-            </w:pPr>
-            <w:r>
-              <w:rPr>
-                <w:rFonts w:ascii="Segoe UI" w:hAnsi="Segoe UI"/>
-                <w:b/>
-                <w:i w:val="0"/>
-                <w:color w:val="1B2630"/>
-                <w:sz w:val="17"/>
-              </w:rPr>
-            </w:r>
-          </w:p>
-        </w:tc>
-        <w:tc>
-          <w:tcPr>
-            <w:tcW w:type="dxa" w:w="1973"/>
-            <w:tcW w:type="dxa" w:w="4082"/>
-          </w:tcPr>
-          <w:p>
-            <w:pPr>
-              <w:keepNext/>
-              <w:spacing w:before="40" w:after="40"/>
-            </w:pPr>
-            <w:r>
-              <w:rPr>
-                <w:rFonts w:ascii="Segoe UI" w:hAnsi="Segoe UI"/>
-                <w:b w:val="0"/>
-                <w:i w:val="0"/>
-                <w:color w:val="5A6A78"/>
-                <w:sz w:val="17"/>
-              </w:rPr>
-              <w:t>MoveMonitor klaarzetten, meegeven en uitleggen (eCRF 19, 19b, 20)</w:t>
-            </w:r>
-          </w:p>
-        </w:tc>
-        <w:tc>
-          <w:tcPr>
-            <w:tcW w:type="dxa" w:w="1973"/>
-            <w:tcW w:type="dxa" w:w="737"/>
-          </w:tcPr>
-          <w:p>
-            <w:pPr>
-              <w:keepNext/>
-              <w:spacing w:before="40" w:after="40"/>
-            </w:pPr>
-            <w:r>
-              <w:rPr>
-                <w:rFonts w:ascii="Segoe UI" w:hAnsi="Segoe UI"/>
-                <w:b w:val="0"/>
-                <w:i w:val="0"/>
-                <w:color w:val="5A6A78"/>
-                <w:sz w:val="17"/>
-              </w:rPr>
-              <w:t>beide</w:t>
-            </w:r>
-          </w:p>
-        </w:tc>
-        <w:tc>
-          <w:tcPr>
-            <w:tcW w:type="dxa" w:w="1973"/>
-            <w:tcW w:type="dxa" w:w="793"/>
-          </w:tcPr>
-          <w:p>
-            <w:pPr>
-              <w:keepNext/>
-              <w:spacing w:before="40" w:after="40"/>
-            </w:pPr>
-            <w:r>
-              <w:rPr>
-                <w:rFonts w:ascii="Segoe UI" w:hAnsi="Segoe UI"/>
-                <w:b w:val="0"/>
-                <w:i w:val="0"/>
-                <w:color w:val="5A6A78"/>
-                <w:sz w:val="17"/>
-              </w:rPr>
-              <w:t>10–15</w:t>
-            </w:r>
-          </w:p>
-        </w:tc>
-        <w:tc>
-          <w:tcPr>
-            <w:tcW w:type="dxa" w:w="1973"/>
-            <w:tcW w:type="dxa" w:w="2324"/>
-          </w:tcPr>
-          <w:p>
-            <w:pPr>
-              <w:keepNext/>
-              <w:spacing w:before="40" w:after="40"/>
-            </w:pPr>
-            <w:r>
-              <w:rPr>
-                <w:rFonts w:ascii="Segoe UI" w:hAnsi="Segoe UI"/>
-                <w:b w:val="0"/>
-                <w:i w:val="0"/>
-                <w:color w:val="5A6A78"/>
-                <w:sz w:val="17"/>
-              </w:rPr>
-              <w:t>schatting</w:t>
-            </w:r>
-          </w:p>
-        </w:tc>
-      </w:tr>
-      <w:tr>
-        <w:trPr>
-          <w:cantSplit w:val="true"/>
-        </w:trPr>
-        <w:tc>
-          <w:tcPr>
-            <w:tcW w:type="dxa" w:w="1973"/>
-            <w:tcW w:type="dxa" w:w="1701"/>
-          </w:tcPr>
-          <w:p>
-            <w:pPr>
-              <w:keepNext/>
-              <w:spacing w:before="40" w:after="40"/>
-            </w:pPr>
-            <w:r>
-              <w:rPr>
-                <w:rFonts w:ascii="Segoe UI" w:hAnsi="Segoe UI"/>
-                <w:b/>
-                <w:i w:val="0"/>
-                <w:color w:val="1B2630"/>
-                <w:sz w:val="17"/>
-              </w:rPr>
-              <w:t>Dag 7 · MoveMonitor terug</w:t>
-            </w:r>
-          </w:p>
-        </w:tc>
-        <w:tc>
-          <w:tcPr>
-            <w:tcW w:type="dxa" w:w="1973"/>
-            <w:tcW w:type="dxa" w:w="4082"/>
-          </w:tcPr>
-          <w:p>
-            <w:pPr>
-              <w:keepNext/>
-              <w:spacing w:before="40" w:after="40"/>
-            </w:pPr>
-            <w:r>
-              <w:rPr>
-                <w:rFonts w:ascii="Segoe UI" w:hAnsi="Segoe UI"/>
-                <w:b w:val="0"/>
-                <w:i w:val="0"/>
-                <w:color w:val="5A6A78"/>
-                <w:sz w:val="17"/>
-              </w:rPr>
-              <w:t>MoveMonitor aannemen, UDI (eCRF 27), uploaden en opladen</w:t>
-            </w:r>
-          </w:p>
-        </w:tc>
-        <w:tc>
-          <w:tcPr>
-            <w:tcW w:type="dxa" w:w="1973"/>
-            <w:tcW w:type="dxa" w:w="737"/>
-          </w:tcPr>
-          <w:p>
-            <w:pPr>
-              <w:keepNext/>
-              <w:spacing w:before="40" w:after="40"/>
-            </w:pPr>
-            <w:r>
-              <w:rPr>
-                <w:rFonts w:ascii="Segoe UI" w:hAnsi="Segoe UI"/>
-                <w:b w:val="0"/>
-                <w:i w:val="0"/>
-                <w:color w:val="5A6A78"/>
-                <w:sz w:val="17"/>
-              </w:rPr>
-              <w:t>beide</w:t>
-            </w:r>
-          </w:p>
-        </w:tc>
-        <w:tc>
-          <w:tcPr>
-            <w:tcW w:type="dxa" w:w="1973"/>
-            <w:tcW w:type="dxa" w:w="793"/>
-          </w:tcPr>
-          <w:p>
-            <w:pPr>
-              <w:keepNext/>
-              <w:spacing w:before="40" w:after="40"/>
-            </w:pPr>
-            <w:r>
-              <w:rPr>
-                <w:rFonts w:ascii="Segoe UI" w:hAnsi="Segoe UI"/>
-                <w:b w:val="0"/>
-                <w:i w:val="0"/>
-                <w:color w:val="5A6A78"/>
-                <w:sz w:val="17"/>
-              </w:rPr>
-              <w:t>5–10</w:t>
-            </w:r>
-          </w:p>
-        </w:tc>
-        <w:tc>
-          <w:tcPr>
-            <w:tcW w:type="dxa" w:w="1973"/>
-            <w:tcW w:type="dxa" w:w="2324"/>
-          </w:tcPr>
-          <w:p>
-            <w:pPr>
-              <w:keepNext/>
-              <w:spacing w:before="40" w:after="40"/>
-            </w:pPr>
-            <w:r>
-              <w:rPr>
-                <w:rFonts w:ascii="Segoe UI" w:hAnsi="Segoe UI"/>
-                <w:b w:val="0"/>
-                <w:i w:val="0"/>
-                <w:color w:val="5A6A78"/>
-                <w:sz w:val="17"/>
-              </w:rPr>
-              <w:t>schatting</w:t>
-            </w:r>
-          </w:p>
-        </w:tc>
-      </w:tr>
-      <w:tr>
-        <w:trPr>
-          <w:cantSplit w:val="true"/>
-        </w:trPr>
-        <w:tc>
-          <w:tcPr>
-            <w:tcW w:type="dxa" w:w="1973"/>
-            <w:tcW w:type="dxa" w:w="1701"/>
-          </w:tcPr>
-          <w:p>
-            <w:pPr>
-              <w:keepNext/>
-              <w:spacing w:before="40" w:after="40"/>
-            </w:pPr>
-            <w:r>
-              <w:rPr>
-                <w:rFonts w:ascii="Segoe UI" w:hAnsi="Segoe UI"/>
-                <w:b/>
-                <w:i w:val="0"/>
-                <w:color w:val="1B2630"/>
-                <w:sz w:val="17"/>
-              </w:rPr>
-              <w:t>Visite 2 · 14 dagen tot 1 maand</w:t>
-            </w:r>
-          </w:p>
-        </w:tc>
-        <w:tc>
-          <w:tcPr>
-            <w:tcW w:type="dxa" w:w="1973"/>
-            <w:tcW w:type="dxa" w:w="4082"/>
-          </w:tcPr>
-          <w:p>
-            <w:pPr>
-              <w:keepNext/>
-              <w:spacing w:before="40" w:after="40"/>
-            </w:pPr>
-            <w:r>
-              <w:rPr>
-                <w:rFonts w:ascii="Segoe UI" w:hAnsi="Segoe UI"/>
-                <w:b w:val="0"/>
-                <w:i w:val="0"/>
-                <w:color w:val="5A6A78"/>
-                <w:sz w:val="17"/>
-              </w:rPr>
-              <w:t>Aflevering CMFO, pasvorm binnen en buiten, foto's (eCRF 23)</w:t>
-            </w:r>
-          </w:p>
-        </w:tc>
-        <w:tc>
-          <w:tcPr>
-            <w:tcW w:type="dxa" w:w="1973"/>
-            <w:tcW w:type="dxa" w:w="737"/>
-          </w:tcPr>
-          <w:p>
-            <w:pPr>
-              <w:keepNext/>
-              <w:spacing w:before="40" w:after="40"/>
-            </w:pPr>
-            <w:r>
-              <w:rPr>
-                <w:rFonts w:ascii="Segoe UI" w:hAnsi="Segoe UI"/>
-                <w:b w:val="0"/>
-                <w:i w:val="0"/>
-                <w:color w:val="5A6A78"/>
-                <w:sz w:val="17"/>
-              </w:rPr>
-              <w:t>beide</w:t>
-            </w:r>
-          </w:p>
-        </w:tc>
-        <w:tc>
-          <w:tcPr>
-            <w:tcW w:type="dxa" w:w="1973"/>
-            <w:tcW w:type="dxa" w:w="793"/>
-          </w:tcPr>
-          <w:p>
-            <w:pPr>
-              <w:keepNext/>
-              <w:spacing w:before="40" w:after="40"/>
-            </w:pPr>
-            <w:r>
-              <w:rPr>
-                <w:rFonts w:ascii="Segoe UI" w:hAnsi="Segoe UI"/>
-                <w:b w:val="0"/>
-                <w:i w:val="0"/>
-                <w:color w:val="5A6A78"/>
-                <w:sz w:val="17"/>
-              </w:rPr>
-              <w:t>15–20</w:t>
-            </w:r>
-          </w:p>
-        </w:tc>
-        <w:tc>
-          <w:tcPr>
-            <w:tcW w:type="dxa" w:w="1973"/>
-            <w:tcW w:type="dxa" w:w="2324"/>
-          </w:tcPr>
-          <w:p>
-            <w:pPr>
-              <w:keepNext/>
-              <w:spacing w:before="40" w:after="40"/>
-            </w:pPr>
-            <w:r>
-              <w:rPr>
-                <w:rFonts w:ascii="Segoe UI" w:hAnsi="Segoe UI"/>
-                <w:b w:val="0"/>
-                <w:i w:val="0"/>
-                <w:color w:val="5A6A78"/>
-                <w:sz w:val="17"/>
-              </w:rPr>
-              <w:t>schatting</w:t>
-            </w:r>
-          </w:p>
-        </w:tc>
-      </w:tr>
-      <w:tr>
-        <w:trPr>
-          <w:cantSplit w:val="true"/>
-        </w:trPr>
-        <w:tc>
-          <w:tcPr>
-            <w:tcW w:type="dxa" w:w="1973"/>
-            <w:tcW w:type="dxa" w:w="1701"/>
-          </w:tcPr>
-          <w:p>
-            <w:pPr>
-              <w:keepNext/>
-              <w:spacing w:before="40" w:after="40"/>
-            </w:pPr>
-            <w:r>
-              <w:rPr>
-                <w:rFonts w:ascii="Segoe UI" w:hAnsi="Segoe UI"/>
-                <w:b/>
-                <w:i w:val="0"/>
-                <w:color w:val="1B2630"/>
-                <w:sz w:val="17"/>
-              </w:rPr>
-            </w:r>
-          </w:p>
-        </w:tc>
-        <w:tc>
-          <w:tcPr>
-            <w:tcW w:type="dxa" w:w="1973"/>
-            <w:tcW w:type="dxa" w:w="4082"/>
-          </w:tcPr>
-          <w:p>
-            <w:pPr>
-              <w:keepNext/>
-              <w:spacing w:before="40" w:after="40"/>
-            </w:pPr>
-            <w:r>
-              <w:rPr>
-                <w:rFonts w:ascii="Segoe UI" w:hAnsi="Segoe UI"/>
-                <w:b w:val="0"/>
-                <w:i w:val="0"/>
-                <w:color w:val="5A6A78"/>
-                <w:sz w:val="17"/>
-              </w:rPr>
-              <w:t>Drukmeting zonder en met CMFO, aanpassen tot de norm, hoogstens drie rondes (eCRF 24)</w:t>
-            </w:r>
-          </w:p>
-        </w:tc>
-        <w:tc>
-          <w:tcPr>
-            <w:tcW w:type="dxa" w:w="1973"/>
-            <w:tcW w:type="dxa" w:w="737"/>
-          </w:tcPr>
-          <w:p>
-            <w:pPr>
-              <w:keepNext/>
-              <w:spacing w:before="40" w:after="40"/>
-            </w:pPr>
-            <w:r>
-              <w:rPr>
-                <w:rFonts w:ascii="Segoe UI" w:hAnsi="Segoe UI"/>
-                <w:b w:val="0"/>
-                <w:i w:val="0"/>
-                <w:color w:val="5A6A78"/>
-                <w:sz w:val="17"/>
-              </w:rPr>
-              <w:t>OC</w:t>
-            </w:r>
-          </w:p>
-        </w:tc>
-        <w:tc>
-          <w:tcPr>
-            <w:tcW w:type="dxa" w:w="1973"/>
-            <w:tcW w:type="dxa" w:w="793"/>
-          </w:tcPr>
-          <w:p>
-            <w:pPr>
-              <w:keepNext/>
-              <w:spacing w:before="40" w:after="40"/>
-            </w:pPr>
-            <w:r>
-              <w:rPr>
-                <w:rFonts w:ascii="Segoe UI" w:hAnsi="Segoe UI"/>
-                <w:b w:val="0"/>
-                <w:i w:val="0"/>
-                <w:color w:val="5A6A78"/>
-                <w:sz w:val="17"/>
-              </w:rPr>
-              <w:t>30–60</w:t>
-            </w:r>
-          </w:p>
-        </w:tc>
-        <w:tc>
-          <w:tcPr>
-            <w:tcW w:type="dxa" w:w="1973"/>
-            <w:tcW w:type="dxa" w:w="2324"/>
-          </w:tcPr>
-          <w:p>
-            <w:pPr>
-              <w:keepNext/>
-              <w:spacing w:before="40" w:after="40"/>
-            </w:pPr>
-            <w:r>
-              <w:rPr>
-                <w:rFonts w:ascii="Segoe UI" w:hAnsi="Segoe UI"/>
-                <w:b w:val="0"/>
-                <w:i w:val="0"/>
-                <w:color w:val="5A6A78"/>
-                <w:sz w:val="17"/>
-              </w:rPr>
-              <w:t>schatting; drie rondes zoals in DIAFOS (consortium 1/4, dia 21)</w:t>
-            </w:r>
-          </w:p>
-        </w:tc>
-      </w:tr>
-      <w:tr>
-        <w:trPr>
-          <w:cantSplit w:val="true"/>
-        </w:trPr>
-        <w:tc>
-          <w:tcPr>
-            <w:tcW w:type="dxa" w:w="1973"/>
-            <w:tcW w:type="dxa" w:w="1701"/>
-          </w:tcPr>
-          <w:p>
-            <w:pPr>
-              <w:keepNext/>
-              <w:spacing w:before="40" w:after="40"/>
-            </w:pPr>
-            <w:r>
-              <w:rPr>
-                <w:rFonts w:ascii="Segoe UI" w:hAnsi="Segoe UI"/>
-                <w:b/>
-                <w:i w:val="0"/>
-                <w:color w:val="1B2630"/>
-                <w:sz w:val="17"/>
-              </w:rPr>
-            </w:r>
-          </w:p>
-        </w:tc>
-        <w:tc>
-          <w:tcPr>
-            <w:tcW w:type="dxa" w:w="1973"/>
-            <w:tcW w:type="dxa" w:w="4082"/>
-          </w:tcPr>
-          <w:p>
-            <w:pPr>
-              <w:keepNext/>
-              <w:spacing w:before="40" w:after="40"/>
-            </w:pPr>
-            <w:r>
-              <w:rPr>
-                <w:rFonts w:ascii="Segoe UI" w:hAnsi="Segoe UI"/>
-                <w:b w:val="0"/>
-                <w:i w:val="0"/>
-                <w:color w:val="5A6A78"/>
-                <w:sz w:val="17"/>
-              </w:rPr>
-              <w:t>Drukmeting zonder en met CMFO, geblindeerd, geen aanpassing op de druk (eCRF 24)</w:t>
-            </w:r>
-          </w:p>
-        </w:tc>
-        <w:tc>
-          <w:tcPr>
-            <w:tcW w:type="dxa" w:w="1973"/>
-            <w:tcW w:type="dxa" w:w="737"/>
-          </w:tcPr>
-          <w:p>
-            <w:pPr>
-              <w:keepNext/>
-              <w:spacing w:before="40" w:after="40"/>
-            </w:pPr>
-            <w:r>
-              <w:rPr>
-                <w:rFonts w:ascii="Segoe UI" w:hAnsi="Segoe UI"/>
-                <w:b w:val="0"/>
-                <w:i w:val="0"/>
-                <w:color w:val="5A6A78"/>
-                <w:sz w:val="17"/>
-              </w:rPr>
-              <w:t>UC</w:t>
-            </w:r>
-          </w:p>
-        </w:tc>
-        <w:tc>
-          <w:tcPr>
-            <w:tcW w:type="dxa" w:w="1973"/>
-            <w:tcW w:type="dxa" w:w="793"/>
-          </w:tcPr>
-          <w:p>
-            <w:pPr>
-              <w:keepNext/>
-              <w:spacing w:before="40" w:after="40"/>
-            </w:pPr>
-            <w:r>
-              <w:rPr>
-                <w:rFonts w:ascii="Segoe UI" w:hAnsi="Segoe UI"/>
-                <w:b w:val="0"/>
-                <w:i w:val="0"/>
-                <w:color w:val="5A6A78"/>
-                <w:sz w:val="17"/>
-              </w:rPr>
-              <w:t>20–30</w:t>
-            </w:r>
-          </w:p>
-        </w:tc>
-        <w:tc>
-          <w:tcPr>
-            <w:tcW w:type="dxa" w:w="1973"/>
-            <w:tcW w:type="dxa" w:w="2324"/>
-          </w:tcPr>
-          <w:p>
-            <w:pPr>
-              <w:keepNext/>
-              <w:spacing w:before="40" w:after="40"/>
-            </w:pPr>
-            <w:r>
-              <w:rPr>
-                <w:rFonts w:ascii="Segoe UI" w:hAnsi="Segoe UI"/>
-                <w:b w:val="0"/>
-                <w:i w:val="0"/>
-                <w:color w:val="5A6A78"/>
-                <w:sz w:val="17"/>
-              </w:rPr>
-              <w:t>schatting</w:t>
-            </w:r>
-          </w:p>
-        </w:tc>
-      </w:tr>
-      <w:tr>
-        <w:trPr>
-          <w:cantSplit w:val="true"/>
-        </w:trPr>
-        <w:tc>
-          <w:tcPr>
-            <w:tcW w:type="dxa" w:w="1973"/>
-            <w:tcW w:type="dxa" w:w="1701"/>
-          </w:tcPr>
-          <w:p>
-            <w:pPr>
-              <w:keepNext/>
-              <w:spacing w:before="40" w:after="40"/>
-            </w:pPr>
-            <w:r>
-              <w:rPr>
-                <w:rFonts w:ascii="Segoe UI" w:hAnsi="Segoe UI"/>
-                <w:b/>
-                <w:i w:val="0"/>
-                <w:color w:val="1B2630"/>
-                <w:sz w:val="17"/>
-              </w:rPr>
-            </w:r>
-          </w:p>
-        </w:tc>
-        <w:tc>
-          <w:tcPr>
-            <w:tcW w:type="dxa" w:w="1973"/>
-            <w:tcW w:type="dxa" w:w="4082"/>
-          </w:tcPr>
-          <w:p>
-            <w:pPr>
-              <w:keepNext/>
-              <w:spacing w:before="40" w:after="40"/>
-            </w:pPr>
-            <w:r>
-              <w:rPr>
-                <w:rFonts w:ascii="Segoe UI" w:hAnsi="Segoe UI"/>
-                <w:b w:val="0"/>
-                <w:i w:val="0"/>
-                <w:color w:val="5A6A78"/>
-                <w:sz w:val="17"/>
-              </w:rPr>
-              <w:t>Draagtijdnorm uit het MoveMonitor-rapport (draagtijdtool), Orthotimer instellen en in de zool (eCRF 25, 25b)</w:t>
-            </w:r>
-          </w:p>
-        </w:tc>
-        <w:tc>
-          <w:tcPr>
-            <w:tcW w:type="dxa" w:w="1973"/>
-            <w:tcW w:type="dxa" w:w="737"/>
-          </w:tcPr>
-          <w:p>
-            <w:pPr>
-              <w:keepNext/>
-              <w:spacing w:before="40" w:after="40"/>
-            </w:pPr>
-            <w:r>
-              <w:rPr>
-                <w:rFonts w:ascii="Segoe UI" w:hAnsi="Segoe UI"/>
-                <w:b w:val="0"/>
-                <w:i w:val="0"/>
-                <w:color w:val="5A6A78"/>
-                <w:sz w:val="17"/>
-              </w:rPr>
-              <w:t>beide</w:t>
-            </w:r>
-          </w:p>
-        </w:tc>
-        <w:tc>
-          <w:tcPr>
-            <w:tcW w:type="dxa" w:w="1973"/>
-            <w:tcW w:type="dxa" w:w="793"/>
-          </w:tcPr>
-          <w:p>
-            <w:pPr>
-              <w:keepNext/>
-              <w:spacing w:before="40" w:after="40"/>
-            </w:pPr>
-            <w:r>
-              <w:rPr>
-                <w:rFonts w:ascii="Segoe UI" w:hAnsi="Segoe UI"/>
-                <w:b w:val="0"/>
-                <w:i w:val="0"/>
-                <w:color w:val="5A6A78"/>
-                <w:sz w:val="17"/>
-              </w:rPr>
-              <w:t>15–25</w:t>
-            </w:r>
-          </w:p>
-        </w:tc>
-        <w:tc>
-          <w:tcPr>
-            <w:tcW w:type="dxa" w:w="1973"/>
-            <w:tcW w:type="dxa" w:w="2324"/>
-          </w:tcPr>
-          <w:p>
-            <w:pPr>
-              <w:keepNext/>
-              <w:spacing w:before="40" w:after="40"/>
-            </w:pPr>
-            <w:r>
-              <w:rPr>
-                <w:rFonts w:ascii="Segoe UI" w:hAnsi="Segoe UI"/>
-                <w:b w:val="0"/>
-                <w:i w:val="0"/>
-                <w:color w:val="5A6A78"/>
-                <w:sz w:val="17"/>
-              </w:rPr>
-              <w:t>schatting</w:t>
-            </w:r>
-          </w:p>
-        </w:tc>
-      </w:tr>
-      <w:tr>
-        <w:trPr>
-          <w:cantSplit w:val="true"/>
-        </w:trPr>
-        <w:tc>
-          <w:tcPr>
-            <w:tcW w:type="dxa" w:w="1973"/>
-            <w:tcW w:type="dxa" w:w="1701"/>
-          </w:tcPr>
-          <w:p>
-            <w:pPr>
-              <w:keepNext/>
-              <w:spacing w:before="40" w:after="40"/>
-            </w:pPr>
-            <w:r>
-              <w:rPr>
-                <w:rFonts w:ascii="Segoe UI" w:hAnsi="Segoe UI"/>
-                <w:b/>
-                <w:i w:val="0"/>
-                <w:color w:val="1B2630"/>
-                <w:sz w:val="17"/>
-              </w:rPr>
-            </w:r>
-          </w:p>
-        </w:tc>
-        <w:tc>
-          <w:tcPr>
-            <w:tcW w:type="dxa" w:w="1973"/>
-            <w:tcW w:type="dxa" w:w="4082"/>
-          </w:tcPr>
-          <w:p>
-            <w:pPr>
-              <w:keepNext/>
-              <w:spacing w:before="40" w:after="40"/>
-            </w:pPr>
-            <w:r>
-              <w:rPr>
-                <w:rFonts w:ascii="Segoe UI" w:hAnsi="Segoe UI"/>
-                <w:b w:val="0"/>
-                <w:i w:val="0"/>
-                <w:color w:val="5A6A78"/>
-                <w:sz w:val="17"/>
-              </w:rPr>
-              <w:t>SEBIA stap 2: activiteitenprofiel bespreken, kennis evalueren, belang schoeisel, sensor uitleggen, teach-back (eCRF 17, 28, 29, 30)</w:t>
-            </w:r>
-          </w:p>
-        </w:tc>
-        <w:tc>
-          <w:tcPr>
-            <w:tcW w:type="dxa" w:w="1973"/>
-            <w:tcW w:type="dxa" w:w="737"/>
-          </w:tcPr>
-          <w:p>
-            <w:pPr>
-              <w:keepNext/>
-              <w:spacing w:before="40" w:after="40"/>
-            </w:pPr>
-            <w:r>
-              <w:rPr>
-                <w:rFonts w:ascii="Segoe UI" w:hAnsi="Segoe UI"/>
-                <w:b w:val="0"/>
-                <w:i w:val="0"/>
-                <w:color w:val="5A6A78"/>
-                <w:sz w:val="17"/>
-              </w:rPr>
-              <w:t>OC</w:t>
-            </w:r>
-          </w:p>
-        </w:tc>
-        <w:tc>
-          <w:tcPr>
-            <w:tcW w:type="dxa" w:w="1973"/>
-            <w:tcW w:type="dxa" w:w="793"/>
-          </w:tcPr>
-          <w:p>
-            <w:pPr>
-              <w:keepNext/>
-              <w:spacing w:before="40" w:after="40"/>
-            </w:pPr>
-            <w:r>
-              <w:rPr>
-                <w:rFonts w:ascii="Segoe UI" w:hAnsi="Segoe UI"/>
-                <w:b w:val="0"/>
-                <w:i w:val="0"/>
-                <w:color w:val="5A6A78"/>
-                <w:sz w:val="17"/>
-              </w:rPr>
-              <w:t>15–25</w:t>
-            </w:r>
-          </w:p>
-        </w:tc>
-        <w:tc>
-          <w:tcPr>
-            <w:tcW w:type="dxa" w:w="1973"/>
-            <w:tcW w:type="dxa" w:w="2324"/>
-          </w:tcPr>
-          <w:p>
-            <w:pPr>
-              <w:keepNext/>
-              <w:spacing w:before="40" w:after="40"/>
-            </w:pPr>
-            <w:r>
-              <w:rPr>
-                <w:rFonts w:ascii="Segoe UI" w:hAnsi="Segoe UI"/>
-                <w:b w:val="0"/>
-                <w:i w:val="0"/>
-                <w:color w:val="5A6A78"/>
-                <w:sz w:val="17"/>
-              </w:rPr>
-              <w:t>schatting</w:t>
-            </w:r>
-          </w:p>
-        </w:tc>
-      </w:tr>
-      <w:tr>
-        <w:trPr>
-          <w:cantSplit w:val="true"/>
-        </w:trPr>
-        <w:tc>
-          <w:tcPr>
-            <w:tcW w:type="dxa" w:w="1973"/>
-            <w:tcW w:type="dxa" w:w="1701"/>
-          </w:tcPr>
-          <w:p>
-            <w:pPr>
-              <w:keepNext/>
-              <w:spacing w:before="40" w:after="40"/>
-            </w:pPr>
-            <w:r>
-              <w:rPr>
-                <w:rFonts w:ascii="Segoe UI" w:hAnsi="Segoe UI"/>
-                <w:b/>
-                <w:i w:val="0"/>
-                <w:color w:val="1B2630"/>
-                <w:sz w:val="17"/>
-              </w:rPr>
-            </w:r>
-          </w:p>
-        </w:tc>
-        <w:tc>
-          <w:tcPr>
-            <w:tcW w:type="dxa" w:w="1973"/>
-            <w:tcW w:type="dxa" w:w="4082"/>
-          </w:tcPr>
-          <w:p>
-            <w:pPr>
-              <w:keepNext/>
-              <w:spacing w:before="40" w:after="40"/>
-            </w:pPr>
-            <w:r>
-              <w:rPr>
-                <w:rFonts w:ascii="Segoe UI" w:hAnsi="Segoe UI"/>
-                <w:b w:val="0"/>
-                <w:i w:val="0"/>
-                <w:color w:val="5A6A78"/>
-                <w:sz w:val="17"/>
-              </w:rPr>
-              <w:t>Uitleg over de sensor (eCRF 30)</w:t>
-            </w:r>
-          </w:p>
-        </w:tc>
-        <w:tc>
-          <w:tcPr>
-            <w:tcW w:type="dxa" w:w="1973"/>
-            <w:tcW w:type="dxa" w:w="737"/>
-          </w:tcPr>
-          <w:p>
-            <w:pPr>
-              <w:keepNext/>
-              <w:spacing w:before="40" w:after="40"/>
-            </w:pPr>
-            <w:r>
-              <w:rPr>
-                <w:rFonts w:ascii="Segoe UI" w:hAnsi="Segoe UI"/>
-                <w:b w:val="0"/>
-                <w:i w:val="0"/>
-                <w:color w:val="5A6A78"/>
-                <w:sz w:val="17"/>
-              </w:rPr>
-              <w:t>UC</w:t>
-            </w:r>
-          </w:p>
-        </w:tc>
-        <w:tc>
-          <w:tcPr>
-            <w:tcW w:type="dxa" w:w="1973"/>
-            <w:tcW w:type="dxa" w:w="793"/>
-          </w:tcPr>
-          <w:p>
-            <w:pPr>
-              <w:keepNext/>
-              <w:spacing w:before="40" w:after="40"/>
-            </w:pPr>
-            <w:r>
-              <w:rPr>
-                <w:rFonts w:ascii="Segoe UI" w:hAnsi="Segoe UI"/>
-                <w:b w:val="0"/>
-                <w:i w:val="0"/>
-                <w:color w:val="5A6A78"/>
-                <w:sz w:val="17"/>
-              </w:rPr>
-              <w:t>5</w:t>
-            </w:r>
-          </w:p>
-        </w:tc>
-        <w:tc>
-          <w:tcPr>
-            <w:tcW w:type="dxa" w:w="1973"/>
-            <w:tcW w:type="dxa" w:w="2324"/>
-          </w:tcPr>
-          <w:p>
-            <w:pPr>
-              <w:keepNext/>
-              <w:spacing w:before="40" w:after="40"/>
-            </w:pPr>
-            <w:r>
-              <w:rPr>
-                <w:rFonts w:ascii="Segoe UI" w:hAnsi="Segoe UI"/>
-                <w:b w:val="0"/>
-                <w:i w:val="0"/>
-                <w:color w:val="5A6A78"/>
-                <w:sz w:val="17"/>
-              </w:rPr>
-              <w:t>schatting</w:t>
-            </w:r>
-          </w:p>
-        </w:tc>
-      </w:tr>
-      <w:tr>
-        <w:trPr>
-          <w:cantSplit w:val="true"/>
-        </w:trPr>
-        <w:tc>
-          <w:tcPr>
-            <w:tcW w:type="dxa" w:w="1973"/>
-            <w:tcW w:type="dxa" w:w="1701"/>
-          </w:tcPr>
-          <w:p>
-            <w:pPr>
-              <w:keepNext/>
-              <w:spacing w:before="40" w:after="40"/>
-            </w:pPr>
-            <w:r>
-              <w:rPr>
-                <w:rFonts w:ascii="Segoe UI" w:hAnsi="Segoe UI"/>
-                <w:b/>
-                <w:i w:val="0"/>
-                <w:color w:val="1B2630"/>
-                <w:sz w:val="17"/>
-              </w:rPr>
-            </w:r>
-          </w:p>
-        </w:tc>
-        <w:tc>
-          <w:tcPr>
-            <w:tcW w:type="dxa" w:w="1973"/>
-            <w:tcW w:type="dxa" w:w="4082"/>
-          </w:tcPr>
-          <w:p>
-            <w:pPr>
-              <w:keepNext/>
-              <w:spacing w:before="40" w:after="40"/>
-            </w:pPr>
-            <w:r>
-              <w:rPr>
-                <w:rFonts w:ascii="Segoe UI" w:hAnsi="Segoe UI"/>
-                <w:b w:val="0"/>
-                <w:i w:val="0"/>
-                <w:color w:val="5A6A78"/>
-                <w:sz w:val="17"/>
-              </w:rPr>
-              <w:t>Vragenlijst 26 overlopen; ingevuld in de wachtruimte</w:t>
-            </w:r>
-          </w:p>
-        </w:tc>
-        <w:tc>
-          <w:tcPr>
-            <w:tcW w:type="dxa" w:w="1973"/>
-            <w:tcW w:type="dxa" w:w="737"/>
-          </w:tcPr>
-          <w:p>
-            <w:pPr>
-              <w:keepNext/>
-              <w:spacing w:before="40" w:after="40"/>
-            </w:pPr>
-            <w:r>
-              <w:rPr>
-                <w:rFonts w:ascii="Segoe UI" w:hAnsi="Segoe UI"/>
-                <w:b w:val="0"/>
-                <w:i w:val="0"/>
-                <w:color w:val="5A6A78"/>
-                <w:sz w:val="17"/>
-              </w:rPr>
-              <w:t>beide</w:t>
-            </w:r>
-          </w:p>
-        </w:tc>
-        <w:tc>
-          <w:tcPr>
-            <w:tcW w:type="dxa" w:w="1973"/>
-            <w:tcW w:type="dxa" w:w="793"/>
-          </w:tcPr>
-          <w:p>
-            <w:pPr>
-              <w:keepNext/>
-              <w:spacing w:before="40" w:after="40"/>
-            </w:pPr>
-            <w:r>
-              <w:rPr>
-                <w:rFonts w:ascii="Segoe UI" w:hAnsi="Segoe UI"/>
-                <w:b w:val="0"/>
-                <w:i w:val="0"/>
-                <w:color w:val="5A6A78"/>
-                <w:sz w:val="17"/>
-              </w:rPr>
-              <w:t>1–3</w:t>
-            </w:r>
-          </w:p>
-        </w:tc>
-        <w:tc>
-          <w:tcPr>
-            <w:tcW w:type="dxa" w:w="1973"/>
-            <w:tcW w:type="dxa" w:w="2324"/>
-          </w:tcPr>
-          <w:p>
-            <w:pPr>
-              <w:keepNext/>
-              <w:spacing w:before="40" w:after="40"/>
-            </w:pPr>
-            <w:r>
-              <w:rPr>
-                <w:rFonts w:ascii="Segoe UI" w:hAnsi="Segoe UI"/>
-                <w:b w:val="0"/>
-                <w:i w:val="0"/>
-                <w:color w:val="5A6A78"/>
-                <w:sz w:val="17"/>
-              </w:rPr>
-              <w:t>schatting; invullen in de wachtruimte (Janou, 29/9)</w:t>
-            </w:r>
-          </w:p>
-        </w:tc>
-      </w:tr>
-      <w:tr>
-        <w:trPr>
-          <w:cantSplit w:val="true"/>
-        </w:trPr>
-        <w:tc>
-          <w:tcPr>
-            <w:tcW w:type="dxa" w:w="1973"/>
-            <w:tcW w:type="dxa" w:w="1701"/>
-          </w:tcPr>
-          <w:p>
-            <w:pPr>
-              <w:keepNext/>
-              <w:spacing w:before="40" w:after="40"/>
-            </w:pPr>
-            <w:r>
-              <w:rPr>
-                <w:rFonts w:ascii="Segoe UI" w:hAnsi="Segoe UI"/>
-                <w:b/>
-                <w:i w:val="0"/>
-                <w:color w:val="1B2630"/>
-                <w:sz w:val="17"/>
-              </w:rPr>
-              <w:t>Maand 3</w:t>
-            </w:r>
-          </w:p>
-        </w:tc>
-        <w:tc>
-          <w:tcPr>
-            <w:tcW w:type="dxa" w:w="1973"/>
-            <w:tcW w:type="dxa" w:w="4082"/>
-          </w:tcPr>
-          <w:p>
-            <w:pPr>
-              <w:keepNext/>
-              <w:spacing w:before="40" w:after="40"/>
-            </w:pPr>
-            <w:r>
-              <w:rPr>
-                <w:rFonts w:ascii="Segoe UI" w:hAnsi="Segoe UI"/>
-                <w:b w:val="0"/>
-                <w:i w:val="0"/>
-                <w:color w:val="5A6A78"/>
-                <w:sz w:val="17"/>
-              </w:rPr>
-              <w:t>Voet- en schoeiselscreening (eCRF 08)</w:t>
-            </w:r>
-          </w:p>
-        </w:tc>
-        <w:tc>
-          <w:tcPr>
-            <w:tcW w:type="dxa" w:w="1973"/>
-            <w:tcW w:type="dxa" w:w="737"/>
-          </w:tcPr>
-          <w:p>
-            <w:pPr>
-              <w:keepNext/>
-              <w:spacing w:before="40" w:after="40"/>
-            </w:pPr>
-            <w:r>
-              <w:rPr>
-                <w:rFonts w:ascii="Segoe UI" w:hAnsi="Segoe UI"/>
-                <w:b w:val="0"/>
-                <w:i w:val="0"/>
-                <w:color w:val="5A6A78"/>
-                <w:sz w:val="17"/>
-              </w:rPr>
-              <w:t>beide</w:t>
-            </w:r>
-          </w:p>
-        </w:tc>
-        <w:tc>
-          <w:tcPr>
-            <w:tcW w:type="dxa" w:w="1973"/>
-            <w:tcW w:type="dxa" w:w="793"/>
-          </w:tcPr>
-          <w:p>
-            <w:pPr>
-              <w:keepNext/>
-              <w:spacing w:before="40" w:after="40"/>
-            </w:pPr>
-            <w:r>
-              <w:rPr>
-                <w:rFonts w:ascii="Segoe UI" w:hAnsi="Segoe UI"/>
-                <w:b w:val="0"/>
-                <w:i w:val="0"/>
-                <w:color w:val="5A6A78"/>
-                <w:sz w:val="17"/>
-              </w:rPr>
-              <w:t>10–15</w:t>
-            </w:r>
-          </w:p>
-        </w:tc>
-        <w:tc>
-          <w:tcPr>
-            <w:tcW w:type="dxa" w:w="1973"/>
-            <w:tcW w:type="dxa" w:w="2324"/>
-          </w:tcPr>
-          <w:p>
-            <w:pPr>
-              <w:keepNext/>
-              <w:spacing w:before="40" w:after="40"/>
-            </w:pPr>
-            <w:r>
-              <w:rPr>
-                <w:rFonts w:ascii="Segoe UI" w:hAnsi="Segoe UI"/>
-                <w:b w:val="0"/>
-                <w:i w:val="0"/>
-                <w:color w:val="5A6A78"/>
-                <w:sz w:val="17"/>
-              </w:rPr>
-              <w:t>schatting</w:t>
-            </w:r>
-          </w:p>
-        </w:tc>
-      </w:tr>
-      <w:tr>
-        <w:trPr>
-          <w:cantSplit w:val="true"/>
-        </w:trPr>
-        <w:tc>
-          <w:tcPr>
-            <w:tcW w:type="dxa" w:w="1973"/>
-            <w:tcW w:type="dxa" w:w="1701"/>
-          </w:tcPr>
-          <w:p>
-            <w:pPr>
-              <w:keepNext/>
-              <w:spacing w:before="40" w:after="40"/>
-            </w:pPr>
-            <w:r>
-              <w:rPr>
-                <w:rFonts w:ascii="Segoe UI" w:hAnsi="Segoe UI"/>
-                <w:b/>
-                <w:i w:val="0"/>
-                <w:color w:val="1B2630"/>
-                <w:sz w:val="17"/>
-              </w:rPr>
-            </w:r>
-          </w:p>
-        </w:tc>
-        <w:tc>
-          <w:tcPr>
-            <w:tcW w:type="dxa" w:w="1973"/>
-            <w:tcW w:type="dxa" w:w="4082"/>
-          </w:tcPr>
-          <w:p>
-            <w:pPr>
-              <w:keepNext/>
-              <w:spacing w:before="40" w:after="40"/>
-            </w:pPr>
-            <w:r>
-              <w:rPr>
-                <w:rFonts w:ascii="Segoe UI" w:hAnsi="Segoe UI"/>
-                <w:b w:val="0"/>
-                <w:i w:val="0"/>
-                <w:color w:val="5A6A78"/>
-                <w:sz w:val="17"/>
-              </w:rPr>
-              <w:t>Orthotimer uitlezen (eCRF 25); in OC ook afdrukken voor de patiënt</w:t>
-            </w:r>
-          </w:p>
-        </w:tc>
-        <w:tc>
-          <w:tcPr>
-            <w:tcW w:type="dxa" w:w="1973"/>
-            <w:tcW w:type="dxa" w:w="737"/>
-          </w:tcPr>
-          <w:p>
-            <w:pPr>
-              <w:keepNext/>
-              <w:spacing w:before="40" w:after="40"/>
-            </w:pPr>
-            <w:r>
-              <w:rPr>
-                <w:rFonts w:ascii="Segoe UI" w:hAnsi="Segoe UI"/>
-                <w:b w:val="0"/>
-                <w:i w:val="0"/>
-                <w:color w:val="5A6A78"/>
-                <w:sz w:val="17"/>
-              </w:rPr>
-              <w:t>beide</w:t>
-            </w:r>
-          </w:p>
-        </w:tc>
-        <w:tc>
-          <w:tcPr>
-            <w:tcW w:type="dxa" w:w="1973"/>
-            <w:tcW w:type="dxa" w:w="793"/>
-          </w:tcPr>
-          <w:p>
-            <w:pPr>
-              <w:keepNext/>
-              <w:spacing w:before="40" w:after="40"/>
-            </w:pPr>
-            <w:r>
-              <w:rPr>
-                <w:rFonts w:ascii="Segoe UI" w:hAnsi="Segoe UI"/>
-                <w:b w:val="0"/>
-                <w:i w:val="0"/>
-                <w:color w:val="5A6A78"/>
-                <w:sz w:val="17"/>
-              </w:rPr>
-              <w:t>5–10</w:t>
-            </w:r>
-          </w:p>
-        </w:tc>
-        <w:tc>
-          <w:tcPr>
-            <w:tcW w:type="dxa" w:w="1973"/>
-            <w:tcW w:type="dxa" w:w="2324"/>
-          </w:tcPr>
-          <w:p>
-            <w:pPr>
-              <w:keepNext/>
-              <w:spacing w:before="40" w:after="40"/>
-            </w:pPr>
-            <w:r>
-              <w:rPr>
-                <w:rFonts w:ascii="Segoe UI" w:hAnsi="Segoe UI"/>
-                <w:b w:val="0"/>
-                <w:i w:val="0"/>
-                <w:color w:val="5A6A78"/>
-                <w:sz w:val="17"/>
-              </w:rPr>
-              <w:t>schatting</w:t>
-            </w:r>
-          </w:p>
-        </w:tc>
-      </w:tr>
-      <w:tr>
-        <w:trPr>
-          <w:cantSplit w:val="true"/>
-        </w:trPr>
-        <w:tc>
-          <w:tcPr>
-            <w:tcW w:type="dxa" w:w="1973"/>
-            <w:tcW w:type="dxa" w:w="1701"/>
-          </w:tcPr>
-          <w:p>
-            <w:pPr>
-              <w:keepNext/>
-              <w:spacing w:before="40" w:after="40"/>
-            </w:pPr>
-            <w:r>
-              <w:rPr>
-                <w:rFonts w:ascii="Segoe UI" w:hAnsi="Segoe UI"/>
-                <w:b/>
-                <w:i w:val="0"/>
-                <w:color w:val="1B2630"/>
-                <w:sz w:val="17"/>
-              </w:rPr>
-            </w:r>
-          </w:p>
-        </w:tc>
-        <w:tc>
-          <w:tcPr>
-            <w:tcW w:type="dxa" w:w="1973"/>
-            <w:tcW w:type="dxa" w:w="4082"/>
-          </w:tcPr>
-          <w:p>
-            <w:pPr>
-              <w:keepNext/>
-              <w:spacing w:before="40" w:after="40"/>
-            </w:pPr>
-            <w:r>
-              <w:rPr>
-                <w:rFonts w:ascii="Segoe UI" w:hAnsi="Segoe UI"/>
-                <w:b w:val="0"/>
-                <w:i w:val="0"/>
-                <w:color w:val="5A6A78"/>
-                <w:sz w:val="17"/>
-              </w:rPr>
-              <w:t>Therapietrouw bevragen (eCRF 31)</w:t>
-            </w:r>
-          </w:p>
-        </w:tc>
-        <w:tc>
-          <w:tcPr>
-            <w:tcW w:type="dxa" w:w="1973"/>
-            <w:tcW w:type="dxa" w:w="737"/>
-          </w:tcPr>
-          <w:p>
-            <w:pPr>
-              <w:keepNext/>
-              <w:spacing w:before="40" w:after="40"/>
-            </w:pPr>
-            <w:r>
-              <w:rPr>
-                <w:rFonts w:ascii="Segoe UI" w:hAnsi="Segoe UI"/>
-                <w:b w:val="0"/>
-                <w:i w:val="0"/>
-                <w:color w:val="5A6A78"/>
-                <w:sz w:val="17"/>
-              </w:rPr>
-              <w:t>beide</w:t>
-            </w:r>
-          </w:p>
-        </w:tc>
-        <w:tc>
-          <w:tcPr>
-            <w:tcW w:type="dxa" w:w="1973"/>
-            <w:tcW w:type="dxa" w:w="793"/>
-          </w:tcPr>
-          <w:p>
-            <w:pPr>
-              <w:keepNext/>
-              <w:spacing w:before="40" w:after="40"/>
-            </w:pPr>
-            <w:r>
-              <w:rPr>
-                <w:rFonts w:ascii="Segoe UI" w:hAnsi="Segoe UI"/>
-                <w:b w:val="0"/>
-                <w:i w:val="0"/>
-                <w:color w:val="5A6A78"/>
-                <w:sz w:val="17"/>
-              </w:rPr>
-              <w:t>3–5</w:t>
-            </w:r>
-          </w:p>
-        </w:tc>
-        <w:tc>
-          <w:tcPr>
-            <w:tcW w:type="dxa" w:w="1973"/>
-            <w:tcW w:type="dxa" w:w="2324"/>
-          </w:tcPr>
-          <w:p>
-            <w:pPr>
-              <w:keepNext/>
-              <w:spacing w:before="40" w:after="40"/>
-            </w:pPr>
-            <w:r>
-              <w:rPr>
-                <w:rFonts w:ascii="Segoe UI" w:hAnsi="Segoe UI"/>
-                <w:b w:val="0"/>
-                <w:i w:val="0"/>
-                <w:color w:val="5A6A78"/>
-                <w:sz w:val="17"/>
-              </w:rPr>
-              <w:t>schatting</w:t>
-            </w:r>
-          </w:p>
-        </w:tc>
-      </w:tr>
-      <w:tr>
-        <w:trPr>
-          <w:cantSplit w:val="true"/>
-        </w:trPr>
-        <w:tc>
-          <w:tcPr>
-            <w:tcW w:type="dxa" w:w="1973"/>
-            <w:tcW w:type="dxa" w:w="1701"/>
-          </w:tcPr>
-          <w:p>
-            <w:pPr>
-              <w:keepNext/>
-              <w:spacing w:before="40" w:after="40"/>
-            </w:pPr>
-            <w:r>
-              <w:rPr>
-                <w:rFonts w:ascii="Segoe UI" w:hAnsi="Segoe UI"/>
-                <w:b/>
-                <w:i w:val="0"/>
-                <w:color w:val="1B2630"/>
-                <w:sz w:val="17"/>
-              </w:rPr>
-            </w:r>
-          </w:p>
-        </w:tc>
-        <w:tc>
-          <w:tcPr>
-            <w:tcW w:type="dxa" w:w="1973"/>
-            <w:tcW w:type="dxa" w:w="4082"/>
-          </w:tcPr>
-          <w:p>
-            <w:pPr>
-              <w:keepNext/>
-              <w:spacing w:before="40" w:after="40"/>
-            </w:pPr>
-            <w:r>
-              <w:rPr>
-                <w:rFonts w:ascii="Segoe UI" w:hAnsi="Segoe UI"/>
-                <w:b w:val="0"/>
-                <w:i w:val="0"/>
-                <w:color w:val="5A6A78"/>
-                <w:sz w:val="17"/>
-              </w:rPr>
-              <w:t>Vervanging CMFO of sensor waar nodig (eCRF 33)</w:t>
-            </w:r>
-          </w:p>
-        </w:tc>
-        <w:tc>
-          <w:tcPr>
-            <w:tcW w:type="dxa" w:w="1973"/>
-            <w:tcW w:type="dxa" w:w="737"/>
-          </w:tcPr>
-          <w:p>
-            <w:pPr>
-              <w:keepNext/>
-              <w:spacing w:before="40" w:after="40"/>
-            </w:pPr>
-            <w:r>
-              <w:rPr>
-                <w:rFonts w:ascii="Segoe UI" w:hAnsi="Segoe UI"/>
-                <w:b w:val="0"/>
-                <w:i w:val="0"/>
-                <w:color w:val="5A6A78"/>
-                <w:sz w:val="17"/>
-              </w:rPr>
-              <w:t>beide</w:t>
-            </w:r>
-          </w:p>
-        </w:tc>
-        <w:tc>
-          <w:tcPr>
-            <w:tcW w:type="dxa" w:w="1973"/>
-            <w:tcW w:type="dxa" w:w="793"/>
-          </w:tcPr>
-          <w:p>
-            <w:pPr>
-              <w:keepNext/>
-              <w:spacing w:before="40" w:after="40"/>
-            </w:pPr>
-            <w:r>
-              <w:rPr>
-                <w:rFonts w:ascii="Segoe UI" w:hAnsi="Segoe UI"/>
-                <w:b w:val="0"/>
-                <w:i w:val="0"/>
-                <w:color w:val="5A6A78"/>
-                <w:sz w:val="17"/>
-              </w:rPr>
-              <w:t>0–10</w:t>
-            </w:r>
-          </w:p>
-        </w:tc>
-        <w:tc>
-          <w:tcPr>
-            <w:tcW w:type="dxa" w:w="1973"/>
-            <w:tcW w:type="dxa" w:w="2324"/>
-          </w:tcPr>
-          <w:p>
-            <w:pPr>
-              <w:keepNext/>
-              <w:spacing w:before="40" w:after="40"/>
-            </w:pPr>
-            <w:r>
-              <w:rPr>
-                <w:rFonts w:ascii="Segoe UI" w:hAnsi="Segoe UI"/>
-                <w:b w:val="0"/>
-                <w:i w:val="0"/>
-                <w:color w:val="5A6A78"/>
-                <w:sz w:val="17"/>
-              </w:rPr>
-              <w:t>schatting</w:t>
-            </w:r>
-          </w:p>
-        </w:tc>
-      </w:tr>
-      <w:tr>
-        <w:trPr>
-          <w:cantSplit w:val="true"/>
-        </w:trPr>
-        <w:tc>
-          <w:tcPr>
-            <w:tcW w:type="dxa" w:w="1973"/>
-            <w:tcW w:type="dxa" w:w="1701"/>
-          </w:tcPr>
-          <w:p>
-            <w:pPr>
-              <w:keepNext/>
-              <w:spacing w:before="40" w:after="40"/>
-            </w:pPr>
-            <w:r>
-              <w:rPr>
-                <w:rFonts w:ascii="Segoe UI" w:hAnsi="Segoe UI"/>
-                <w:b/>
-                <w:i w:val="0"/>
-                <w:color w:val="1B2630"/>
-                <w:sz w:val="17"/>
-              </w:rPr>
-            </w:r>
-          </w:p>
-        </w:tc>
-        <w:tc>
-          <w:tcPr>
-            <w:tcW w:type="dxa" w:w="1973"/>
-            <w:tcW w:type="dxa" w:w="4082"/>
-          </w:tcPr>
-          <w:p>
-            <w:pPr>
-              <w:keepNext/>
-              <w:spacing w:before="40" w:after="40"/>
-            </w:pPr>
-            <w:r>
-              <w:rPr>
-                <w:rFonts w:ascii="Segoe UI" w:hAnsi="Segoe UI"/>
-                <w:b w:val="0"/>
-                <w:i w:val="0"/>
-                <w:color w:val="5A6A78"/>
-                <w:sz w:val="17"/>
-              </w:rPr>
-              <w:t>Vragenlijsten overlopen; ingevuld in de wachtruimte (21, 34, 35, 45b)</w:t>
-            </w:r>
-          </w:p>
-        </w:tc>
-        <w:tc>
-          <w:tcPr>
-            <w:tcW w:type="dxa" w:w="1973"/>
-            <w:tcW w:type="dxa" w:w="737"/>
-          </w:tcPr>
-          <w:p>
-            <w:pPr>
-              <w:keepNext/>
-              <w:spacing w:before="40" w:after="40"/>
-            </w:pPr>
-            <w:r>
-              <w:rPr>
-                <w:rFonts w:ascii="Segoe UI" w:hAnsi="Segoe UI"/>
-                <w:b w:val="0"/>
-                <w:i w:val="0"/>
-                <w:color w:val="5A6A78"/>
-                <w:sz w:val="17"/>
-              </w:rPr>
-              <w:t>beide</w:t>
-            </w:r>
-          </w:p>
-        </w:tc>
-        <w:tc>
-          <w:tcPr>
-            <w:tcW w:type="dxa" w:w="1973"/>
-            <w:tcW w:type="dxa" w:w="793"/>
-          </w:tcPr>
-          <w:p>
-            <w:pPr>
-              <w:keepNext/>
-              <w:spacing w:before="40" w:after="40"/>
-            </w:pPr>
-            <w:r>
-              <w:rPr>
-                <w:rFonts w:ascii="Segoe UI" w:hAnsi="Segoe UI"/>
-                <w:b w:val="0"/>
-                <w:i w:val="0"/>
-                <w:color w:val="5A6A78"/>
-                <w:sz w:val="17"/>
-              </w:rPr>
-              <w:t>2–5</w:t>
-            </w:r>
-          </w:p>
-        </w:tc>
-        <w:tc>
-          <w:tcPr>
-            <w:tcW w:type="dxa" w:w="1973"/>
-            <w:tcW w:type="dxa" w:w="2324"/>
-          </w:tcPr>
-          <w:p>
-            <w:pPr>
-              <w:keepNext/>
-              <w:spacing w:before="40" w:after="40"/>
-            </w:pPr>
-            <w:r>
-              <w:rPr>
-                <w:rFonts w:ascii="Segoe UI" w:hAnsi="Segoe UI"/>
-                <w:b w:val="0"/>
-                <w:i w:val="0"/>
-                <w:color w:val="5A6A78"/>
-                <w:sz w:val="17"/>
-              </w:rPr>
-              <w:t>schatting; invullen in de wachtruimte (Janou, 29/9)</w:t>
-            </w:r>
-          </w:p>
-        </w:tc>
-      </w:tr>
-      <w:tr>
-        <w:trPr>
-          <w:cantSplit w:val="true"/>
-        </w:trPr>
-        <w:tc>
-          <w:tcPr>
-            <w:tcW w:type="dxa" w:w="1973"/>
-            <w:tcW w:type="dxa" w:w="1701"/>
-          </w:tcPr>
-          <w:p>
-            <w:pPr>
-              <w:keepNext/>
-              <w:spacing w:before="40" w:after="40"/>
-            </w:pPr>
-            <w:r>
-              <w:rPr>
-                <w:rFonts w:ascii="Segoe UI" w:hAnsi="Segoe UI"/>
-                <w:b/>
-                <w:i w:val="0"/>
-                <w:color w:val="1B2630"/>
-                <w:sz w:val="17"/>
-              </w:rPr>
-            </w:r>
-          </w:p>
-        </w:tc>
-        <w:tc>
-          <w:tcPr>
-            <w:tcW w:type="dxa" w:w="1973"/>
-            <w:tcW w:type="dxa" w:w="4082"/>
-          </w:tcPr>
-          <w:p>
-            <w:pPr>
-              <w:keepNext/>
-              <w:spacing w:before="40" w:after="40"/>
-            </w:pPr>
-            <w:r>
-              <w:rPr>
-                <w:rFonts w:ascii="Segoe UI" w:hAnsi="Segoe UI"/>
-                <w:b w:val="0"/>
-                <w:i w:val="0"/>
-                <w:color w:val="5A6A78"/>
-                <w:sz w:val="17"/>
-              </w:rPr>
-              <w:t>SEBIA: feedback op de sensordata en ondersteuning (eCRF 17, 32)</w:t>
-            </w:r>
-          </w:p>
-        </w:tc>
-        <w:tc>
-          <w:tcPr>
-            <w:tcW w:type="dxa" w:w="1973"/>
-            <w:tcW w:type="dxa" w:w="737"/>
-          </w:tcPr>
-          <w:p>
-            <w:pPr>
-              <w:keepNext/>
-              <w:spacing w:before="40" w:after="40"/>
-            </w:pPr>
-            <w:r>
-              <w:rPr>
-                <w:rFonts w:ascii="Segoe UI" w:hAnsi="Segoe UI"/>
-                <w:b w:val="0"/>
-                <w:i w:val="0"/>
-                <w:color w:val="5A6A78"/>
-                <w:sz w:val="17"/>
-              </w:rPr>
-              <w:t>OC</w:t>
-            </w:r>
-          </w:p>
-        </w:tc>
-        <w:tc>
-          <w:tcPr>
-            <w:tcW w:type="dxa" w:w="1973"/>
-            <w:tcW w:type="dxa" w:w="793"/>
-          </w:tcPr>
-          <w:p>
-            <w:pPr>
-              <w:keepNext/>
-              <w:spacing w:before="40" w:after="40"/>
-            </w:pPr>
-            <w:r>
-              <w:rPr>
-                <w:rFonts w:ascii="Segoe UI" w:hAnsi="Segoe UI"/>
-                <w:b w:val="0"/>
-                <w:i w:val="0"/>
-                <w:color w:val="5A6A78"/>
-                <w:sz w:val="17"/>
-              </w:rPr>
-              <w:t>15–20</w:t>
-            </w:r>
-          </w:p>
-        </w:tc>
-        <w:tc>
-          <w:tcPr>
-            <w:tcW w:type="dxa" w:w="1973"/>
-            <w:tcW w:type="dxa" w:w="2324"/>
-          </w:tcPr>
-          <w:p>
-            <w:pPr>
-              <w:keepNext/>
-              <w:spacing w:before="40" w:after="40"/>
-            </w:pPr>
-            <w:r>
-              <w:rPr>
-                <w:rFonts w:ascii="Segoe UI" w:hAnsi="Segoe UI"/>
-                <w:b w:val="0"/>
-                <w:i w:val="0"/>
-                <w:color w:val="5A6A78"/>
-                <w:sz w:val="17"/>
-              </w:rPr>
-              <w:t>bron: eCRF 17, visite 3, "de komende 15 minuten"</w:t>
-            </w:r>
-          </w:p>
-        </w:tc>
-      </w:tr>
-      <w:tr>
-        <w:trPr>
-          <w:cantSplit w:val="true"/>
-        </w:trPr>
-        <w:tc>
-          <w:tcPr>
-            <w:tcW w:type="dxa" w:w="1973"/>
-            <w:tcW w:type="dxa" w:w="1701"/>
-          </w:tcPr>
-          <w:p>
-            <w:pPr>
-              <w:keepNext/>
-              <w:spacing w:before="40" w:after="40"/>
-            </w:pPr>
-            <w:r>
-              <w:rPr>
-                <w:rFonts w:ascii="Segoe UI" w:hAnsi="Segoe UI"/>
-                <w:b/>
-                <w:i w:val="0"/>
-                <w:color w:val="1B2630"/>
-                <w:sz w:val="17"/>
-              </w:rPr>
-              <w:t>Maand 6</w:t>
-            </w:r>
-          </w:p>
-        </w:tc>
-        <w:tc>
-          <w:tcPr>
-            <w:tcW w:type="dxa" w:w="1973"/>
-            <w:tcW w:type="dxa" w:w="4082"/>
-          </w:tcPr>
-          <w:p>
-            <w:pPr>
-              <w:keepNext/>
-              <w:spacing w:before="40" w:after="40"/>
-            </w:pPr>
-            <w:r>
-              <w:rPr>
-                <w:rFonts w:ascii="Segoe UI" w:hAnsi="Segoe UI"/>
-                <w:b w:val="0"/>
-                <w:i w:val="0"/>
-                <w:color w:val="5A6A78"/>
-                <w:sz w:val="17"/>
-              </w:rPr>
-              <w:t>Voet- en schoeiselscreening (eCRF 08)</w:t>
-            </w:r>
-          </w:p>
-        </w:tc>
-        <w:tc>
-          <w:tcPr>
-            <w:tcW w:type="dxa" w:w="1973"/>
-            <w:tcW w:type="dxa" w:w="737"/>
-          </w:tcPr>
-          <w:p>
-            <w:pPr>
-              <w:keepNext/>
-              <w:spacing w:before="40" w:after="40"/>
-            </w:pPr>
-            <w:r>
-              <w:rPr>
-                <w:rFonts w:ascii="Segoe UI" w:hAnsi="Segoe UI"/>
-                <w:b w:val="0"/>
-                <w:i w:val="0"/>
-                <w:color w:val="5A6A78"/>
-                <w:sz w:val="17"/>
-              </w:rPr>
-              <w:t>beide</w:t>
-            </w:r>
-          </w:p>
-        </w:tc>
-        <w:tc>
-          <w:tcPr>
-            <w:tcW w:type="dxa" w:w="1973"/>
-            <w:tcW w:type="dxa" w:w="793"/>
-          </w:tcPr>
-          <w:p>
-            <w:pPr>
-              <w:keepNext/>
-              <w:spacing w:before="40" w:after="40"/>
-            </w:pPr>
-            <w:r>
-              <w:rPr>
-                <w:rFonts w:ascii="Segoe UI" w:hAnsi="Segoe UI"/>
-                <w:b w:val="0"/>
-                <w:i w:val="0"/>
-                <w:color w:val="5A6A78"/>
-                <w:sz w:val="17"/>
-              </w:rPr>
-              <w:t>10–15</w:t>
-            </w:r>
-          </w:p>
-        </w:tc>
-        <w:tc>
-          <w:tcPr>
-            <w:tcW w:type="dxa" w:w="1973"/>
-            <w:tcW w:type="dxa" w:w="2324"/>
-          </w:tcPr>
-          <w:p>
-            <w:pPr>
-              <w:keepNext/>
-              <w:spacing w:before="40" w:after="40"/>
-            </w:pPr>
-            <w:r>
-              <w:rPr>
-                <w:rFonts w:ascii="Segoe UI" w:hAnsi="Segoe UI"/>
-                <w:b w:val="0"/>
-                <w:i w:val="0"/>
-                <w:color w:val="5A6A78"/>
-                <w:sz w:val="17"/>
-              </w:rPr>
-              <w:t>schatting</w:t>
-            </w:r>
-          </w:p>
-        </w:tc>
-      </w:tr>
-      <w:tr>
-        <w:trPr>
-          <w:cantSplit w:val="true"/>
-        </w:trPr>
-        <w:tc>
-          <w:tcPr>
-            <w:tcW w:type="dxa" w:w="1973"/>
-            <w:tcW w:type="dxa" w:w="1701"/>
-          </w:tcPr>
-          <w:p>
-            <w:pPr>
-              <w:keepNext/>
-              <w:spacing w:before="40" w:after="40"/>
-            </w:pPr>
-            <w:r>
-              <w:rPr>
-                <w:rFonts w:ascii="Segoe UI" w:hAnsi="Segoe UI"/>
-                <w:b/>
-                <w:i w:val="0"/>
-                <w:color w:val="1B2630"/>
-                <w:sz w:val="17"/>
-              </w:rPr>
-            </w:r>
-          </w:p>
-        </w:tc>
-        <w:tc>
-          <w:tcPr>
-            <w:tcW w:type="dxa" w:w="1973"/>
-            <w:tcW w:type="dxa" w:w="4082"/>
-          </w:tcPr>
-          <w:p>
-            <w:pPr>
-              <w:keepNext/>
-              <w:spacing w:before="40" w:after="40"/>
-            </w:pPr>
-            <w:r>
-              <w:rPr>
-                <w:rFonts w:ascii="Segoe UI" w:hAnsi="Segoe UI"/>
-                <w:b w:val="0"/>
-                <w:i w:val="0"/>
-                <w:color w:val="5A6A78"/>
-                <w:sz w:val="17"/>
-              </w:rPr>
-              <w:t>Orthotimer uitlezen (eCRF 25); in OC ook afdrukken voor de patiënt</w:t>
-            </w:r>
-          </w:p>
-        </w:tc>
-        <w:tc>
-          <w:tcPr>
-            <w:tcW w:type="dxa" w:w="1973"/>
-            <w:tcW w:type="dxa" w:w="737"/>
-          </w:tcPr>
-          <w:p>
-            <w:pPr>
-              <w:keepNext/>
-              <w:spacing w:before="40" w:after="40"/>
-            </w:pPr>
-            <w:r>
-              <w:rPr>
-                <w:rFonts w:ascii="Segoe UI" w:hAnsi="Segoe UI"/>
-                <w:b w:val="0"/>
-                <w:i w:val="0"/>
-                <w:color w:val="5A6A78"/>
-                <w:sz w:val="17"/>
-              </w:rPr>
-              <w:t>beide</w:t>
-            </w:r>
-          </w:p>
-        </w:tc>
-        <w:tc>
-          <w:tcPr>
-            <w:tcW w:type="dxa" w:w="1973"/>
-            <w:tcW w:type="dxa" w:w="793"/>
-          </w:tcPr>
-          <w:p>
-            <w:pPr>
-              <w:keepNext/>
-              <w:spacing w:before="40" w:after="40"/>
-            </w:pPr>
-            <w:r>
-              <w:rPr>
-                <w:rFonts w:ascii="Segoe UI" w:hAnsi="Segoe UI"/>
-                <w:b w:val="0"/>
-                <w:i w:val="0"/>
-                <w:color w:val="5A6A78"/>
-                <w:sz w:val="17"/>
-              </w:rPr>
-              <w:t>5–10</w:t>
-            </w:r>
-          </w:p>
-        </w:tc>
-        <w:tc>
-          <w:tcPr>
-            <w:tcW w:type="dxa" w:w="1973"/>
-            <w:tcW w:type="dxa" w:w="2324"/>
-          </w:tcPr>
-          <w:p>
-            <w:pPr>
-              <w:keepNext/>
-              <w:spacing w:before="40" w:after="40"/>
-            </w:pPr>
-            <w:r>
-              <w:rPr>
-                <w:rFonts w:ascii="Segoe UI" w:hAnsi="Segoe UI"/>
-                <w:b w:val="0"/>
-                <w:i w:val="0"/>
-                <w:color w:val="5A6A78"/>
-                <w:sz w:val="17"/>
-              </w:rPr>
-              <w:t>schatting</w:t>
-            </w:r>
-          </w:p>
-        </w:tc>
-      </w:tr>
-      <w:tr>
-        <w:trPr>
-          <w:cantSplit w:val="true"/>
-        </w:trPr>
-        <w:tc>
-          <w:tcPr>
-            <w:tcW w:type="dxa" w:w="1973"/>
-            <w:tcW w:type="dxa" w:w="1701"/>
-          </w:tcPr>
-          <w:p>
-            <w:pPr>
-              <w:keepNext/>
-              <w:spacing w:before="40" w:after="40"/>
-            </w:pPr>
-            <w:r>
-              <w:rPr>
-                <w:rFonts w:ascii="Segoe UI" w:hAnsi="Segoe UI"/>
-                <w:b/>
-                <w:i w:val="0"/>
-                <w:color w:val="1B2630"/>
-                <w:sz w:val="17"/>
-              </w:rPr>
-            </w:r>
-          </w:p>
-        </w:tc>
-        <w:tc>
-          <w:tcPr>
-            <w:tcW w:type="dxa" w:w="1973"/>
-            <w:tcW w:type="dxa" w:w="4082"/>
-          </w:tcPr>
-          <w:p>
-            <w:pPr>
-              <w:keepNext/>
-              <w:spacing w:before="40" w:after="40"/>
-            </w:pPr>
-            <w:r>
-              <w:rPr>
-                <w:rFonts w:ascii="Segoe UI" w:hAnsi="Segoe UI"/>
-                <w:b w:val="0"/>
-                <w:i w:val="0"/>
-                <w:color w:val="5A6A78"/>
-                <w:sz w:val="17"/>
-              </w:rPr>
-              <w:t>Therapietrouw bevragen (eCRF 31)</w:t>
-            </w:r>
-          </w:p>
-        </w:tc>
-        <w:tc>
-          <w:tcPr>
-            <w:tcW w:type="dxa" w:w="1973"/>
-            <w:tcW w:type="dxa" w:w="737"/>
-          </w:tcPr>
-          <w:p>
-            <w:pPr>
-              <w:keepNext/>
-              <w:spacing w:before="40" w:after="40"/>
-            </w:pPr>
-            <w:r>
-              <w:rPr>
-                <w:rFonts w:ascii="Segoe UI" w:hAnsi="Segoe UI"/>
-                <w:b w:val="0"/>
-                <w:i w:val="0"/>
-                <w:color w:val="5A6A78"/>
-                <w:sz w:val="17"/>
-              </w:rPr>
-              <w:t>beide</w:t>
-            </w:r>
-          </w:p>
-        </w:tc>
-        <w:tc>
-          <w:tcPr>
-            <w:tcW w:type="dxa" w:w="1973"/>
-            <w:tcW w:type="dxa" w:w="793"/>
-          </w:tcPr>
-          <w:p>
-            <w:pPr>
-              <w:keepNext/>
-              <w:spacing w:before="40" w:after="40"/>
-            </w:pPr>
-            <w:r>
-              <w:rPr>
-                <w:rFonts w:ascii="Segoe UI" w:hAnsi="Segoe UI"/>
-                <w:b w:val="0"/>
-                <w:i w:val="0"/>
-                <w:color w:val="5A6A78"/>
-                <w:sz w:val="17"/>
-              </w:rPr>
-              <w:t>3–5</w:t>
-            </w:r>
-          </w:p>
-        </w:tc>
-        <w:tc>
-          <w:tcPr>
-            <w:tcW w:type="dxa" w:w="1973"/>
-            <w:tcW w:type="dxa" w:w="2324"/>
-          </w:tcPr>
-          <w:p>
-            <w:pPr>
-              <w:keepNext/>
-              <w:spacing w:before="40" w:after="40"/>
-            </w:pPr>
-            <w:r>
-              <w:rPr>
-                <w:rFonts w:ascii="Segoe UI" w:hAnsi="Segoe UI"/>
-                <w:b w:val="0"/>
-                <w:i w:val="0"/>
-                <w:color w:val="5A6A78"/>
-                <w:sz w:val="17"/>
-              </w:rPr>
-              <w:t>schatting</w:t>
-            </w:r>
-          </w:p>
-        </w:tc>
-      </w:tr>
-      <w:tr>
-        <w:trPr>
-          <w:cantSplit w:val="true"/>
-        </w:trPr>
-        <w:tc>
-          <w:tcPr>
-            <w:tcW w:type="dxa" w:w="1973"/>
-            <w:tcW w:type="dxa" w:w="1701"/>
-          </w:tcPr>
-          <w:p>
-            <w:pPr>
-              <w:keepNext/>
-              <w:spacing w:before="40" w:after="40"/>
-            </w:pPr>
-            <w:r>
-              <w:rPr>
-                <w:rFonts w:ascii="Segoe UI" w:hAnsi="Segoe UI"/>
-                <w:b/>
-                <w:i w:val="0"/>
-                <w:color w:val="1B2630"/>
-                <w:sz w:val="17"/>
-              </w:rPr>
-            </w:r>
-          </w:p>
-        </w:tc>
-        <w:tc>
-          <w:tcPr>
-            <w:tcW w:type="dxa" w:w="1973"/>
-            <w:tcW w:type="dxa" w:w="4082"/>
-          </w:tcPr>
-          <w:p>
-            <w:pPr>
-              <w:keepNext/>
-              <w:spacing w:before="40" w:after="40"/>
-            </w:pPr>
-            <w:r>
-              <w:rPr>
-                <w:rFonts w:ascii="Segoe UI" w:hAnsi="Segoe UI"/>
-                <w:b w:val="0"/>
-                <w:i w:val="0"/>
-                <w:color w:val="5A6A78"/>
-                <w:sz w:val="17"/>
-              </w:rPr>
-              <w:t>Vervanging CMFO of sensor waar nodig (eCRF 33)</w:t>
-            </w:r>
-          </w:p>
-        </w:tc>
-        <w:tc>
-          <w:tcPr>
-            <w:tcW w:type="dxa" w:w="1973"/>
-            <w:tcW w:type="dxa" w:w="737"/>
-          </w:tcPr>
-          <w:p>
-            <w:pPr>
-              <w:keepNext/>
-              <w:spacing w:before="40" w:after="40"/>
-            </w:pPr>
-            <w:r>
-              <w:rPr>
-                <w:rFonts w:ascii="Segoe UI" w:hAnsi="Segoe UI"/>
-                <w:b w:val="0"/>
-                <w:i w:val="0"/>
-                <w:color w:val="5A6A78"/>
-                <w:sz w:val="17"/>
-              </w:rPr>
-              <w:t>beide</w:t>
-            </w:r>
-          </w:p>
-        </w:tc>
-        <w:tc>
-          <w:tcPr>
-            <w:tcW w:type="dxa" w:w="1973"/>
-            <w:tcW w:type="dxa" w:w="793"/>
-          </w:tcPr>
-          <w:p>
-            <w:pPr>
-              <w:keepNext/>
-              <w:spacing w:before="40" w:after="40"/>
-            </w:pPr>
-            <w:r>
-              <w:rPr>
-                <w:rFonts w:ascii="Segoe UI" w:hAnsi="Segoe UI"/>
-                <w:b w:val="0"/>
-                <w:i w:val="0"/>
-                <w:color w:val="5A6A78"/>
-                <w:sz w:val="17"/>
-              </w:rPr>
-              <w:t>0–10</w:t>
-            </w:r>
-          </w:p>
-        </w:tc>
-        <w:tc>
-          <w:tcPr>
-            <w:tcW w:type="dxa" w:w="1973"/>
-            <w:tcW w:type="dxa" w:w="2324"/>
-          </w:tcPr>
-          <w:p>
-            <w:pPr>
-              <w:keepNext/>
-              <w:spacing w:before="40" w:after="40"/>
-            </w:pPr>
-            <w:r>
-              <w:rPr>
-                <w:rFonts w:ascii="Segoe UI" w:hAnsi="Segoe UI"/>
-                <w:b w:val="0"/>
-                <w:i w:val="0"/>
-                <w:color w:val="5A6A78"/>
-                <w:sz w:val="17"/>
-              </w:rPr>
-              <w:t>schatting</w:t>
-            </w:r>
-          </w:p>
-        </w:tc>
-      </w:tr>
-      <w:tr>
-        <w:trPr>
-          <w:cantSplit w:val="true"/>
-        </w:trPr>
-        <w:tc>
-          <w:tcPr>
-            <w:tcW w:type="dxa" w:w="1973"/>
-            <w:tcW w:type="dxa" w:w="1701"/>
-          </w:tcPr>
-          <w:p>
-            <w:pPr>
-              <w:keepNext/>
-              <w:spacing w:before="40" w:after="40"/>
-            </w:pPr>
-            <w:r>
-              <w:rPr>
-                <w:rFonts w:ascii="Segoe UI" w:hAnsi="Segoe UI"/>
-                <w:b/>
-                <w:i w:val="0"/>
-                <w:color w:val="1B2630"/>
-                <w:sz w:val="17"/>
-              </w:rPr>
-            </w:r>
-          </w:p>
-        </w:tc>
-        <w:tc>
-          <w:tcPr>
-            <w:tcW w:type="dxa" w:w="1973"/>
-            <w:tcW w:type="dxa" w:w="4082"/>
-          </w:tcPr>
-          <w:p>
-            <w:pPr>
-              <w:keepNext/>
-              <w:spacing w:before="40" w:after="40"/>
-            </w:pPr>
-            <w:r>
-              <w:rPr>
-                <w:rFonts w:ascii="Segoe UI" w:hAnsi="Segoe UI"/>
-                <w:b w:val="0"/>
-                <w:i w:val="0"/>
-                <w:color w:val="5A6A78"/>
-                <w:sz w:val="17"/>
-              </w:rPr>
-              <w:t>Vragenlijsten overlopen; ingevuld in de wachtruimte (21, 34, 35, 45b)</w:t>
-            </w:r>
-          </w:p>
-        </w:tc>
-        <w:tc>
-          <w:tcPr>
-            <w:tcW w:type="dxa" w:w="1973"/>
-            <w:tcW w:type="dxa" w:w="737"/>
-          </w:tcPr>
-          <w:p>
-            <w:pPr>
-              <w:keepNext/>
-              <w:spacing w:before="40" w:after="40"/>
-            </w:pPr>
-            <w:r>
-              <w:rPr>
-                <w:rFonts w:ascii="Segoe UI" w:hAnsi="Segoe UI"/>
-                <w:b w:val="0"/>
-                <w:i w:val="0"/>
-                <w:color w:val="5A6A78"/>
-                <w:sz w:val="17"/>
-              </w:rPr>
-              <w:t>beide</w:t>
-            </w:r>
-          </w:p>
-        </w:tc>
-        <w:tc>
-          <w:tcPr>
-            <w:tcW w:type="dxa" w:w="1973"/>
-            <w:tcW w:type="dxa" w:w="793"/>
-          </w:tcPr>
-          <w:p>
-            <w:pPr>
-              <w:keepNext/>
-              <w:spacing w:before="40" w:after="40"/>
-            </w:pPr>
-            <w:r>
-              <w:rPr>
-                <w:rFonts w:ascii="Segoe UI" w:hAnsi="Segoe UI"/>
-                <w:b w:val="0"/>
-                <w:i w:val="0"/>
-                <w:color w:val="5A6A78"/>
-                <w:sz w:val="17"/>
-              </w:rPr>
-              <w:t>2–5</w:t>
-            </w:r>
-          </w:p>
-        </w:tc>
-        <w:tc>
-          <w:tcPr>
-            <w:tcW w:type="dxa" w:w="1973"/>
-            <w:tcW w:type="dxa" w:w="2324"/>
-          </w:tcPr>
-          <w:p>
-            <w:pPr>
-              <w:keepNext/>
-              <w:spacing w:before="40" w:after="40"/>
-            </w:pPr>
-            <w:r>
-              <w:rPr>
-                <w:rFonts w:ascii="Segoe UI" w:hAnsi="Segoe UI"/>
-                <w:b w:val="0"/>
-                <w:i w:val="0"/>
-                <w:color w:val="5A6A78"/>
-                <w:sz w:val="17"/>
-              </w:rPr>
-              <w:t>schatting; invullen in de wachtruimte (Janou, 29/9)</w:t>
-            </w:r>
-          </w:p>
-        </w:tc>
-      </w:tr>
-      <w:tr>
-        <w:trPr>
-          <w:cantSplit w:val="true"/>
-        </w:trPr>
-        <w:tc>
-          <w:tcPr>
-            <w:tcW w:type="dxa" w:w="1973"/>
-            <w:tcW w:type="dxa" w:w="1701"/>
-          </w:tcPr>
-          <w:p>
-            <w:pPr>
-              <w:keepNext/>
-              <w:spacing w:before="40" w:after="40"/>
-            </w:pPr>
-            <w:r>
-              <w:rPr>
-                <w:rFonts w:ascii="Segoe UI" w:hAnsi="Segoe UI"/>
-                <w:b/>
-                <w:i w:val="0"/>
-                <w:color w:val="1B2630"/>
-                <w:sz w:val="17"/>
-              </w:rPr>
-            </w:r>
-          </w:p>
-        </w:tc>
-        <w:tc>
-          <w:tcPr>
-            <w:tcW w:type="dxa" w:w="1973"/>
-            <w:tcW w:type="dxa" w:w="4082"/>
-          </w:tcPr>
-          <w:p>
-            <w:pPr>
-              <w:keepNext/>
-              <w:spacing w:before="40" w:after="40"/>
-            </w:pPr>
-            <w:r>
-              <w:rPr>
-                <w:rFonts w:ascii="Segoe UI" w:hAnsi="Segoe UI"/>
-                <w:b w:val="0"/>
-                <w:i w:val="0"/>
-                <w:color w:val="5A6A78"/>
-                <w:sz w:val="17"/>
-              </w:rPr>
-              <w:t>Drukmeting zonder en met CMFO (eCRF 24)</w:t>
-            </w:r>
-          </w:p>
-        </w:tc>
-        <w:tc>
-          <w:tcPr>
-            <w:tcW w:type="dxa" w:w="1973"/>
-            <w:tcW w:type="dxa" w:w="737"/>
-          </w:tcPr>
-          <w:p>
-            <w:pPr>
-              <w:keepNext/>
-              <w:spacing w:before="40" w:after="40"/>
-            </w:pPr>
-            <w:r>
-              <w:rPr>
-                <w:rFonts w:ascii="Segoe UI" w:hAnsi="Segoe UI"/>
-                <w:b w:val="0"/>
-                <w:i w:val="0"/>
-                <w:color w:val="5A6A78"/>
-                <w:sz w:val="17"/>
-              </w:rPr>
-              <w:t>beide</w:t>
-            </w:r>
-          </w:p>
-        </w:tc>
-        <w:tc>
-          <w:tcPr>
-            <w:tcW w:type="dxa" w:w="1973"/>
-            <w:tcW w:type="dxa" w:w="793"/>
-          </w:tcPr>
-          <w:p>
-            <w:pPr>
-              <w:keepNext/>
-              <w:spacing w:before="40" w:after="40"/>
-            </w:pPr>
-            <w:r>
-              <w:rPr>
-                <w:rFonts w:ascii="Segoe UI" w:hAnsi="Segoe UI"/>
-                <w:b w:val="0"/>
-                <w:i w:val="0"/>
-                <w:color w:val="5A6A78"/>
-                <w:sz w:val="17"/>
-              </w:rPr>
-              <w:t>20–30</w:t>
-            </w:r>
-          </w:p>
-        </w:tc>
-        <w:tc>
-          <w:tcPr>
-            <w:tcW w:type="dxa" w:w="1973"/>
-            <w:tcW w:type="dxa" w:w="2324"/>
-          </w:tcPr>
-          <w:p>
-            <w:pPr>
-              <w:keepNext/>
-              <w:spacing w:before="40" w:after="40"/>
-            </w:pPr>
-            <w:r>
-              <w:rPr>
-                <w:rFonts w:ascii="Segoe UI" w:hAnsi="Segoe UI"/>
-                <w:b w:val="0"/>
-                <w:i w:val="0"/>
-                <w:color w:val="5A6A78"/>
-                <w:sz w:val="17"/>
-              </w:rPr>
-              <w:t>schatting</w:t>
-            </w:r>
-          </w:p>
-        </w:tc>
-      </w:tr>
-      <w:tr>
-        <w:trPr>
-          <w:cantSplit w:val="true"/>
-        </w:trPr>
-        <w:tc>
-          <w:tcPr>
-            <w:tcW w:type="dxa" w:w="1973"/>
-            <w:tcW w:type="dxa" w:w="1701"/>
-          </w:tcPr>
-          <w:p>
-            <w:pPr>
-              <w:keepNext/>
-              <w:spacing w:before="40" w:after="40"/>
-            </w:pPr>
-            <w:r>
-              <w:rPr>
-                <w:rFonts w:ascii="Segoe UI" w:hAnsi="Segoe UI"/>
-                <w:b/>
-                <w:i w:val="0"/>
-                <w:color w:val="1B2630"/>
-                <w:sz w:val="17"/>
-              </w:rPr>
-            </w:r>
-          </w:p>
-        </w:tc>
-        <w:tc>
-          <w:tcPr>
-            <w:tcW w:type="dxa" w:w="1973"/>
-            <w:tcW w:type="dxa" w:w="4082"/>
-          </w:tcPr>
-          <w:p>
-            <w:pPr>
-              <w:keepNext/>
-              <w:spacing w:before="40" w:after="40"/>
-            </w:pPr>
-            <w:r>
-              <w:rPr>
-                <w:rFonts w:ascii="Segoe UI" w:hAnsi="Segoe UI"/>
-                <w:b w:val="0"/>
-                <w:i w:val="0"/>
-                <w:color w:val="5A6A78"/>
-                <w:sz w:val="17"/>
-              </w:rPr>
-              <w:t>Zool aanpassen waar nodig</w:t>
-            </w:r>
-          </w:p>
-        </w:tc>
-        <w:tc>
-          <w:tcPr>
-            <w:tcW w:type="dxa" w:w="1973"/>
-            <w:tcW w:type="dxa" w:w="737"/>
-          </w:tcPr>
-          <w:p>
-            <w:pPr>
-              <w:keepNext/>
-              <w:spacing w:before="40" w:after="40"/>
-            </w:pPr>
-            <w:r>
-              <w:rPr>
-                <w:rFonts w:ascii="Segoe UI" w:hAnsi="Segoe UI"/>
-                <w:b w:val="0"/>
-                <w:i w:val="0"/>
-                <w:color w:val="5A6A78"/>
-                <w:sz w:val="17"/>
-              </w:rPr>
-              <w:t>OC</w:t>
-            </w:r>
-          </w:p>
-        </w:tc>
-        <w:tc>
-          <w:tcPr>
-            <w:tcW w:type="dxa" w:w="1973"/>
-            <w:tcW w:type="dxa" w:w="793"/>
-          </w:tcPr>
-          <w:p>
-            <w:pPr>
-              <w:keepNext/>
-              <w:spacing w:before="40" w:after="40"/>
-            </w:pPr>
-            <w:r>
-              <w:rPr>
-                <w:rFonts w:ascii="Segoe UI" w:hAnsi="Segoe UI"/>
-                <w:b w:val="0"/>
-                <w:i w:val="0"/>
-                <w:color w:val="5A6A78"/>
-                <w:sz w:val="17"/>
-              </w:rPr>
-              <w:t>0–30</w:t>
-            </w:r>
-          </w:p>
-        </w:tc>
-        <w:tc>
-          <w:tcPr>
-            <w:tcW w:type="dxa" w:w="1973"/>
-            <w:tcW w:type="dxa" w:w="2324"/>
-          </w:tcPr>
-          <w:p>
-            <w:pPr>
-              <w:keepNext/>
-              <w:spacing w:before="40" w:after="40"/>
-            </w:pPr>
-            <w:r>
-              <w:rPr>
-                <w:rFonts w:ascii="Segoe UI" w:hAnsi="Segoe UI"/>
-                <w:b w:val="0"/>
-                <w:i w:val="0"/>
-                <w:color w:val="5A6A78"/>
-                <w:sz w:val="17"/>
-              </w:rPr>
-              <w:t>schatting</w:t>
-            </w:r>
-          </w:p>
-        </w:tc>
-      </w:tr>
-      <w:tr>
-        <w:trPr>
-          <w:cantSplit w:val="true"/>
-        </w:trPr>
-        <w:tc>
-          <w:tcPr>
-            <w:tcW w:type="dxa" w:w="1973"/>
-            <w:tcW w:type="dxa" w:w="1701"/>
-          </w:tcPr>
-          <w:p>
-            <w:pPr>
-              <w:keepNext/>
-              <w:spacing w:before="40" w:after="40"/>
-            </w:pPr>
-            <w:r>
-              <w:rPr>
-                <w:rFonts w:ascii="Segoe UI" w:hAnsi="Segoe UI"/>
-                <w:b/>
-                <w:i w:val="0"/>
-                <w:color w:val="1B2630"/>
-                <w:sz w:val="17"/>
-              </w:rPr>
-            </w:r>
-          </w:p>
-        </w:tc>
-        <w:tc>
-          <w:tcPr>
-            <w:tcW w:type="dxa" w:w="1973"/>
-            <w:tcW w:type="dxa" w:w="4082"/>
-          </w:tcPr>
-          <w:p>
-            <w:pPr>
-              <w:keepNext/>
-              <w:spacing w:before="40" w:after="40"/>
-            </w:pPr>
-            <w:r>
-              <w:rPr>
-                <w:rFonts w:ascii="Segoe UI" w:hAnsi="Segoe UI"/>
-                <w:b w:val="0"/>
-                <w:i w:val="0"/>
-                <w:color w:val="5A6A78"/>
-                <w:sz w:val="17"/>
-              </w:rPr>
-              <w:t>SEBIA: vaardigheden voetzorg evalueren, NAFF, feedback en ondersteuning (eCRF 17)</w:t>
-            </w:r>
-          </w:p>
-        </w:tc>
-        <w:tc>
-          <w:tcPr>
-            <w:tcW w:type="dxa" w:w="1973"/>
-            <w:tcW w:type="dxa" w:w="737"/>
-          </w:tcPr>
-          <w:p>
-            <w:pPr>
-              <w:keepNext/>
-              <w:spacing w:before="40" w:after="40"/>
-            </w:pPr>
-            <w:r>
-              <w:rPr>
-                <w:rFonts w:ascii="Segoe UI" w:hAnsi="Segoe UI"/>
-                <w:b w:val="0"/>
-                <w:i w:val="0"/>
-                <w:color w:val="5A6A78"/>
-                <w:sz w:val="17"/>
-              </w:rPr>
-              <w:t>OC</w:t>
-            </w:r>
-          </w:p>
-        </w:tc>
-        <w:tc>
-          <w:tcPr>
-            <w:tcW w:type="dxa" w:w="1973"/>
-            <w:tcW w:type="dxa" w:w="793"/>
-          </w:tcPr>
-          <w:p>
-            <w:pPr>
-              <w:keepNext/>
-              <w:spacing w:before="40" w:after="40"/>
-            </w:pPr>
-            <w:r>
-              <w:rPr>
-                <w:rFonts w:ascii="Segoe UI" w:hAnsi="Segoe UI"/>
-                <w:b w:val="0"/>
-                <w:i w:val="0"/>
-                <w:color w:val="5A6A78"/>
-                <w:sz w:val="17"/>
-              </w:rPr>
-              <w:t>20–30</w:t>
-            </w:r>
-          </w:p>
-        </w:tc>
-        <w:tc>
-          <w:tcPr>
-            <w:tcW w:type="dxa" w:w="1973"/>
-            <w:tcW w:type="dxa" w:w="2324"/>
-          </w:tcPr>
-          <w:p>
-            <w:pPr>
-              <w:keepNext/>
-              <w:spacing w:before="40" w:after="40"/>
-            </w:pPr>
-            <w:r>
-              <w:rPr>
-                <w:rFonts w:ascii="Segoe UI" w:hAnsi="Segoe UI"/>
-                <w:b w:val="0"/>
-                <w:i w:val="0"/>
-                <w:color w:val="5A6A78"/>
-                <w:sz w:val="17"/>
-              </w:rPr>
-              <w:t>schatting</w:t>
-            </w:r>
-          </w:p>
-        </w:tc>
-      </w:tr>
-      <w:tr>
-        <w:trPr>
-          <w:cantSplit w:val="true"/>
-        </w:trPr>
-        <w:tc>
-          <w:tcPr>
-            <w:tcW w:type="dxa" w:w="1973"/>
-            <w:tcW w:type="dxa" w:w="1701"/>
-          </w:tcPr>
-          <w:p>
-            <w:pPr>
-              <w:keepNext/>
-              <w:spacing w:before="40" w:after="40"/>
-            </w:pPr>
-            <w:r>
-              <w:rPr>
-                <w:rFonts w:ascii="Segoe UI" w:hAnsi="Segoe UI"/>
-                <w:b/>
-                <w:i w:val="0"/>
-                <w:color w:val="1B2630"/>
-                <w:sz w:val="17"/>
-              </w:rPr>
-            </w:r>
-          </w:p>
-        </w:tc>
-        <w:tc>
-          <w:tcPr>
-            <w:tcW w:type="dxa" w:w="1973"/>
-            <w:tcW w:type="dxa" w:w="4082"/>
-          </w:tcPr>
-          <w:p>
-            <w:pPr>
-              <w:keepNext/>
-              <w:spacing w:before="40" w:after="40"/>
-            </w:pPr>
-            <w:r>
-              <w:rPr>
-                <w:rFonts w:ascii="Segoe UI" w:hAnsi="Segoe UI"/>
-                <w:b w:val="0"/>
-                <w:i w:val="0"/>
-                <w:color w:val="5A6A78"/>
-                <w:sz w:val="17"/>
-              </w:rPr>
-              <w:t>MoveMonitor klaarzetten, meegeven en uitleggen (eCRF 19, 20)</w:t>
-            </w:r>
-          </w:p>
-        </w:tc>
-        <w:tc>
-          <w:tcPr>
-            <w:tcW w:type="dxa" w:w="1973"/>
-            <w:tcW w:type="dxa" w:w="737"/>
-          </w:tcPr>
-          <w:p>
-            <w:pPr>
-              <w:keepNext/>
-              <w:spacing w:before="40" w:after="40"/>
-            </w:pPr>
-            <w:r>
-              <w:rPr>
-                <w:rFonts w:ascii="Segoe UI" w:hAnsi="Segoe UI"/>
-                <w:b w:val="0"/>
-                <w:i w:val="0"/>
-                <w:color w:val="5A6A78"/>
-                <w:sz w:val="17"/>
-              </w:rPr>
-              <w:t>beide</w:t>
-            </w:r>
-          </w:p>
-        </w:tc>
-        <w:tc>
-          <w:tcPr>
-            <w:tcW w:type="dxa" w:w="1973"/>
-            <w:tcW w:type="dxa" w:w="793"/>
-          </w:tcPr>
-          <w:p>
-            <w:pPr>
-              <w:keepNext/>
-              <w:spacing w:before="40" w:after="40"/>
-            </w:pPr>
-            <w:r>
-              <w:rPr>
-                <w:rFonts w:ascii="Segoe UI" w:hAnsi="Segoe UI"/>
-                <w:b w:val="0"/>
-                <w:i w:val="0"/>
-                <w:color w:val="5A6A78"/>
-                <w:sz w:val="17"/>
-              </w:rPr>
-              <w:t>10–15</w:t>
-            </w:r>
-          </w:p>
-        </w:tc>
-        <w:tc>
-          <w:tcPr>
-            <w:tcW w:type="dxa" w:w="1973"/>
-            <w:tcW w:type="dxa" w:w="2324"/>
-          </w:tcPr>
-          <w:p>
-            <w:pPr>
-              <w:keepNext/>
-              <w:spacing w:before="40" w:after="40"/>
-            </w:pPr>
-            <w:r>
-              <w:rPr>
-                <w:rFonts w:ascii="Segoe UI" w:hAnsi="Segoe UI"/>
-                <w:b w:val="0"/>
-                <w:i w:val="0"/>
-                <w:color w:val="5A6A78"/>
-                <w:sz w:val="17"/>
-              </w:rPr>
-              <w:t>schatting</w:t>
-            </w:r>
-          </w:p>
-        </w:tc>
-      </w:tr>
-      <w:tr>
-        <w:trPr>
-          <w:cantSplit w:val="true"/>
-        </w:trPr>
-        <w:tc>
-          <w:tcPr>
-            <w:tcW w:type="dxa" w:w="1973"/>
-            <w:tcW w:type="dxa" w:w="1701"/>
-          </w:tcPr>
-          <w:p>
-            <w:pPr>
-              <w:keepNext/>
-              <w:spacing w:before="40" w:after="40"/>
-            </w:pPr>
-            <w:r>
-              <w:rPr>
-                <w:rFonts w:ascii="Segoe UI" w:hAnsi="Segoe UI"/>
-                <w:b/>
-                <w:i w:val="0"/>
-                <w:color w:val="1B2630"/>
-                <w:sz w:val="17"/>
-              </w:rPr>
-              <w:t>Maand 6 + 1 week · MoveMonitor terug</w:t>
-            </w:r>
-          </w:p>
-        </w:tc>
-        <w:tc>
-          <w:tcPr>
-            <w:tcW w:type="dxa" w:w="1973"/>
-            <w:tcW w:type="dxa" w:w="4082"/>
-          </w:tcPr>
-          <w:p>
-            <w:pPr>
-              <w:keepNext/>
-              <w:spacing w:before="40" w:after="40"/>
-            </w:pPr>
-            <w:r>
-              <w:rPr>
-                <w:rFonts w:ascii="Segoe UI" w:hAnsi="Segoe UI"/>
-                <w:b w:val="0"/>
-                <w:i w:val="0"/>
-                <w:color w:val="5A6A78"/>
-                <w:sz w:val="17"/>
-              </w:rPr>
-              <w:t>MoveMonitor aannemen, UDI (eCRF 27), uploaden en opladen</w:t>
-            </w:r>
-          </w:p>
-        </w:tc>
-        <w:tc>
-          <w:tcPr>
-            <w:tcW w:type="dxa" w:w="1973"/>
-            <w:tcW w:type="dxa" w:w="737"/>
-          </w:tcPr>
-          <w:p>
-            <w:pPr>
-              <w:keepNext/>
-              <w:spacing w:before="40" w:after="40"/>
-            </w:pPr>
-            <w:r>
-              <w:rPr>
-                <w:rFonts w:ascii="Segoe UI" w:hAnsi="Segoe UI"/>
-                <w:b w:val="0"/>
-                <w:i w:val="0"/>
-                <w:color w:val="5A6A78"/>
-                <w:sz w:val="17"/>
-              </w:rPr>
-              <w:t>beide</w:t>
-            </w:r>
-          </w:p>
-        </w:tc>
-        <w:tc>
-          <w:tcPr>
-            <w:tcW w:type="dxa" w:w="1973"/>
-            <w:tcW w:type="dxa" w:w="793"/>
-          </w:tcPr>
-          <w:p>
-            <w:pPr>
-              <w:keepNext/>
-              <w:spacing w:before="40" w:after="40"/>
-            </w:pPr>
-            <w:r>
-              <w:rPr>
-                <w:rFonts w:ascii="Segoe UI" w:hAnsi="Segoe UI"/>
-                <w:b w:val="0"/>
-                <w:i w:val="0"/>
-                <w:color w:val="5A6A78"/>
-                <w:sz w:val="17"/>
-              </w:rPr>
-              <w:t>5–10</w:t>
-            </w:r>
-          </w:p>
-        </w:tc>
-        <w:tc>
-          <w:tcPr>
-            <w:tcW w:type="dxa" w:w="1973"/>
-            <w:tcW w:type="dxa" w:w="2324"/>
-          </w:tcPr>
-          <w:p>
-            <w:pPr>
-              <w:keepNext/>
-              <w:spacing w:before="40" w:after="40"/>
-            </w:pPr>
-            <w:r>
-              <w:rPr>
-                <w:rFonts w:ascii="Segoe UI" w:hAnsi="Segoe UI"/>
-                <w:b w:val="0"/>
-                <w:i w:val="0"/>
-                <w:color w:val="5A6A78"/>
-                <w:sz w:val="17"/>
-              </w:rPr>
-              <w:t>schatting</w:t>
-            </w:r>
-          </w:p>
-        </w:tc>
-      </w:tr>
-      <w:tr>
-        <w:trPr>
-          <w:cantSplit w:val="true"/>
-        </w:trPr>
-        <w:tc>
-          <w:tcPr>
-            <w:tcW w:type="dxa" w:w="1973"/>
-            <w:tcW w:type="dxa" w:w="1701"/>
-          </w:tcPr>
-          <w:p>
-            <w:pPr>
-              <w:keepNext/>
-              <w:spacing w:before="40" w:after="40"/>
-            </w:pPr>
-            <w:r>
-              <w:rPr>
-                <w:rFonts w:ascii="Segoe UI" w:hAnsi="Segoe UI"/>
-                <w:b/>
-                <w:i w:val="0"/>
-                <w:color w:val="1B2630"/>
-                <w:sz w:val="17"/>
-              </w:rPr>
-              <w:t>Maand 12</w:t>
-            </w:r>
-          </w:p>
-        </w:tc>
-        <w:tc>
-          <w:tcPr>
-            <w:tcW w:type="dxa" w:w="1973"/>
-            <w:tcW w:type="dxa" w:w="4082"/>
-          </w:tcPr>
-          <w:p>
-            <w:pPr>
-              <w:keepNext/>
-              <w:spacing w:before="40" w:after="40"/>
-            </w:pPr>
-            <w:r>
-              <w:rPr>
-                <w:rFonts w:ascii="Segoe UI" w:hAnsi="Segoe UI"/>
-                <w:b w:val="0"/>
-                <w:i w:val="0"/>
-                <w:color w:val="5A6A78"/>
-                <w:sz w:val="17"/>
-              </w:rPr>
-              <w:t>Voet- en schoeiselscreening (eCRF 08)</w:t>
-            </w:r>
-          </w:p>
-        </w:tc>
-        <w:tc>
-          <w:tcPr>
-            <w:tcW w:type="dxa" w:w="1973"/>
-            <w:tcW w:type="dxa" w:w="737"/>
-          </w:tcPr>
-          <w:p>
-            <w:pPr>
-              <w:keepNext/>
-              <w:spacing w:before="40" w:after="40"/>
-            </w:pPr>
-            <w:r>
-              <w:rPr>
-                <w:rFonts w:ascii="Segoe UI" w:hAnsi="Segoe UI"/>
-                <w:b w:val="0"/>
-                <w:i w:val="0"/>
-                <w:color w:val="5A6A78"/>
-                <w:sz w:val="17"/>
-              </w:rPr>
-              <w:t>beide</w:t>
-            </w:r>
-          </w:p>
-        </w:tc>
-        <w:tc>
-          <w:tcPr>
-            <w:tcW w:type="dxa" w:w="1973"/>
-            <w:tcW w:type="dxa" w:w="793"/>
-          </w:tcPr>
-          <w:p>
-            <w:pPr>
-              <w:keepNext/>
-              <w:spacing w:before="40" w:after="40"/>
-            </w:pPr>
-            <w:r>
-              <w:rPr>
-                <w:rFonts w:ascii="Segoe UI" w:hAnsi="Segoe UI"/>
-                <w:b w:val="0"/>
-                <w:i w:val="0"/>
-                <w:color w:val="5A6A78"/>
-                <w:sz w:val="17"/>
-              </w:rPr>
-              <w:t>10–15</w:t>
-            </w:r>
-          </w:p>
-        </w:tc>
-        <w:tc>
-          <w:tcPr>
-            <w:tcW w:type="dxa" w:w="1973"/>
-            <w:tcW w:type="dxa" w:w="2324"/>
-          </w:tcPr>
-          <w:p>
-            <w:pPr>
-              <w:keepNext/>
-              <w:spacing w:before="40" w:after="40"/>
-            </w:pPr>
-            <w:r>
-              <w:rPr>
-                <w:rFonts w:ascii="Segoe UI" w:hAnsi="Segoe UI"/>
-                <w:b w:val="0"/>
-                <w:i w:val="0"/>
-                <w:color w:val="5A6A78"/>
-                <w:sz w:val="17"/>
-              </w:rPr>
-              <w:t>schatting</w:t>
-            </w:r>
-          </w:p>
-        </w:tc>
-      </w:tr>
-      <w:tr>
-        <w:trPr>
-          <w:cantSplit w:val="true"/>
-        </w:trPr>
-        <w:tc>
-          <w:tcPr>
-            <w:tcW w:type="dxa" w:w="1973"/>
-            <w:tcW w:type="dxa" w:w="1701"/>
-          </w:tcPr>
-          <w:p>
-            <w:pPr>
-              <w:keepNext/>
-              <w:spacing w:before="40" w:after="40"/>
-            </w:pPr>
-            <w:r>
-              <w:rPr>
-                <w:rFonts w:ascii="Segoe UI" w:hAnsi="Segoe UI"/>
-                <w:b/>
-                <w:i w:val="0"/>
-                <w:color w:val="1B2630"/>
-                <w:sz w:val="17"/>
-              </w:rPr>
-            </w:r>
-          </w:p>
-        </w:tc>
-        <w:tc>
-          <w:tcPr>
-            <w:tcW w:type="dxa" w:w="1973"/>
-            <w:tcW w:type="dxa" w:w="4082"/>
-          </w:tcPr>
-          <w:p>
-            <w:pPr>
-              <w:keepNext/>
-              <w:spacing w:before="40" w:after="40"/>
-            </w:pPr>
-            <w:r>
-              <w:rPr>
-                <w:rFonts w:ascii="Segoe UI" w:hAnsi="Segoe UI"/>
-                <w:b w:val="0"/>
-                <w:i w:val="0"/>
-                <w:color w:val="5A6A78"/>
-                <w:sz w:val="17"/>
-              </w:rPr>
-              <w:t>Orthotimer uitlezen (eCRF 25); in OC ook afdrukken voor de patiënt</w:t>
-            </w:r>
-          </w:p>
-        </w:tc>
-        <w:tc>
-          <w:tcPr>
-            <w:tcW w:type="dxa" w:w="1973"/>
-            <w:tcW w:type="dxa" w:w="737"/>
-          </w:tcPr>
-          <w:p>
-            <w:pPr>
-              <w:keepNext/>
-              <w:spacing w:before="40" w:after="40"/>
-            </w:pPr>
-            <w:r>
-              <w:rPr>
-                <w:rFonts w:ascii="Segoe UI" w:hAnsi="Segoe UI"/>
-                <w:b w:val="0"/>
-                <w:i w:val="0"/>
-                <w:color w:val="5A6A78"/>
-                <w:sz w:val="17"/>
-              </w:rPr>
-              <w:t>beide</w:t>
-            </w:r>
-          </w:p>
-        </w:tc>
-        <w:tc>
-          <w:tcPr>
-            <w:tcW w:type="dxa" w:w="1973"/>
-            <w:tcW w:type="dxa" w:w="793"/>
-          </w:tcPr>
-          <w:p>
-            <w:pPr>
-              <w:keepNext/>
-              <w:spacing w:before="40" w:after="40"/>
-            </w:pPr>
-            <w:r>
-              <w:rPr>
-                <w:rFonts w:ascii="Segoe UI" w:hAnsi="Segoe UI"/>
-                <w:b w:val="0"/>
-                <w:i w:val="0"/>
-                <w:color w:val="5A6A78"/>
-                <w:sz w:val="17"/>
-              </w:rPr>
-              <w:t>5–10</w:t>
-            </w:r>
-          </w:p>
-        </w:tc>
-        <w:tc>
-          <w:tcPr>
-            <w:tcW w:type="dxa" w:w="1973"/>
-            <w:tcW w:type="dxa" w:w="2324"/>
-          </w:tcPr>
-          <w:p>
-            <w:pPr>
-              <w:keepNext/>
-              <w:spacing w:before="40" w:after="40"/>
-            </w:pPr>
-            <w:r>
-              <w:rPr>
-                <w:rFonts w:ascii="Segoe UI" w:hAnsi="Segoe UI"/>
-                <w:b w:val="0"/>
-                <w:i w:val="0"/>
-                <w:color w:val="5A6A78"/>
-                <w:sz w:val="17"/>
-              </w:rPr>
-              <w:t>schatting</w:t>
-            </w:r>
-          </w:p>
-        </w:tc>
-      </w:tr>
-      <w:tr>
-        <w:trPr>
-          <w:cantSplit w:val="true"/>
-        </w:trPr>
-        <w:tc>
-          <w:tcPr>
-            <w:tcW w:type="dxa" w:w="1973"/>
-            <w:tcW w:type="dxa" w:w="1701"/>
-          </w:tcPr>
-          <w:p>
-            <w:pPr>
-              <w:keepNext/>
-              <w:spacing w:before="40" w:after="40"/>
-            </w:pPr>
-            <w:r>
-              <w:rPr>
-                <w:rFonts w:ascii="Segoe UI" w:hAnsi="Segoe UI"/>
-                <w:b/>
-                <w:i w:val="0"/>
-                <w:color w:val="1B2630"/>
-                <w:sz w:val="17"/>
-              </w:rPr>
-            </w:r>
-          </w:p>
-        </w:tc>
-        <w:tc>
-          <w:tcPr>
-            <w:tcW w:type="dxa" w:w="1973"/>
-            <w:tcW w:type="dxa" w:w="4082"/>
-          </w:tcPr>
-          <w:p>
-            <w:pPr>
-              <w:keepNext/>
-              <w:spacing w:before="40" w:after="40"/>
-            </w:pPr>
-            <w:r>
-              <w:rPr>
-                <w:rFonts w:ascii="Segoe UI" w:hAnsi="Segoe UI"/>
-                <w:b w:val="0"/>
-                <w:i w:val="0"/>
-                <w:color w:val="5A6A78"/>
-                <w:sz w:val="17"/>
-              </w:rPr>
-              <w:t>Therapietrouw bevragen (eCRF 31)</w:t>
-            </w:r>
-          </w:p>
-        </w:tc>
-        <w:tc>
-          <w:tcPr>
-            <w:tcW w:type="dxa" w:w="1973"/>
-            <w:tcW w:type="dxa" w:w="737"/>
-          </w:tcPr>
-          <w:p>
-            <w:pPr>
-              <w:keepNext/>
-              <w:spacing w:before="40" w:after="40"/>
-            </w:pPr>
-            <w:r>
-              <w:rPr>
-                <w:rFonts w:ascii="Segoe UI" w:hAnsi="Segoe UI"/>
-                <w:b w:val="0"/>
-                <w:i w:val="0"/>
-                <w:color w:val="5A6A78"/>
-                <w:sz w:val="17"/>
-              </w:rPr>
-              <w:t>beide</w:t>
-            </w:r>
-          </w:p>
-        </w:tc>
-        <w:tc>
-          <w:tcPr>
-            <w:tcW w:type="dxa" w:w="1973"/>
-            <w:tcW w:type="dxa" w:w="793"/>
-          </w:tcPr>
-          <w:p>
-            <w:pPr>
-              <w:keepNext/>
-              <w:spacing w:before="40" w:after="40"/>
-            </w:pPr>
-            <w:r>
-              <w:rPr>
-                <w:rFonts w:ascii="Segoe UI" w:hAnsi="Segoe UI"/>
-                <w:b w:val="0"/>
-                <w:i w:val="0"/>
-                <w:color w:val="5A6A78"/>
-                <w:sz w:val="17"/>
-              </w:rPr>
-              <w:t>3–5</w:t>
-            </w:r>
-          </w:p>
-        </w:tc>
-        <w:tc>
-          <w:tcPr>
-            <w:tcW w:type="dxa" w:w="1973"/>
-            <w:tcW w:type="dxa" w:w="2324"/>
-          </w:tcPr>
-          <w:p>
-            <w:pPr>
-              <w:keepNext/>
-              <w:spacing w:before="40" w:after="40"/>
-            </w:pPr>
-            <w:r>
-              <w:rPr>
-                <w:rFonts w:ascii="Segoe UI" w:hAnsi="Segoe UI"/>
-                <w:b w:val="0"/>
-                <w:i w:val="0"/>
-                <w:color w:val="5A6A78"/>
-                <w:sz w:val="17"/>
-              </w:rPr>
-              <w:t>schatting</w:t>
-            </w:r>
-          </w:p>
-        </w:tc>
-      </w:tr>
-      <w:tr>
-        <w:trPr>
-          <w:cantSplit w:val="true"/>
-        </w:trPr>
-        <w:tc>
-          <w:tcPr>
-            <w:tcW w:type="dxa" w:w="1973"/>
-            <w:tcW w:type="dxa" w:w="1701"/>
-          </w:tcPr>
-          <w:p>
-            <w:pPr>
-              <w:keepNext/>
-              <w:spacing w:before="40" w:after="40"/>
-            </w:pPr>
-            <w:r>
-              <w:rPr>
-                <w:rFonts w:ascii="Segoe UI" w:hAnsi="Segoe UI"/>
-                <w:b/>
-                <w:i w:val="0"/>
-                <w:color w:val="1B2630"/>
-                <w:sz w:val="17"/>
-              </w:rPr>
-            </w:r>
-          </w:p>
-        </w:tc>
-        <w:tc>
-          <w:tcPr>
-            <w:tcW w:type="dxa" w:w="1973"/>
-            <w:tcW w:type="dxa" w:w="4082"/>
-          </w:tcPr>
-          <w:p>
-            <w:pPr>
-              <w:keepNext/>
-              <w:spacing w:before="40" w:after="40"/>
-            </w:pPr>
-            <w:r>
-              <w:rPr>
-                <w:rFonts w:ascii="Segoe UI" w:hAnsi="Segoe UI"/>
-                <w:b w:val="0"/>
-                <w:i w:val="0"/>
-                <w:color w:val="5A6A78"/>
-                <w:sz w:val="17"/>
-              </w:rPr>
-              <w:t>Vervanging CMFO of sensor waar nodig (eCRF 33)</w:t>
-            </w:r>
-          </w:p>
-        </w:tc>
-        <w:tc>
-          <w:tcPr>
-            <w:tcW w:type="dxa" w:w="1973"/>
-            <w:tcW w:type="dxa" w:w="737"/>
-          </w:tcPr>
-          <w:p>
-            <w:pPr>
-              <w:keepNext/>
-              <w:spacing w:before="40" w:after="40"/>
-            </w:pPr>
-            <w:r>
-              <w:rPr>
-                <w:rFonts w:ascii="Segoe UI" w:hAnsi="Segoe UI"/>
-                <w:b w:val="0"/>
-                <w:i w:val="0"/>
-                <w:color w:val="5A6A78"/>
-                <w:sz w:val="17"/>
-              </w:rPr>
-              <w:t>beide</w:t>
-            </w:r>
-          </w:p>
-        </w:tc>
-        <w:tc>
-          <w:tcPr>
-            <w:tcW w:type="dxa" w:w="1973"/>
-            <w:tcW w:type="dxa" w:w="793"/>
-          </w:tcPr>
-          <w:p>
-            <w:pPr>
-              <w:keepNext/>
-              <w:spacing w:before="40" w:after="40"/>
-            </w:pPr>
-            <w:r>
-              <w:rPr>
-                <w:rFonts w:ascii="Segoe UI" w:hAnsi="Segoe UI"/>
-                <w:b w:val="0"/>
-                <w:i w:val="0"/>
-                <w:color w:val="5A6A78"/>
-                <w:sz w:val="17"/>
-              </w:rPr>
-              <w:t>0–10</w:t>
-            </w:r>
-          </w:p>
-        </w:tc>
-        <w:tc>
-          <w:tcPr>
-            <w:tcW w:type="dxa" w:w="1973"/>
-            <w:tcW w:type="dxa" w:w="2324"/>
-          </w:tcPr>
-          <w:p>
-            <w:pPr>
-              <w:keepNext/>
-              <w:spacing w:before="40" w:after="40"/>
-            </w:pPr>
-            <w:r>
-              <w:rPr>
-                <w:rFonts w:ascii="Segoe UI" w:hAnsi="Segoe UI"/>
-                <w:b w:val="0"/>
-                <w:i w:val="0"/>
-                <w:color w:val="5A6A78"/>
-                <w:sz w:val="17"/>
-              </w:rPr>
-              <w:t>schatting</w:t>
-            </w:r>
-          </w:p>
-        </w:tc>
-      </w:tr>
-      <w:tr>
-        <w:trPr>
-          <w:cantSplit w:val="true"/>
-        </w:trPr>
-        <w:tc>
-          <w:tcPr>
-            <w:tcW w:type="dxa" w:w="1973"/>
-            <w:tcW w:type="dxa" w:w="1701"/>
-          </w:tcPr>
-          <w:p>
-            <w:pPr>
-              <w:keepNext/>
-              <w:spacing w:before="40" w:after="40"/>
-            </w:pPr>
-            <w:r>
-              <w:rPr>
-                <w:rFonts w:ascii="Segoe UI" w:hAnsi="Segoe UI"/>
-                <w:b/>
-                <w:i w:val="0"/>
-                <w:color w:val="1B2630"/>
-                <w:sz w:val="17"/>
-              </w:rPr>
-            </w:r>
-          </w:p>
-        </w:tc>
-        <w:tc>
-          <w:tcPr>
-            <w:tcW w:type="dxa" w:w="1973"/>
-            <w:tcW w:type="dxa" w:w="4082"/>
-          </w:tcPr>
-          <w:p>
-            <w:pPr>
-              <w:keepNext/>
-              <w:spacing w:before="40" w:after="40"/>
-            </w:pPr>
-            <w:r>
-              <w:rPr>
-                <w:rFonts w:ascii="Segoe UI" w:hAnsi="Segoe UI"/>
-                <w:b w:val="0"/>
-                <w:i w:val="0"/>
-                <w:color w:val="5A6A78"/>
-                <w:sz w:val="17"/>
-              </w:rPr>
-              <w:t>Vragenlijsten overlopen; ingevuld in de wachtruimte (21, 34, 35, 45b)</w:t>
-            </w:r>
-          </w:p>
-        </w:tc>
-        <w:tc>
-          <w:tcPr>
-            <w:tcW w:type="dxa" w:w="1973"/>
-            <w:tcW w:type="dxa" w:w="737"/>
-          </w:tcPr>
-          <w:p>
-            <w:pPr>
-              <w:keepNext/>
-              <w:spacing w:before="40" w:after="40"/>
-            </w:pPr>
-            <w:r>
-              <w:rPr>
-                <w:rFonts w:ascii="Segoe UI" w:hAnsi="Segoe UI"/>
-                <w:b w:val="0"/>
-                <w:i w:val="0"/>
-                <w:color w:val="5A6A78"/>
-                <w:sz w:val="17"/>
-              </w:rPr>
-              <w:t>beide</w:t>
-            </w:r>
-          </w:p>
-        </w:tc>
-        <w:tc>
-          <w:tcPr>
-            <w:tcW w:type="dxa" w:w="1973"/>
-            <w:tcW w:type="dxa" w:w="793"/>
-          </w:tcPr>
-          <w:p>
-            <w:pPr>
-              <w:keepNext/>
-              <w:spacing w:before="40" w:after="40"/>
-            </w:pPr>
-            <w:r>
-              <w:rPr>
-                <w:rFonts w:ascii="Segoe UI" w:hAnsi="Segoe UI"/>
-                <w:b w:val="0"/>
-                <w:i w:val="0"/>
-                <w:color w:val="5A6A78"/>
-                <w:sz w:val="17"/>
-              </w:rPr>
-              <w:t>2–5</w:t>
-            </w:r>
-          </w:p>
-        </w:tc>
-        <w:tc>
-          <w:tcPr>
-            <w:tcW w:type="dxa" w:w="1973"/>
-            <w:tcW w:type="dxa" w:w="2324"/>
-          </w:tcPr>
-          <w:p>
-            <w:pPr>
-              <w:keepNext/>
-              <w:spacing w:before="40" w:after="40"/>
-            </w:pPr>
-            <w:r>
-              <w:rPr>
-                <w:rFonts w:ascii="Segoe UI" w:hAnsi="Segoe UI"/>
-                <w:b w:val="0"/>
-                <w:i w:val="0"/>
-                <w:color w:val="5A6A78"/>
-                <w:sz w:val="17"/>
-              </w:rPr>
-              <w:t>schatting; invullen in de wachtruimte (Janou, 29/9)</w:t>
-            </w:r>
-          </w:p>
-        </w:tc>
-      </w:tr>
-      <w:tr>
-        <w:trPr>
-          <w:cantSplit w:val="true"/>
-        </w:trPr>
-        <w:tc>
-          <w:tcPr>
-            <w:tcW w:type="dxa" w:w="1973"/>
-            <w:tcW w:type="dxa" w:w="1701"/>
-          </w:tcPr>
-          <w:p>
-            <w:pPr>
-              <w:keepNext/>
-              <w:spacing w:before="40" w:after="40"/>
-            </w:pPr>
-            <w:r>
-              <w:rPr>
-                <w:rFonts w:ascii="Segoe UI" w:hAnsi="Segoe UI"/>
-                <w:b/>
-                <w:i w:val="0"/>
-                <w:color w:val="1B2630"/>
-                <w:sz w:val="17"/>
-              </w:rPr>
-            </w:r>
-          </w:p>
-        </w:tc>
-        <w:tc>
-          <w:tcPr>
-            <w:tcW w:type="dxa" w:w="1973"/>
-            <w:tcW w:type="dxa" w:w="4082"/>
-          </w:tcPr>
-          <w:p>
-            <w:pPr>
-              <w:keepNext/>
-              <w:spacing w:before="40" w:after="40"/>
-            </w:pPr>
-            <w:r>
-              <w:rPr>
-                <w:rFonts w:ascii="Segoe UI" w:hAnsi="Segoe UI"/>
-                <w:b w:val="0"/>
-                <w:i w:val="0"/>
-                <w:color w:val="5A6A78"/>
-                <w:sz w:val="17"/>
-              </w:rPr>
-              <w:t>Drukmeting zonder en met CMFO (eCRF 24)</w:t>
-            </w:r>
-          </w:p>
-        </w:tc>
-        <w:tc>
-          <w:tcPr>
-            <w:tcW w:type="dxa" w:w="1973"/>
-            <w:tcW w:type="dxa" w:w="737"/>
-          </w:tcPr>
-          <w:p>
-            <w:pPr>
-              <w:keepNext/>
-              <w:spacing w:before="40" w:after="40"/>
-            </w:pPr>
-            <w:r>
-              <w:rPr>
-                <w:rFonts w:ascii="Segoe UI" w:hAnsi="Segoe UI"/>
-                <w:b w:val="0"/>
-                <w:i w:val="0"/>
-                <w:color w:val="5A6A78"/>
-                <w:sz w:val="17"/>
-              </w:rPr>
-              <w:t>beide</w:t>
-            </w:r>
-          </w:p>
-        </w:tc>
-        <w:tc>
-          <w:tcPr>
-            <w:tcW w:type="dxa" w:w="1973"/>
-            <w:tcW w:type="dxa" w:w="793"/>
-          </w:tcPr>
-          <w:p>
-            <w:pPr>
-              <w:keepNext/>
-              <w:spacing w:before="40" w:after="40"/>
-            </w:pPr>
-            <w:r>
-              <w:rPr>
-                <w:rFonts w:ascii="Segoe UI" w:hAnsi="Segoe UI"/>
-                <w:b w:val="0"/>
-                <w:i w:val="0"/>
-                <w:color w:val="5A6A78"/>
-                <w:sz w:val="17"/>
-              </w:rPr>
-              <w:t>20–30</w:t>
-            </w:r>
-          </w:p>
-        </w:tc>
-        <w:tc>
-          <w:tcPr>
-            <w:tcW w:type="dxa" w:w="1973"/>
-            <w:tcW w:type="dxa" w:w="2324"/>
-          </w:tcPr>
-          <w:p>
-            <w:pPr>
-              <w:keepNext/>
-              <w:spacing w:before="40" w:after="40"/>
-            </w:pPr>
-            <w:r>
-              <w:rPr>
-                <w:rFonts w:ascii="Segoe UI" w:hAnsi="Segoe UI"/>
-                <w:b w:val="0"/>
-                <w:i w:val="0"/>
-                <w:color w:val="5A6A78"/>
-                <w:sz w:val="17"/>
-              </w:rPr>
-              <w:t>schatting</w:t>
-            </w:r>
-          </w:p>
-        </w:tc>
-      </w:tr>
-      <w:tr>
-        <w:trPr>
-          <w:cantSplit w:val="true"/>
-        </w:trPr>
-        <w:tc>
-          <w:tcPr>
-            <w:tcW w:type="dxa" w:w="1973"/>
-            <w:tcW w:type="dxa" w:w="1701"/>
-          </w:tcPr>
-          <w:p>
-            <w:pPr>
-              <w:keepNext/>
-              <w:spacing w:before="40" w:after="40"/>
-            </w:pPr>
-            <w:r>
-              <w:rPr>
-                <w:rFonts w:ascii="Segoe UI" w:hAnsi="Segoe UI"/>
-                <w:b/>
-                <w:i w:val="0"/>
-                <w:color w:val="1B2630"/>
-                <w:sz w:val="17"/>
-              </w:rPr>
-            </w:r>
-          </w:p>
-        </w:tc>
-        <w:tc>
-          <w:tcPr>
-            <w:tcW w:type="dxa" w:w="1973"/>
-            <w:tcW w:type="dxa" w:w="4082"/>
-          </w:tcPr>
-          <w:p>
-            <w:pPr>
-              <w:keepNext/>
-              <w:spacing w:before="40" w:after="40"/>
-            </w:pPr>
-            <w:r>
-              <w:rPr>
-                <w:rFonts w:ascii="Segoe UI" w:hAnsi="Segoe UI"/>
-                <w:b w:val="0"/>
-                <w:i w:val="0"/>
-                <w:color w:val="5A6A78"/>
-                <w:sz w:val="17"/>
-              </w:rPr>
-              <w:t>Zool aanpassen waar nodig</w:t>
-            </w:r>
-          </w:p>
-        </w:tc>
-        <w:tc>
-          <w:tcPr>
-            <w:tcW w:type="dxa" w:w="1973"/>
-            <w:tcW w:type="dxa" w:w="737"/>
-          </w:tcPr>
-          <w:p>
-            <w:pPr>
-              <w:keepNext/>
-              <w:spacing w:before="40" w:after="40"/>
-            </w:pPr>
-            <w:r>
-              <w:rPr>
-                <w:rFonts w:ascii="Segoe UI" w:hAnsi="Segoe UI"/>
-                <w:b w:val="0"/>
-                <w:i w:val="0"/>
-                <w:color w:val="5A6A78"/>
-                <w:sz w:val="17"/>
-              </w:rPr>
-              <w:t>OC</w:t>
-            </w:r>
-          </w:p>
-        </w:tc>
-        <w:tc>
-          <w:tcPr>
-            <w:tcW w:type="dxa" w:w="1973"/>
-            <w:tcW w:type="dxa" w:w="793"/>
-          </w:tcPr>
-          <w:p>
-            <w:pPr>
-              <w:keepNext/>
-              <w:spacing w:before="40" w:after="40"/>
-            </w:pPr>
-            <w:r>
-              <w:rPr>
-                <w:rFonts w:ascii="Segoe UI" w:hAnsi="Segoe UI"/>
-                <w:b w:val="0"/>
-                <w:i w:val="0"/>
-                <w:color w:val="5A6A78"/>
-                <w:sz w:val="17"/>
-              </w:rPr>
-              <w:t>0–30</w:t>
-            </w:r>
-          </w:p>
-        </w:tc>
-        <w:tc>
-          <w:tcPr>
-            <w:tcW w:type="dxa" w:w="1973"/>
-            <w:tcW w:type="dxa" w:w="2324"/>
-          </w:tcPr>
-          <w:p>
-            <w:pPr>
-              <w:keepNext/>
-              <w:spacing w:before="40" w:after="40"/>
-            </w:pPr>
-            <w:r>
-              <w:rPr>
-                <w:rFonts w:ascii="Segoe UI" w:hAnsi="Segoe UI"/>
-                <w:b w:val="0"/>
-                <w:i w:val="0"/>
-                <w:color w:val="5A6A78"/>
-                <w:sz w:val="17"/>
-              </w:rPr>
-              <w:t>schatting</w:t>
-            </w:r>
-          </w:p>
-        </w:tc>
-      </w:tr>
-      <w:tr>
-        <w:trPr>
-          <w:cantSplit w:val="true"/>
-        </w:trPr>
-        <w:tc>
-          <w:tcPr>
-            <w:tcW w:type="dxa" w:w="1973"/>
-            <w:tcW w:type="dxa" w:w="1701"/>
-          </w:tcPr>
-          <w:p>
-            <w:pPr>
-              <w:keepNext/>
-              <w:spacing w:before="40" w:after="40"/>
-            </w:pPr>
-            <w:r>
-              <w:rPr>
-                <w:rFonts w:ascii="Segoe UI" w:hAnsi="Segoe UI"/>
-                <w:b/>
-                <w:i w:val="0"/>
-                <w:color w:val="1B2630"/>
-                <w:sz w:val="17"/>
-              </w:rPr>
-            </w:r>
-          </w:p>
-        </w:tc>
-        <w:tc>
-          <w:tcPr>
-            <w:tcW w:type="dxa" w:w="1973"/>
-            <w:tcW w:type="dxa" w:w="4082"/>
-          </w:tcPr>
-          <w:p>
-            <w:pPr>
-              <w:keepNext/>
-              <w:spacing w:before="40" w:after="40"/>
-            </w:pPr>
-            <w:r>
-              <w:rPr>
-                <w:rFonts w:ascii="Segoe UI" w:hAnsi="Segoe UI"/>
-                <w:b w:val="0"/>
-                <w:i w:val="0"/>
-                <w:color w:val="5A6A78"/>
-                <w:sz w:val="17"/>
-              </w:rPr>
-              <w:t>SEBIA: vaardigheden voetzorg evalueren, NAFF, feedback en ondersteuning (eCRF 17)</w:t>
-            </w:r>
-          </w:p>
-        </w:tc>
-        <w:tc>
-          <w:tcPr>
-            <w:tcW w:type="dxa" w:w="1973"/>
-            <w:tcW w:type="dxa" w:w="737"/>
-          </w:tcPr>
-          <w:p>
-            <w:pPr>
-              <w:keepNext/>
-              <w:spacing w:before="40" w:after="40"/>
-            </w:pPr>
-            <w:r>
-              <w:rPr>
-                <w:rFonts w:ascii="Segoe UI" w:hAnsi="Segoe UI"/>
-                <w:b w:val="0"/>
-                <w:i w:val="0"/>
-                <w:color w:val="5A6A78"/>
-                <w:sz w:val="17"/>
-              </w:rPr>
-              <w:t>OC</w:t>
-            </w:r>
-          </w:p>
-        </w:tc>
-        <w:tc>
-          <w:tcPr>
-            <w:tcW w:type="dxa" w:w="1973"/>
-            <w:tcW w:type="dxa" w:w="793"/>
-          </w:tcPr>
-          <w:p>
-            <w:pPr>
-              <w:keepNext/>
-              <w:spacing w:before="40" w:after="40"/>
-            </w:pPr>
-            <w:r>
-              <w:rPr>
-                <w:rFonts w:ascii="Segoe UI" w:hAnsi="Segoe UI"/>
-                <w:b w:val="0"/>
-                <w:i w:val="0"/>
-                <w:color w:val="5A6A78"/>
-                <w:sz w:val="17"/>
-              </w:rPr>
-              <w:t>20–30</w:t>
-            </w:r>
-          </w:p>
-        </w:tc>
-        <w:tc>
-          <w:tcPr>
-            <w:tcW w:type="dxa" w:w="1973"/>
-            <w:tcW w:type="dxa" w:w="2324"/>
-          </w:tcPr>
-          <w:p>
-            <w:pPr>
-              <w:keepNext/>
-              <w:spacing w:before="40" w:after="40"/>
-            </w:pPr>
-            <w:r>
-              <w:rPr>
-                <w:rFonts w:ascii="Segoe UI" w:hAnsi="Segoe UI"/>
-                <w:b w:val="0"/>
-                <w:i w:val="0"/>
-                <w:color w:val="5A6A78"/>
-                <w:sz w:val="17"/>
-              </w:rPr>
-              <w:t>schatting</w:t>
-            </w:r>
-          </w:p>
-        </w:tc>
-      </w:tr>
-      <w:tr>
-        <w:trPr>
-          <w:cantSplit w:val="true"/>
-        </w:trPr>
-        <w:tc>
-          <w:tcPr>
-            <w:tcW w:type="dxa" w:w="1973"/>
-            <w:tcW w:type="dxa" w:w="1701"/>
-          </w:tcPr>
-          <w:p>
-            <w:pPr>
-              <w:keepNext/>
-              <w:spacing w:before="40" w:after="40"/>
-            </w:pPr>
-            <w:r>
-              <w:rPr>
-                <w:rFonts w:ascii="Segoe UI" w:hAnsi="Segoe UI"/>
-                <w:b/>
-                <w:i w:val="0"/>
-                <w:color w:val="1B2630"/>
-                <w:sz w:val="17"/>
-              </w:rPr>
-              <w:t>Maand 18</w:t>
-            </w:r>
-          </w:p>
-        </w:tc>
-        <w:tc>
-          <w:tcPr>
-            <w:tcW w:type="dxa" w:w="1973"/>
-            <w:tcW w:type="dxa" w:w="4082"/>
-          </w:tcPr>
-          <w:p>
-            <w:pPr>
-              <w:keepNext/>
-              <w:spacing w:before="40" w:after="40"/>
-            </w:pPr>
-            <w:r>
-              <w:rPr>
-                <w:rFonts w:ascii="Segoe UI" w:hAnsi="Segoe UI"/>
-                <w:b w:val="0"/>
-                <w:i w:val="0"/>
-                <w:color w:val="5A6A78"/>
-                <w:sz w:val="17"/>
-              </w:rPr>
-              <w:t>Voet- en schoeiselscreening (eCRF 08)</w:t>
-            </w:r>
-          </w:p>
-        </w:tc>
-        <w:tc>
-          <w:tcPr>
-            <w:tcW w:type="dxa" w:w="1973"/>
-            <w:tcW w:type="dxa" w:w="737"/>
-          </w:tcPr>
-          <w:p>
-            <w:pPr>
-              <w:keepNext/>
-              <w:spacing w:before="40" w:after="40"/>
-            </w:pPr>
-            <w:r>
-              <w:rPr>
-                <w:rFonts w:ascii="Segoe UI" w:hAnsi="Segoe UI"/>
-                <w:b w:val="0"/>
-                <w:i w:val="0"/>
-                <w:color w:val="5A6A78"/>
-                <w:sz w:val="17"/>
-              </w:rPr>
-              <w:t>beide</w:t>
-            </w:r>
-          </w:p>
-        </w:tc>
-        <w:tc>
-          <w:tcPr>
-            <w:tcW w:type="dxa" w:w="1973"/>
-            <w:tcW w:type="dxa" w:w="793"/>
-          </w:tcPr>
-          <w:p>
-            <w:pPr>
-              <w:keepNext/>
-              <w:spacing w:before="40" w:after="40"/>
-            </w:pPr>
-            <w:r>
-              <w:rPr>
-                <w:rFonts w:ascii="Segoe UI" w:hAnsi="Segoe UI"/>
-                <w:b w:val="0"/>
-                <w:i w:val="0"/>
-                <w:color w:val="5A6A78"/>
-                <w:sz w:val="17"/>
-              </w:rPr>
-              <w:t>10–15</w:t>
-            </w:r>
-          </w:p>
-        </w:tc>
-        <w:tc>
-          <w:tcPr>
-            <w:tcW w:type="dxa" w:w="1973"/>
-            <w:tcW w:type="dxa" w:w="2324"/>
-          </w:tcPr>
-          <w:p>
-            <w:pPr>
-              <w:keepNext/>
-              <w:spacing w:before="40" w:after="40"/>
-            </w:pPr>
-            <w:r>
-              <w:rPr>
-                <w:rFonts w:ascii="Segoe UI" w:hAnsi="Segoe UI"/>
-                <w:b w:val="0"/>
-                <w:i w:val="0"/>
-                <w:color w:val="5A6A78"/>
-                <w:sz w:val="17"/>
-              </w:rPr>
-              <w:t>schatting</w:t>
-            </w:r>
-          </w:p>
-        </w:tc>
-      </w:tr>
-      <w:tr>
-        <w:trPr>
-          <w:cantSplit w:val="true"/>
-        </w:trPr>
-        <w:tc>
-          <w:tcPr>
-            <w:tcW w:type="dxa" w:w="1973"/>
-            <w:tcW w:type="dxa" w:w="1701"/>
-          </w:tcPr>
-          <w:p>
-            <w:pPr>
-              <w:keepNext/>
-              <w:spacing w:before="40" w:after="40"/>
-            </w:pPr>
-            <w:r>
-              <w:rPr>
-                <w:rFonts w:ascii="Segoe UI" w:hAnsi="Segoe UI"/>
-                <w:b/>
-                <w:i w:val="0"/>
-                <w:color w:val="1B2630"/>
-                <w:sz w:val="17"/>
-              </w:rPr>
-            </w:r>
-          </w:p>
-        </w:tc>
-        <w:tc>
-          <w:tcPr>
-            <w:tcW w:type="dxa" w:w="1973"/>
-            <w:tcW w:type="dxa" w:w="4082"/>
-          </w:tcPr>
-          <w:p>
-            <w:pPr>
-              <w:keepNext/>
-              <w:spacing w:before="40" w:after="40"/>
-            </w:pPr>
-            <w:r>
-              <w:rPr>
-                <w:rFonts w:ascii="Segoe UI" w:hAnsi="Segoe UI"/>
-                <w:b w:val="0"/>
-                <w:i w:val="0"/>
-                <w:color w:val="5A6A78"/>
-                <w:sz w:val="17"/>
-              </w:rPr>
-              <w:t>Orthotimer uitlezen (eCRF 25); in OC ook afdrukken voor de patiënt</w:t>
-            </w:r>
-          </w:p>
-        </w:tc>
-        <w:tc>
-          <w:tcPr>
-            <w:tcW w:type="dxa" w:w="1973"/>
-            <w:tcW w:type="dxa" w:w="737"/>
-          </w:tcPr>
-          <w:p>
-            <w:pPr>
-              <w:keepNext/>
-              <w:spacing w:before="40" w:after="40"/>
-            </w:pPr>
-            <w:r>
-              <w:rPr>
-                <w:rFonts w:ascii="Segoe UI" w:hAnsi="Segoe UI"/>
-                <w:b w:val="0"/>
-                <w:i w:val="0"/>
-                <w:color w:val="5A6A78"/>
-                <w:sz w:val="17"/>
-              </w:rPr>
-              <w:t>beide</w:t>
-            </w:r>
-          </w:p>
-        </w:tc>
-        <w:tc>
-          <w:tcPr>
-            <w:tcW w:type="dxa" w:w="1973"/>
-            <w:tcW w:type="dxa" w:w="793"/>
-          </w:tcPr>
-          <w:p>
-            <w:pPr>
-              <w:keepNext/>
-              <w:spacing w:before="40" w:after="40"/>
-            </w:pPr>
-            <w:r>
-              <w:rPr>
-                <w:rFonts w:ascii="Segoe UI" w:hAnsi="Segoe UI"/>
-                <w:b w:val="0"/>
-                <w:i w:val="0"/>
-                <w:color w:val="5A6A78"/>
-                <w:sz w:val="17"/>
-              </w:rPr>
-              <w:t>5–10</w:t>
-            </w:r>
-          </w:p>
-        </w:tc>
-        <w:tc>
-          <w:tcPr>
-            <w:tcW w:type="dxa" w:w="1973"/>
-            <w:tcW w:type="dxa" w:w="2324"/>
-          </w:tcPr>
-          <w:p>
-            <w:pPr>
-              <w:keepNext/>
-              <w:spacing w:before="40" w:after="40"/>
-            </w:pPr>
-            <w:r>
-              <w:rPr>
-                <w:rFonts w:ascii="Segoe UI" w:hAnsi="Segoe UI"/>
-                <w:b w:val="0"/>
-                <w:i w:val="0"/>
-                <w:color w:val="5A6A78"/>
-                <w:sz w:val="17"/>
-              </w:rPr>
-              <w:t>schatting</w:t>
-            </w:r>
-          </w:p>
-        </w:tc>
-      </w:tr>
-      <w:tr>
-        <w:trPr>
-          <w:cantSplit w:val="true"/>
-        </w:trPr>
-        <w:tc>
-          <w:tcPr>
-            <w:tcW w:type="dxa" w:w="1973"/>
-            <w:tcW w:type="dxa" w:w="1701"/>
-          </w:tcPr>
-          <w:p>
-            <w:pPr>
-              <w:keepNext/>
-              <w:spacing w:before="40" w:after="40"/>
-            </w:pPr>
-            <w:r>
-              <w:rPr>
-                <w:rFonts w:ascii="Segoe UI" w:hAnsi="Segoe UI"/>
-                <w:b/>
-                <w:i w:val="0"/>
-                <w:color w:val="1B2630"/>
-                <w:sz w:val="17"/>
-              </w:rPr>
-            </w:r>
-          </w:p>
-        </w:tc>
-        <w:tc>
-          <w:tcPr>
-            <w:tcW w:type="dxa" w:w="1973"/>
-            <w:tcW w:type="dxa" w:w="4082"/>
-          </w:tcPr>
-          <w:p>
-            <w:pPr>
-              <w:keepNext/>
-              <w:spacing w:before="40" w:after="40"/>
-            </w:pPr>
-            <w:r>
-              <w:rPr>
-                <w:rFonts w:ascii="Segoe UI" w:hAnsi="Segoe UI"/>
-                <w:b w:val="0"/>
-                <w:i w:val="0"/>
-                <w:color w:val="5A6A78"/>
-                <w:sz w:val="17"/>
-              </w:rPr>
-              <w:t>Therapietrouw bevragen (eCRF 31)</w:t>
-            </w:r>
-          </w:p>
-        </w:tc>
-        <w:tc>
-          <w:tcPr>
-            <w:tcW w:type="dxa" w:w="1973"/>
-            <w:tcW w:type="dxa" w:w="737"/>
-          </w:tcPr>
-          <w:p>
-            <w:pPr>
-              <w:keepNext/>
-              <w:spacing w:before="40" w:after="40"/>
-            </w:pPr>
-            <w:r>
-              <w:rPr>
-                <w:rFonts w:ascii="Segoe UI" w:hAnsi="Segoe UI"/>
-                <w:b w:val="0"/>
-                <w:i w:val="0"/>
-                <w:color w:val="5A6A78"/>
-                <w:sz w:val="17"/>
-              </w:rPr>
-              <w:t>beide</w:t>
-            </w:r>
-          </w:p>
-        </w:tc>
-        <w:tc>
-          <w:tcPr>
-            <w:tcW w:type="dxa" w:w="1973"/>
-            <w:tcW w:type="dxa" w:w="793"/>
-          </w:tcPr>
-          <w:p>
-            <w:pPr>
-              <w:keepNext/>
-              <w:spacing w:before="40" w:after="40"/>
-            </w:pPr>
-            <w:r>
-              <w:rPr>
-                <w:rFonts w:ascii="Segoe UI" w:hAnsi="Segoe UI"/>
-                <w:b w:val="0"/>
-                <w:i w:val="0"/>
-                <w:color w:val="5A6A78"/>
-                <w:sz w:val="17"/>
-              </w:rPr>
-              <w:t>3–5</w:t>
-            </w:r>
-          </w:p>
-        </w:tc>
-        <w:tc>
-          <w:tcPr>
-            <w:tcW w:type="dxa" w:w="1973"/>
-            <w:tcW w:type="dxa" w:w="2324"/>
-          </w:tcPr>
-          <w:p>
-            <w:pPr>
-              <w:keepNext/>
-              <w:spacing w:before="40" w:after="40"/>
-            </w:pPr>
-            <w:r>
-              <w:rPr>
-                <w:rFonts w:ascii="Segoe UI" w:hAnsi="Segoe UI"/>
-                <w:b w:val="0"/>
-                <w:i w:val="0"/>
-                <w:color w:val="5A6A78"/>
-                <w:sz w:val="17"/>
-              </w:rPr>
-              <w:t>schatting</w:t>
-            </w:r>
-          </w:p>
-        </w:tc>
-      </w:tr>
-      <w:tr>
-        <w:trPr>
-          <w:cantSplit w:val="true"/>
-        </w:trPr>
-        <w:tc>
-          <w:tcPr>
-            <w:tcW w:type="dxa" w:w="1973"/>
-            <w:tcW w:type="dxa" w:w="1701"/>
-          </w:tcPr>
-          <w:p>
-            <w:pPr>
-              <w:keepNext/>
-              <w:spacing w:before="40" w:after="40"/>
-            </w:pPr>
-            <w:r>
-              <w:rPr>
-                <w:rFonts w:ascii="Segoe UI" w:hAnsi="Segoe UI"/>
-                <w:b/>
-                <w:i w:val="0"/>
-                <w:color w:val="1B2630"/>
-                <w:sz w:val="17"/>
-              </w:rPr>
-            </w:r>
-          </w:p>
-        </w:tc>
-        <w:tc>
-          <w:tcPr>
-            <w:tcW w:type="dxa" w:w="1973"/>
-            <w:tcW w:type="dxa" w:w="4082"/>
-          </w:tcPr>
-          <w:p>
-            <w:pPr>
-              <w:keepNext/>
-              <w:spacing w:before="40" w:after="40"/>
-            </w:pPr>
-            <w:r>
-              <w:rPr>
-                <w:rFonts w:ascii="Segoe UI" w:hAnsi="Segoe UI"/>
-                <w:b w:val="0"/>
-                <w:i w:val="0"/>
-                <w:color w:val="5A6A78"/>
-                <w:sz w:val="17"/>
-              </w:rPr>
-              <w:t>Vervanging CMFO of sensor waar nodig (eCRF 33)</w:t>
-            </w:r>
-          </w:p>
-        </w:tc>
-        <w:tc>
-          <w:tcPr>
-            <w:tcW w:type="dxa" w:w="1973"/>
-            <w:tcW w:type="dxa" w:w="737"/>
-          </w:tcPr>
-          <w:p>
-            <w:pPr>
-              <w:keepNext/>
-              <w:spacing w:before="40" w:after="40"/>
-            </w:pPr>
-            <w:r>
-              <w:rPr>
-                <w:rFonts w:ascii="Segoe UI" w:hAnsi="Segoe UI"/>
-                <w:b w:val="0"/>
-                <w:i w:val="0"/>
-                <w:color w:val="5A6A78"/>
-                <w:sz w:val="17"/>
-              </w:rPr>
-              <w:t>beide</w:t>
-            </w:r>
-          </w:p>
-        </w:tc>
-        <w:tc>
-          <w:tcPr>
-            <w:tcW w:type="dxa" w:w="1973"/>
-            <w:tcW w:type="dxa" w:w="793"/>
-          </w:tcPr>
-          <w:p>
-            <w:pPr>
-              <w:keepNext/>
-              <w:spacing w:before="40" w:after="40"/>
-            </w:pPr>
-            <w:r>
-              <w:rPr>
-                <w:rFonts w:ascii="Segoe UI" w:hAnsi="Segoe UI"/>
-                <w:b w:val="0"/>
-                <w:i w:val="0"/>
-                <w:color w:val="5A6A78"/>
-                <w:sz w:val="17"/>
-              </w:rPr>
-              <w:t>0–10</w:t>
-            </w:r>
-          </w:p>
-        </w:tc>
-        <w:tc>
-          <w:tcPr>
-            <w:tcW w:type="dxa" w:w="1973"/>
-            <w:tcW w:type="dxa" w:w="2324"/>
-          </w:tcPr>
-          <w:p>
-            <w:pPr>
-              <w:keepNext/>
-              <w:spacing w:before="40" w:after="40"/>
-            </w:pPr>
-            <w:r>
-              <w:rPr>
-                <w:rFonts w:ascii="Segoe UI" w:hAnsi="Segoe UI"/>
-                <w:b w:val="0"/>
-                <w:i w:val="0"/>
-                <w:color w:val="5A6A78"/>
-                <w:sz w:val="17"/>
-              </w:rPr>
-              <w:t>schatting</w:t>
-            </w:r>
-          </w:p>
-        </w:tc>
-      </w:tr>
-      <w:tr>
-        <w:trPr>
-          <w:cantSplit w:val="true"/>
-        </w:trPr>
-        <w:tc>
-          <w:tcPr>
-            <w:tcW w:type="dxa" w:w="1973"/>
-            <w:tcW w:type="dxa" w:w="1701"/>
-          </w:tcPr>
-          <w:p>
-            <w:pPr>
-              <w:keepNext/>
-              <w:spacing w:before="40" w:after="40"/>
-            </w:pPr>
-            <w:r>
-              <w:rPr>
-                <w:rFonts w:ascii="Segoe UI" w:hAnsi="Segoe UI"/>
-                <w:b/>
-                <w:i w:val="0"/>
-                <w:color w:val="1B2630"/>
-                <w:sz w:val="17"/>
-              </w:rPr>
-            </w:r>
-          </w:p>
-        </w:tc>
-        <w:tc>
-          <w:tcPr>
-            <w:tcW w:type="dxa" w:w="1973"/>
-            <w:tcW w:type="dxa" w:w="4082"/>
-          </w:tcPr>
-          <w:p>
-            <w:pPr>
-              <w:keepNext/>
-              <w:spacing w:before="40" w:after="40"/>
-            </w:pPr>
-            <w:r>
-              <w:rPr>
-                <w:rFonts w:ascii="Segoe UI" w:hAnsi="Segoe UI"/>
-                <w:b w:val="0"/>
-                <w:i w:val="0"/>
-                <w:color w:val="5A6A78"/>
-                <w:sz w:val="17"/>
-              </w:rPr>
-              <w:t>Vragenlijsten overlopen; ingevuld in de wachtruimte (21, 34, 35, 45b)</w:t>
-            </w:r>
-          </w:p>
-        </w:tc>
-        <w:tc>
-          <w:tcPr>
-            <w:tcW w:type="dxa" w:w="1973"/>
-            <w:tcW w:type="dxa" w:w="737"/>
-          </w:tcPr>
-          <w:p>
-            <w:pPr>
-              <w:keepNext/>
-              <w:spacing w:before="40" w:after="40"/>
-            </w:pPr>
-            <w:r>
-              <w:rPr>
-                <w:rFonts w:ascii="Segoe UI" w:hAnsi="Segoe UI"/>
-                <w:b w:val="0"/>
-                <w:i w:val="0"/>
-                <w:color w:val="5A6A78"/>
-                <w:sz w:val="17"/>
-              </w:rPr>
-              <w:t>beide</w:t>
-            </w:r>
-          </w:p>
-        </w:tc>
-        <w:tc>
-          <w:tcPr>
-            <w:tcW w:type="dxa" w:w="1973"/>
-            <w:tcW w:type="dxa" w:w="793"/>
-          </w:tcPr>
-          <w:p>
-            <w:pPr>
-              <w:keepNext/>
-              <w:spacing w:before="40" w:after="40"/>
-            </w:pPr>
-            <w:r>
-              <w:rPr>
-                <w:rFonts w:ascii="Segoe UI" w:hAnsi="Segoe UI"/>
-                <w:b w:val="0"/>
-                <w:i w:val="0"/>
-                <w:color w:val="5A6A78"/>
-                <w:sz w:val="17"/>
-              </w:rPr>
-              <w:t>2–5</w:t>
-            </w:r>
-          </w:p>
-        </w:tc>
-        <w:tc>
-          <w:tcPr>
-            <w:tcW w:type="dxa" w:w="1973"/>
-            <w:tcW w:type="dxa" w:w="2324"/>
-          </w:tcPr>
-          <w:p>
-            <w:pPr>
-              <w:keepNext/>
-              <w:spacing w:before="40" w:after="40"/>
-            </w:pPr>
-            <w:r>
-              <w:rPr>
-                <w:rFonts w:ascii="Segoe UI" w:hAnsi="Segoe UI"/>
-                <w:b w:val="0"/>
-                <w:i w:val="0"/>
-                <w:color w:val="5A6A78"/>
-                <w:sz w:val="17"/>
-              </w:rPr>
-              <w:t>schatting; invullen in de wachtruimte (Janou, 29/9)</w:t>
-            </w:r>
-          </w:p>
-        </w:tc>
-      </w:tr>
-      <w:tr>
-        <w:trPr>
-          <w:cantSplit w:val="true"/>
-        </w:trPr>
-        <w:tc>
-          <w:tcPr>
-            <w:tcW w:type="dxa" w:w="1973"/>
-            <w:tcW w:type="dxa" w:w="1701"/>
-          </w:tcPr>
-          <w:p>
-            <w:pPr>
-              <w:keepNext/>
-              <w:spacing w:before="40" w:after="40"/>
-            </w:pPr>
-            <w:r>
-              <w:rPr>
-                <w:rFonts w:ascii="Segoe UI" w:hAnsi="Segoe UI"/>
-                <w:b/>
-                <w:i w:val="0"/>
-                <w:color w:val="1B2630"/>
-                <w:sz w:val="17"/>
-              </w:rPr>
-            </w:r>
-          </w:p>
-        </w:tc>
-        <w:tc>
-          <w:tcPr>
-            <w:tcW w:type="dxa" w:w="1973"/>
-            <w:tcW w:type="dxa" w:w="4082"/>
-          </w:tcPr>
-          <w:p>
-            <w:pPr>
-              <w:keepNext/>
-              <w:spacing w:before="40" w:after="40"/>
-            </w:pPr>
-            <w:r>
-              <w:rPr>
-                <w:rFonts w:ascii="Segoe UI" w:hAnsi="Segoe UI"/>
-                <w:b w:val="0"/>
-                <w:i w:val="0"/>
-                <w:color w:val="5A6A78"/>
-                <w:sz w:val="17"/>
-              </w:rPr>
-              <w:t>Drukmeting zonder en met CMFO (eCRF 24)</w:t>
-            </w:r>
-          </w:p>
-        </w:tc>
-        <w:tc>
-          <w:tcPr>
-            <w:tcW w:type="dxa" w:w="1973"/>
-            <w:tcW w:type="dxa" w:w="737"/>
-          </w:tcPr>
-          <w:p>
-            <w:pPr>
-              <w:keepNext/>
-              <w:spacing w:before="40" w:after="40"/>
-            </w:pPr>
-            <w:r>
-              <w:rPr>
-                <w:rFonts w:ascii="Segoe UI" w:hAnsi="Segoe UI"/>
-                <w:b w:val="0"/>
-                <w:i w:val="0"/>
-                <w:color w:val="5A6A78"/>
-                <w:sz w:val="17"/>
-              </w:rPr>
-              <w:t>beide</w:t>
-            </w:r>
-          </w:p>
-        </w:tc>
-        <w:tc>
-          <w:tcPr>
-            <w:tcW w:type="dxa" w:w="1973"/>
-            <w:tcW w:type="dxa" w:w="793"/>
-          </w:tcPr>
-          <w:p>
-            <w:pPr>
-              <w:keepNext/>
-              <w:spacing w:before="40" w:after="40"/>
-            </w:pPr>
-            <w:r>
-              <w:rPr>
-                <w:rFonts w:ascii="Segoe UI" w:hAnsi="Segoe UI"/>
-                <w:b w:val="0"/>
-                <w:i w:val="0"/>
-                <w:color w:val="5A6A78"/>
-                <w:sz w:val="17"/>
-              </w:rPr>
-              <w:t>20–30</w:t>
-            </w:r>
-          </w:p>
-        </w:tc>
-        <w:tc>
-          <w:tcPr>
-            <w:tcW w:type="dxa" w:w="1973"/>
-            <w:tcW w:type="dxa" w:w="2324"/>
-          </w:tcPr>
-          <w:p>
-            <w:pPr>
-              <w:keepNext/>
-              <w:spacing w:before="40" w:after="40"/>
-            </w:pPr>
-            <w:r>
-              <w:rPr>
-                <w:rFonts w:ascii="Segoe UI" w:hAnsi="Segoe UI"/>
-                <w:b w:val="0"/>
-                <w:i w:val="0"/>
-                <w:color w:val="5A6A78"/>
-                <w:sz w:val="17"/>
-              </w:rPr>
-              <w:t>schatting</w:t>
-            </w:r>
-          </w:p>
-        </w:tc>
-      </w:tr>
-      <w:tr>
-        <w:trPr>
-          <w:cantSplit w:val="true"/>
-        </w:trPr>
-        <w:tc>
-          <w:tcPr>
-            <w:tcW w:type="dxa" w:w="1973"/>
-            <w:tcW w:type="dxa" w:w="1701"/>
-          </w:tcPr>
-          <w:p>
-            <w:pPr>
-              <w:keepNext/>
-              <w:spacing w:before="40" w:after="40"/>
-            </w:pPr>
-            <w:r>
-              <w:rPr>
-                <w:rFonts w:ascii="Segoe UI" w:hAnsi="Segoe UI"/>
-                <w:b/>
-                <w:i w:val="0"/>
-                <w:color w:val="1B2630"/>
-                <w:sz w:val="17"/>
-              </w:rPr>
-            </w:r>
-          </w:p>
-        </w:tc>
-        <w:tc>
-          <w:tcPr>
-            <w:tcW w:type="dxa" w:w="1973"/>
-            <w:tcW w:type="dxa" w:w="4082"/>
-          </w:tcPr>
-          <w:p>
-            <w:pPr>
-              <w:keepNext/>
-              <w:spacing w:before="40" w:after="40"/>
-            </w:pPr>
-            <w:r>
-              <w:rPr>
-                <w:rFonts w:ascii="Segoe UI" w:hAnsi="Segoe UI"/>
-                <w:b w:val="0"/>
-                <w:i w:val="0"/>
-                <w:color w:val="5A6A78"/>
-                <w:sz w:val="17"/>
-              </w:rPr>
-              <w:t>Zool aanpassen waar nodig</w:t>
-            </w:r>
-          </w:p>
-        </w:tc>
-        <w:tc>
-          <w:tcPr>
-            <w:tcW w:type="dxa" w:w="1973"/>
-            <w:tcW w:type="dxa" w:w="737"/>
-          </w:tcPr>
-          <w:p>
-            <w:pPr>
-              <w:keepNext/>
-              <w:spacing w:before="40" w:after="40"/>
-            </w:pPr>
-            <w:r>
-              <w:rPr>
-                <w:rFonts w:ascii="Segoe UI" w:hAnsi="Segoe UI"/>
-                <w:b w:val="0"/>
-                <w:i w:val="0"/>
-                <w:color w:val="5A6A78"/>
-                <w:sz w:val="17"/>
-              </w:rPr>
-              <w:t>OC</w:t>
-            </w:r>
-          </w:p>
-        </w:tc>
-        <w:tc>
-          <w:tcPr>
-            <w:tcW w:type="dxa" w:w="1973"/>
-            <w:tcW w:type="dxa" w:w="793"/>
-          </w:tcPr>
-          <w:p>
-            <w:pPr>
-              <w:keepNext/>
-              <w:spacing w:before="40" w:after="40"/>
-            </w:pPr>
-            <w:r>
-              <w:rPr>
-                <w:rFonts w:ascii="Segoe UI" w:hAnsi="Segoe UI"/>
-                <w:b w:val="0"/>
-                <w:i w:val="0"/>
-                <w:color w:val="5A6A78"/>
-                <w:sz w:val="17"/>
-              </w:rPr>
-              <w:t>0–30</w:t>
-            </w:r>
-          </w:p>
-        </w:tc>
-        <w:tc>
-          <w:tcPr>
-            <w:tcW w:type="dxa" w:w="1973"/>
-            <w:tcW w:type="dxa" w:w="2324"/>
-          </w:tcPr>
-          <w:p>
-            <w:pPr>
-              <w:keepNext/>
-              <w:spacing w:before="40" w:after="40"/>
-            </w:pPr>
-            <w:r>
-              <w:rPr>
-                <w:rFonts w:ascii="Segoe UI" w:hAnsi="Segoe UI"/>
-                <w:b w:val="0"/>
-                <w:i w:val="0"/>
-                <w:color w:val="5A6A78"/>
-                <w:sz w:val="17"/>
-              </w:rPr>
-              <w:t>schatting</w:t>
-            </w:r>
-          </w:p>
-        </w:tc>
-      </w:tr>
-      <w:tr>
-        <w:trPr>
-          <w:cantSplit w:val="true"/>
-        </w:trPr>
-        <w:tc>
-          <w:tcPr>
-            <w:tcW w:type="dxa" w:w="1973"/>
-            <w:tcW w:type="dxa" w:w="1701"/>
-          </w:tcPr>
-          <w:p>
-            <w:pPr>
-              <w:keepNext/>
-              <w:spacing w:before="40" w:after="40"/>
-            </w:pPr>
-            <w:r>
-              <w:rPr>
-                <w:rFonts w:ascii="Segoe UI" w:hAnsi="Segoe UI"/>
-                <w:b/>
-                <w:i w:val="0"/>
-                <w:color w:val="1B2630"/>
-                <w:sz w:val="17"/>
-              </w:rPr>
-            </w:r>
-          </w:p>
-        </w:tc>
-        <w:tc>
-          <w:tcPr>
-            <w:tcW w:type="dxa" w:w="1973"/>
-            <w:tcW w:type="dxa" w:w="4082"/>
-          </w:tcPr>
-          <w:p>
-            <w:pPr>
-              <w:keepNext/>
-              <w:spacing w:before="40" w:after="40"/>
-            </w:pPr>
-            <w:r>
-              <w:rPr>
-                <w:rFonts w:ascii="Segoe UI" w:hAnsi="Segoe UI"/>
-                <w:b w:val="0"/>
-                <w:i w:val="0"/>
-                <w:color w:val="5A6A78"/>
-                <w:sz w:val="17"/>
-              </w:rPr>
-              <w:t>SEBIA: afrondend gesprek, zonder feedback of nieuwe interventie (eCRF 17)</w:t>
-            </w:r>
-          </w:p>
-        </w:tc>
-        <w:tc>
-          <w:tcPr>
-            <w:tcW w:type="dxa" w:w="1973"/>
-            <w:tcW w:type="dxa" w:w="737"/>
-          </w:tcPr>
-          <w:p>
-            <w:pPr>
-              <w:keepNext/>
-              <w:spacing w:before="40" w:after="40"/>
-            </w:pPr>
-            <w:r>
-              <w:rPr>
-                <w:rFonts w:ascii="Segoe UI" w:hAnsi="Segoe UI"/>
-                <w:b w:val="0"/>
-                <w:i w:val="0"/>
-                <w:color w:val="5A6A78"/>
-                <w:sz w:val="17"/>
-              </w:rPr>
-              <w:t>OC</w:t>
-            </w:r>
-          </w:p>
-        </w:tc>
-        <w:tc>
-          <w:tcPr>
-            <w:tcW w:type="dxa" w:w="1973"/>
-            <w:tcW w:type="dxa" w:w="793"/>
-          </w:tcPr>
-          <w:p>
-            <w:pPr>
-              <w:keepNext/>
-              <w:spacing w:before="40" w:after="40"/>
-            </w:pPr>
-            <w:r>
-              <w:rPr>
-                <w:rFonts w:ascii="Segoe UI" w:hAnsi="Segoe UI"/>
-                <w:b w:val="0"/>
-                <w:i w:val="0"/>
-                <w:color w:val="5A6A78"/>
-                <w:sz w:val="17"/>
-              </w:rPr>
-              <w:t>10–15</w:t>
-            </w:r>
-          </w:p>
-        </w:tc>
-        <w:tc>
-          <w:tcPr>
-            <w:tcW w:type="dxa" w:w="1973"/>
-            <w:tcW w:type="dxa" w:w="2324"/>
-          </w:tcPr>
-          <w:p>
-            <w:pPr>
-              <w:keepNext/>
-              <w:spacing w:before="40" w:after="40"/>
-            </w:pPr>
-            <w:r>
-              <w:rPr>
-                <w:rFonts w:ascii="Segoe UI" w:hAnsi="Segoe UI"/>
-                <w:b w:val="0"/>
-                <w:i w:val="0"/>
-                <w:color w:val="5A6A78"/>
-                <w:sz w:val="17"/>
-              </w:rPr>
-              <w:t>schatting</w:t>
-            </w:r>
-          </w:p>
-        </w:tc>
-      </w:tr>
-    </w:tbl>
-    <w:p>
-      <w:pPr>
-        <w:spacing w:before="60" w:after="40"/>
-      </w:pPr>
-      <w:r>
-        <w:rPr>
-          <w:rFonts w:ascii="Segoe UI" w:hAnsi="Segoe UI"/>
-          <w:b w:val="0"/>
-          <w:i w:val="0"/>
-          <w:color w:val="5A6A78"/>
-          <w:sz w:val="15"/>
-        </w:rPr>
-        <w:t>Maand 9 en 15 zijn gelijk aan maand 3. De voetscreening (eCRF 08) hoort ook bij de gewone zorg van een patiënt in risicocategorie 3; telt die niet als studietijd, dan zakt de schatting met 10–15 minuten per visite.</w:t>
+        <w:t>Het terugbrengen van de MoveMonitor op dag 7 heeft geen eigen uren. Het toestemmingsformulier (eCRF 02) vraagt de patiënt om twee uur per visite te rekenen.</w:t>
       </w:r>
     </w:p>
     <w:p>
@@ -8465,7 +2247,7 @@
           <w:color w:val="5A6A78"/>
           <w:sz w:val="17"/>
         </w:rPr>
-        <w:t>Staven: betaalde uren, per soort contact. Lijn: geschatte teamtijd (midden van de opbouw). Gemiddelde over 2.000 simulaties, zonder uitval en zonder ulcusvisites.</w:t>
+        <w:t>Betaalde uren per maand, per soort contact. Gemiddelde over 2.000 simulaties, zonder uitval en zonder ulcusvisites.</w:t>
       </w:r>
     </w:p>
     <w:p>
@@ -8476,7 +2258,7 @@
       <w:r>
         <w:drawing>
           <wp:inline xmlns:a="http://schemas.openxmlformats.org/drawingml/2006/main" xmlns:pic="http://schemas.openxmlformats.org/drawingml/2006/picture">
-            <wp:extent cx="6120000" cy="2519511"/>
+            <wp:extent cx="6120000" cy="2303315"/>
             <wp:docPr id="2" name="Picture 2"/>
             <wp:cNvGraphicFramePr>
               <a:graphicFrameLocks noChangeAspect="1"/>
@@ -8497,7 +2279,7 @@
                   <pic:spPr>
                     <a:xfrm>
                       <a:off x="0" y="0"/>
-                      <a:ext cx="6120000" cy="2519511"/>
+                      <a:ext cx="6120000" cy="2303315"/>
                     </a:xfrm>
                     <a:prstGeom prst="rect"/>
                   </pic:spPr>
@@ -8539,13 +2321,12 @@
         </w:tblBorders>
       </w:tblPr>
       <w:tblGrid>
-        <w:gridCol w:w="1409"/>
-        <w:gridCol w:w="1409"/>
-        <w:gridCol w:w="1409"/>
-        <w:gridCol w:w="1409"/>
-        <w:gridCol w:w="1409"/>
-        <w:gridCol w:w="1409"/>
-        <w:gridCol w:w="1409"/>
+        <w:gridCol w:w="1644"/>
+        <w:gridCol w:w="1644"/>
+        <w:gridCol w:w="1644"/>
+        <w:gridCol w:w="1644"/>
+        <w:gridCol w:w="1644"/>
+        <w:gridCol w:w="1644"/>
       </w:tblGrid>
       <w:tr>
         <w:trPr>
@@ -8554,8 +2335,8 @@
         </w:trPr>
         <w:tc>
           <w:tcPr>
-            <w:tcW w:type="dxa" w:w="1409"/>
-            <w:tcW w:type="dxa" w:w="1360"/>
+            <w:tcW w:type="dxa" w:w="1644"/>
+            <w:tcW w:type="dxa" w:w="1587"/>
             <w:shd w:val="clear" w:color="auto" w:fill="1D8DB0"/>
           </w:tcPr>
           <w:p>
@@ -8577,8 +2358,8 @@
         </w:tc>
         <w:tc>
           <w:tcPr>
-            <w:tcW w:type="dxa" w:w="1409"/>
-            <w:tcW w:type="dxa" w:w="1304"/>
+            <w:tcW w:type="dxa" w:w="1644"/>
+            <w:tcW w:type="dxa" w:w="1587"/>
             <w:shd w:val="clear" w:color="auto" w:fill="1D8DB0"/>
           </w:tcPr>
           <w:p>
@@ -8594,14 +2375,14 @@
                 <w:color w:val="FFFFFF"/>
                 <w:sz w:val="15"/>
               </w:rPr>
-              <w:t>UUR/MND BETAALD</w:t>
+              <w:t>UUR PER MAAND</w:t>
             </w:r>
           </w:p>
         </w:tc>
         <w:tc>
           <w:tcPr>
-            <w:tcW w:type="dxa" w:w="1409"/>
-            <w:tcW w:type="dxa" w:w="1814"/>
+            <w:tcW w:type="dxa" w:w="1644"/>
+            <w:tcW w:type="dxa" w:w="1587"/>
             <w:shd w:val="clear" w:color="auto" w:fill="1D8DB0"/>
           </w:tcPr>
           <w:p>
@@ -8617,14 +2398,14 @@
                 <w:color w:val="FFFFFF"/>
                 <w:sz w:val="15"/>
               </w:rPr>
-              <w:t>UUR/MND GESCHAT</w:t>
+              <w:t>UUR PER WEEK</w:t>
             </w:r>
           </w:p>
         </w:tc>
         <w:tc>
           <w:tcPr>
-            <w:tcW w:type="dxa" w:w="1409"/>
-            <w:tcW w:type="dxa" w:w="1304"/>
+            <w:tcW w:type="dxa" w:w="1644"/>
+            <w:tcW w:type="dxa" w:w="1587"/>
             <w:shd w:val="clear" w:color="auto" w:fill="1D8DB0"/>
           </w:tcPr>
           <w:p>
@@ -8640,37 +2421,14 @@
                 <w:color w:val="FFFFFF"/>
                 <w:sz w:val="15"/>
               </w:rPr>
-              <w:t>UUR/WEEK BETAALD</w:t>
+              <w:t>DRUKSTE MAAND</w:t>
             </w:r>
           </w:p>
         </w:tc>
         <w:tc>
           <w:tcPr>
-            <w:tcW w:type="dxa" w:w="1409"/>
-            <w:tcW w:type="dxa" w:w="1360"/>
-            <w:shd w:val="clear" w:color="auto" w:fill="1D8DB0"/>
-          </w:tcPr>
-          <w:p>
-            <w:pPr>
-              <w:keepNext/>
-              <w:spacing w:before="60" w:after="60"/>
-            </w:pPr>
-            <w:r>
-              <w:rPr>
-                <w:rFonts w:ascii="Segoe UI" w:hAnsi="Segoe UI"/>
-                <w:b/>
-                <w:i w:val="0"/>
-                <w:color w:val="FFFFFF"/>
-                <w:sz w:val="15"/>
-              </w:rPr>
-              <w:t>DRUKSTE MND</w:t>
-            </w:r>
-          </w:p>
-        </w:tc>
-        <w:tc>
-          <w:tcPr>
-            <w:tcW w:type="dxa" w:w="1409"/>
-            <w:tcW w:type="dxa" w:w="1134"/>
+            <w:tcW w:type="dxa" w:w="1644"/>
+            <w:tcW w:type="dxa" w:w="1701"/>
             <w:shd w:val="clear" w:color="auto" w:fill="1D8DB0"/>
           </w:tcPr>
           <w:p>
@@ -8692,8 +2450,8 @@
         </w:tc>
         <w:tc>
           <w:tcPr>
-            <w:tcW w:type="dxa" w:w="1409"/>
-            <w:tcW w:type="dxa" w:w="1474"/>
+            <w:tcW w:type="dxa" w:w="1644"/>
+            <w:tcW w:type="dxa" w:w="1701"/>
             <w:shd w:val="clear" w:color="auto" w:fill="1D8DB0"/>
           </w:tcPr>
           <w:p>
@@ -8720,8 +2478,8 @@
         </w:trPr>
         <w:tc>
           <w:tcPr>
-            <w:tcW w:type="dxa" w:w="1409"/>
-            <w:tcW w:type="dxa" w:w="1360"/>
+            <w:tcW w:type="dxa" w:w="1644"/>
+            <w:tcW w:type="dxa" w:w="1587"/>
           </w:tcPr>
           <w:p>
             <w:pPr>
@@ -8742,8 +2500,8 @@
         </w:tc>
         <w:tc>
           <w:tcPr>
-            <w:tcW w:type="dxa" w:w="1409"/>
-            <w:tcW w:type="dxa" w:w="1304"/>
+            <w:tcW w:type="dxa" w:w="1644"/>
+            <w:tcW w:type="dxa" w:w="1587"/>
           </w:tcPr>
           <w:p>
             <w:pPr>
@@ -8765,31 +2523,8 @@
         </w:tc>
         <w:tc>
           <w:tcPr>
-            <w:tcW w:type="dxa" w:w="1409"/>
-            <w:tcW w:type="dxa" w:w="1814"/>
-          </w:tcPr>
-          <w:p>
-            <w:pPr>
-              <w:keepNext/>
-              <w:spacing w:before="40" w:after="40"/>
-              <w:jc w:val="right"/>
-            </w:pPr>
-            <w:r>
-              <w:rPr>
-                <w:rFonts w:ascii="Segoe UI" w:hAnsi="Segoe UI"/>
-                <w:b w:val="0"/>
-                <w:i w:val="0"/>
-                <w:color w:val="5A6A78"/>
-                <w:sz w:val="17"/>
-              </w:rPr>
-              <w:t>8,6 (6,2–10,9)</w:t>
-            </w:r>
-          </w:p>
-        </w:tc>
-        <w:tc>
-          <w:tcPr>
-            <w:tcW w:type="dxa" w:w="1409"/>
-            <w:tcW w:type="dxa" w:w="1304"/>
+            <w:tcW w:type="dxa" w:w="1644"/>
+            <w:tcW w:type="dxa" w:w="1587"/>
           </w:tcPr>
           <w:p>
             <w:pPr>
@@ -8811,8 +2546,8 @@
         </w:tc>
         <w:tc>
           <w:tcPr>
-            <w:tcW w:type="dxa" w:w="1409"/>
-            <w:tcW w:type="dxa" w:w="1360"/>
+            <w:tcW w:type="dxa" w:w="1644"/>
+            <w:tcW w:type="dxa" w:w="1587"/>
           </w:tcPr>
           <w:p>
             <w:pPr>
@@ -8828,14 +2563,14 @@
                 <w:color w:val="5A6A78"/>
                 <w:sz w:val="17"/>
               </w:rPr>
-              <w:t>24 / 17</w:t>
+              <w:t>24 u</w:t>
             </w:r>
           </w:p>
         </w:tc>
         <w:tc>
           <w:tcPr>
-            <w:tcW w:type="dxa" w:w="1409"/>
-            <w:tcW w:type="dxa" w:w="1134"/>
+            <w:tcW w:type="dxa" w:w="1644"/>
+            <w:tcW w:type="dxa" w:w="1701"/>
           </w:tcPr>
           <w:p>
             <w:pPr>
@@ -8857,8 +2592,8 @@
         </w:tc>
         <w:tc>
           <w:tcPr>
-            <w:tcW w:type="dxa" w:w="1409"/>
-            <w:tcW w:type="dxa" w:w="1474"/>
+            <w:tcW w:type="dxa" w:w="1644"/>
+            <w:tcW w:type="dxa" w:w="1701"/>
           </w:tcPr>
           <w:p>
             <w:pPr>
@@ -8874,7 +2609,7 @@
                 <w:color w:val="5A6A78"/>
                 <w:sz w:val="17"/>
               </w:rPr>
-              <w:t>324 / 222</w:t>
+              <w:t>324 u</w:t>
             </w:r>
           </w:p>
         </w:tc>
@@ -8885,8 +2620,8 @@
         </w:trPr>
         <w:tc>
           <w:tcPr>
-            <w:tcW w:type="dxa" w:w="1409"/>
-            <w:tcW w:type="dxa" w:w="1360"/>
+            <w:tcW w:type="dxa" w:w="1644"/>
+            <w:tcW w:type="dxa" w:w="1587"/>
           </w:tcPr>
           <w:p>
             <w:pPr>
@@ -8907,8 +2642,8 @@
         </w:tc>
         <w:tc>
           <w:tcPr>
-            <w:tcW w:type="dxa" w:w="1409"/>
-            <w:tcW w:type="dxa" w:w="1304"/>
+            <w:tcW w:type="dxa" w:w="1644"/>
+            <w:tcW w:type="dxa" w:w="1587"/>
           </w:tcPr>
           <w:p>
             <w:pPr>
@@ -8930,31 +2665,8 @@
         </w:tc>
         <w:tc>
           <w:tcPr>
-            <w:tcW w:type="dxa" w:w="1409"/>
-            <w:tcW w:type="dxa" w:w="1814"/>
-          </w:tcPr>
-          <w:p>
-            <w:pPr>
-              <w:keepNext/>
-              <w:spacing w:before="40" w:after="40"/>
-              <w:jc w:val="right"/>
-            </w:pPr>
-            <w:r>
-              <w:rPr>
-                <w:rFonts w:ascii="Segoe UI" w:hAnsi="Segoe UI"/>
-                <w:b w:val="0"/>
-                <w:i w:val="0"/>
-                <w:color w:val="5A6A78"/>
-                <w:sz w:val="17"/>
-              </w:rPr>
-              <w:t>10,7 (7,9–13,5)</w:t>
-            </w:r>
-          </w:p>
-        </w:tc>
-        <w:tc>
-          <w:tcPr>
-            <w:tcW w:type="dxa" w:w="1409"/>
-            <w:tcW w:type="dxa" w:w="1304"/>
+            <w:tcW w:type="dxa" w:w="1644"/>
+            <w:tcW w:type="dxa" w:w="1587"/>
           </w:tcPr>
           <w:p>
             <w:pPr>
@@ -8976,8 +2688,8 @@
         </w:tc>
         <w:tc>
           <w:tcPr>
-            <w:tcW w:type="dxa" w:w="1409"/>
-            <w:tcW w:type="dxa" w:w="1360"/>
+            <w:tcW w:type="dxa" w:w="1644"/>
+            <w:tcW w:type="dxa" w:w="1587"/>
           </w:tcPr>
           <w:p>
             <w:pPr>
@@ -8993,14 +2705,14 @@
                 <w:color w:val="5A6A78"/>
                 <w:sz w:val="17"/>
               </w:rPr>
-              <w:t>26 / 19</w:t>
+              <w:t>26 u</w:t>
             </w:r>
           </w:p>
         </w:tc>
         <w:tc>
           <w:tcPr>
-            <w:tcW w:type="dxa" w:w="1409"/>
-            <w:tcW w:type="dxa" w:w="1134"/>
+            <w:tcW w:type="dxa" w:w="1644"/>
+            <w:tcW w:type="dxa" w:w="1701"/>
           </w:tcPr>
           <w:p>
             <w:pPr>
@@ -9022,8 +2734,8 @@
         </w:tc>
         <w:tc>
           <w:tcPr>
-            <w:tcW w:type="dxa" w:w="1409"/>
-            <w:tcW w:type="dxa" w:w="1474"/>
+            <w:tcW w:type="dxa" w:w="1644"/>
+            <w:tcW w:type="dxa" w:w="1701"/>
           </w:tcPr>
           <w:p>
             <w:pPr>
@@ -9039,7 +2751,7 @@
                 <w:color w:val="5A6A78"/>
                 <w:sz w:val="17"/>
               </w:rPr>
-              <w:t>324 / 222</w:t>
+              <w:t>324 u</w:t>
             </w:r>
           </w:p>
         </w:tc>
@@ -9050,8 +2762,8 @@
         </w:trPr>
         <w:tc>
           <w:tcPr>
-            <w:tcW w:type="dxa" w:w="1409"/>
-            <w:tcW w:type="dxa" w:w="1360"/>
+            <w:tcW w:type="dxa" w:w="1644"/>
+            <w:tcW w:type="dxa" w:w="1587"/>
           </w:tcPr>
           <w:p>
             <w:pPr>
@@ -9072,8 +2784,8 @@
         </w:tc>
         <w:tc>
           <w:tcPr>
-            <w:tcW w:type="dxa" w:w="1409"/>
-            <w:tcW w:type="dxa" w:w="1304"/>
+            <w:tcW w:type="dxa" w:w="1644"/>
+            <w:tcW w:type="dxa" w:w="1587"/>
           </w:tcPr>
           <w:p>
             <w:pPr>
@@ -9095,31 +2807,8 @@
         </w:tc>
         <w:tc>
           <w:tcPr>
-            <w:tcW w:type="dxa" w:w="1409"/>
-            <w:tcW w:type="dxa" w:w="1814"/>
-          </w:tcPr>
-          <w:p>
-            <w:pPr>
-              <w:keepNext/>
-              <w:spacing w:before="40" w:after="40"/>
-              <w:jc w:val="right"/>
-            </w:pPr>
-            <w:r>
-              <w:rPr>
-                <w:rFonts w:ascii="Segoe UI" w:hAnsi="Segoe UI"/>
-                <w:b w:val="0"/>
-                <w:i w:val="0"/>
-                <w:color w:val="5A6A78"/>
-                <w:sz w:val="17"/>
-              </w:rPr>
-              <w:t>12,1 (9,1–15,1)</w:t>
-            </w:r>
-          </w:p>
-        </w:tc>
-        <w:tc>
-          <w:tcPr>
-            <w:tcW w:type="dxa" w:w="1409"/>
-            <w:tcW w:type="dxa" w:w="1304"/>
+            <w:tcW w:type="dxa" w:w="1644"/>
+            <w:tcW w:type="dxa" w:w="1587"/>
           </w:tcPr>
           <w:p>
             <w:pPr>
@@ -9141,8 +2830,8 @@
         </w:tc>
         <w:tc>
           <w:tcPr>
-            <w:tcW w:type="dxa" w:w="1409"/>
-            <w:tcW w:type="dxa" w:w="1360"/>
+            <w:tcW w:type="dxa" w:w="1644"/>
+            <w:tcW w:type="dxa" w:w="1587"/>
           </w:tcPr>
           <w:p>
             <w:pPr>
@@ -9158,14 +2847,14 @@
                 <w:color w:val="5A6A78"/>
                 <w:sz w:val="17"/>
               </w:rPr>
-              <w:t>27 / 21</w:t>
+              <w:t>27 u</w:t>
             </w:r>
           </w:p>
         </w:tc>
         <w:tc>
           <w:tcPr>
-            <w:tcW w:type="dxa" w:w="1409"/>
-            <w:tcW w:type="dxa" w:w="1134"/>
+            <w:tcW w:type="dxa" w:w="1644"/>
+            <w:tcW w:type="dxa" w:w="1701"/>
           </w:tcPr>
           <w:p>
             <w:pPr>
@@ -9187,8 +2876,8 @@
         </w:tc>
         <w:tc>
           <w:tcPr>
-            <w:tcW w:type="dxa" w:w="1409"/>
-            <w:tcW w:type="dxa" w:w="1474"/>
+            <w:tcW w:type="dxa" w:w="1644"/>
+            <w:tcW w:type="dxa" w:w="1701"/>
           </w:tcPr>
           <w:p>
             <w:pPr>
@@ -9204,7 +2893,7 @@
                 <w:color w:val="5A6A78"/>
                 <w:sz w:val="17"/>
               </w:rPr>
-              <w:t>324 / 222</w:t>
+              <w:t>324 u</w:t>
             </w:r>
           </w:p>
         </w:tc>
@@ -9215,8 +2904,8 @@
         </w:trPr>
         <w:tc>
           <w:tcPr>
-            <w:tcW w:type="dxa" w:w="1409"/>
-            <w:tcW w:type="dxa" w:w="1360"/>
+            <w:tcW w:type="dxa" w:w="1644"/>
+            <w:tcW w:type="dxa" w:w="1587"/>
           </w:tcPr>
           <w:p>
             <w:pPr>
@@ -9237,8 +2926,8 @@
         </w:tc>
         <w:tc>
           <w:tcPr>
-            <w:tcW w:type="dxa" w:w="1409"/>
-            <w:tcW w:type="dxa" w:w="1304"/>
+            <w:tcW w:type="dxa" w:w="1644"/>
+            <w:tcW w:type="dxa" w:w="1587"/>
           </w:tcPr>
           <w:p>
             <w:pPr>
@@ -9260,31 +2949,8 @@
         </w:tc>
         <w:tc>
           <w:tcPr>
-            <w:tcW w:type="dxa" w:w="1409"/>
-            <w:tcW w:type="dxa" w:w="1814"/>
-          </w:tcPr>
-          <w:p>
-            <w:pPr>
-              <w:keepNext/>
-              <w:spacing w:before="40" w:after="40"/>
-              <w:jc w:val="right"/>
-            </w:pPr>
-            <w:r>
-              <w:rPr>
-                <w:rFonts w:ascii="Segoe UI" w:hAnsi="Segoe UI"/>
-                <w:b w:val="0"/>
-                <w:i w:val="0"/>
-                <w:color w:val="5A6A78"/>
-                <w:sz w:val="17"/>
-              </w:rPr>
-              <w:t>14,5 (10,9–18,0)</w:t>
-            </w:r>
-          </w:p>
-        </w:tc>
-        <w:tc>
-          <w:tcPr>
-            <w:tcW w:type="dxa" w:w="1409"/>
-            <w:tcW w:type="dxa" w:w="1304"/>
+            <w:tcW w:type="dxa" w:w="1644"/>
+            <w:tcW w:type="dxa" w:w="1587"/>
           </w:tcPr>
           <w:p>
             <w:pPr>
@@ -9306,8 +2972,8 @@
         </w:tc>
         <w:tc>
           <w:tcPr>
-            <w:tcW w:type="dxa" w:w="1409"/>
-            <w:tcW w:type="dxa" w:w="1360"/>
+            <w:tcW w:type="dxa" w:w="1644"/>
+            <w:tcW w:type="dxa" w:w="1587"/>
           </w:tcPr>
           <w:p>
             <w:pPr>
@@ -9323,14 +2989,14 @@
                 <w:color w:val="5A6A78"/>
                 <w:sz w:val="17"/>
               </w:rPr>
-              <w:t>29 / 23</w:t>
+              <w:t>29 u</w:t>
             </w:r>
           </w:p>
         </w:tc>
         <w:tc>
           <w:tcPr>
-            <w:tcW w:type="dxa" w:w="1409"/>
-            <w:tcW w:type="dxa" w:w="1134"/>
+            <w:tcW w:type="dxa" w:w="1644"/>
+            <w:tcW w:type="dxa" w:w="1701"/>
           </w:tcPr>
           <w:p>
             <w:pPr>
@@ -9352,8 +3018,8 @@
         </w:tc>
         <w:tc>
           <w:tcPr>
-            <w:tcW w:type="dxa" w:w="1409"/>
-            <w:tcW w:type="dxa" w:w="1474"/>
+            <w:tcW w:type="dxa" w:w="1644"/>
+            <w:tcW w:type="dxa" w:w="1701"/>
           </w:tcPr>
           <w:p>
             <w:pPr>
@@ -9369,7 +3035,7 @@
                 <w:color w:val="5A6A78"/>
                 <w:sz w:val="17"/>
               </w:rPr>
-              <w:t>324 / 222</w:t>
+              <w:t>324 u</w:t>
             </w:r>
           </w:p>
         </w:tc>
@@ -9387,7 +3053,7 @@
           <w:color w:val="5A6A78"/>
           <w:sz w:val="15"/>
         </w:rPr>
-        <w:t>Uur per maand: gemiddeld over de maanden waarin een doorsnee centrum includeert. Drukste maand en totaal: betaald / geschat. Meeste contacten: het hoogste aantal visites in één maand, zonder het binnenbrengen van de MoveMonitor. Screening en toestemming doet de arts; die zit in geen van beide reeksen.</w:t>
+        <w:t>Uur per maand: gemiddeld over de maanden waarin een doorsnee centrum includeert. Uur per week: per maand gedeeld door 4,35. Meeste contacten: het hoogste aantal visites in één maand, zonder het binnenbrengen van de MoveMonitor.</w:t>
       </w:r>
     </w:p>
     <w:p>
@@ -10458,7 +4124,7 @@
                 <w:color w:val="1B2630"/>
                 <w:sz w:val="17"/>
               </w:rPr>
-              <w:t>Betaalde uren</w:t>
+              <w:t>Uren</w:t>
             </w:r>
           </w:p>
         </w:tc>
@@ -10502,78 +4168,7 @@
                 <w:color w:val="5A6A78"/>
                 <w:sz w:val="17"/>
               </w:rPr>
-              <w:t>consortium 1/4/2026, dia 71</w:t>
-            </w:r>
-          </w:p>
-        </w:tc>
-      </w:tr>
-      <w:tr>
-        <w:trPr>
-          <w:cantSplit w:val="true"/>
-        </w:trPr>
-        <w:tc>
-          <w:tcPr>
-            <w:tcW w:type="dxa" w:w="3289"/>
-            <w:tcW w:type="dxa" w:w="2268"/>
-          </w:tcPr>
-          <w:p>
-            <w:pPr>
-              <w:keepNext/>
-              <w:spacing w:before="40" w:after="40"/>
-            </w:pPr>
-            <w:r>
-              <w:rPr>
-                <w:rFonts w:ascii="Segoe UI" w:hAnsi="Segoe UI"/>
-                <w:b/>
-                <w:i w:val="0"/>
-                <w:color w:val="1B2630"/>
-                <w:sz w:val="17"/>
-              </w:rPr>
-              <w:t>Geschatte teamtijd</w:t>
-            </w:r>
-          </w:p>
-        </w:tc>
-        <w:tc>
-          <w:tcPr>
-            <w:tcW w:type="dxa" w:w="3289"/>
-            <w:tcW w:type="dxa" w:w="4876"/>
-          </w:tcPr>
-          <w:p>
-            <w:pPr>
-              <w:keepNext/>
-              <w:spacing w:before="40" w:after="40"/>
-            </w:pPr>
-            <w:r>
-              <w:rPr>
-                <w:rFonts w:ascii="Segoe UI" w:hAnsi="Segoe UI"/>
-                <w:b w:val="0"/>
-                <w:i w:val="0"/>
-                <w:color w:val="5A6A78"/>
-                <w:sz w:val="17"/>
-              </w:rPr>
-              <w:t>Per onderdeel, sectie 3; alleen SEBIA met bron</w:t>
-            </w:r>
-          </w:p>
-        </w:tc>
-        <w:tc>
-          <w:tcPr>
-            <w:tcW w:type="dxa" w:w="3289"/>
-            <w:tcW w:type="dxa" w:w="2608"/>
-          </w:tcPr>
-          <w:p>
-            <w:pPr>
-              <w:keepNext/>
-              <w:spacing w:before="40" w:after="40"/>
-            </w:pPr>
-            <w:r>
-              <w:rPr>
-                <w:rFonts w:ascii="Segoe UI" w:hAnsi="Segoe UI"/>
-                <w:b w:val="0"/>
-                <w:i w:val="0"/>
-                <w:color w:val="5A6A78"/>
-                <w:sz w:val="17"/>
-              </w:rPr>
-              <w:t>eCRF 17; verder schatting</w:t>
+              <w:t>consortium 1/4/2026, dia 71; Janou, 29/9</w:t>
             </w:r>
           </w:p>
         </w:tc>
@@ -10865,41 +4460,6 @@
           <w:sz w:val="18"/>
         </w:rPr>
         <w:t xml:space="preserve">4.  </w:t>
-      </w:r>
-      <w:r>
-        <w:rPr>
-          <w:rFonts w:ascii="Segoe UI" w:hAnsi="Segoe UI"/>
-          <w:b/>
-          <w:i w:val="0"/>
-          <w:color w:val="1B2630"/>
-          <w:sz w:val="18"/>
-        </w:rPr>
-        <w:t xml:space="preserve">De visiteduur afklokken.  </w:t>
-      </w:r>
-      <w:r>
-        <w:rPr>
-          <w:rFonts w:ascii="Segoe UI" w:hAnsi="Segoe UI"/>
-          <w:b w:val="0"/>
-          <w:i w:val="0"/>
-          <w:color w:val="5A6A78"/>
-          <w:sz w:val="18"/>
-        </w:rPr>
-        <w:t>Per onderdeel in de droogloop en de piloot; daarna deze schatting vervangen.</w:t>
-      </w:r>
-    </w:p>
-    <w:p>
-      <w:pPr>
-        <w:spacing w:before="0" w:after="80"/>
-      </w:pPr>
-      <w:r>
-        <w:rPr>
-          <w:rFonts w:ascii="Segoe UI" w:hAnsi="Segoe UI"/>
-          <w:b/>
-          <w:i w:val="0"/>
-          <w:color w:val="FF7A00"/>
-          <w:sz w:val="18"/>
-        </w:rPr>
-        <w:t xml:space="preserve">5.  </w:t>
       </w:r>
       <w:r>
         <w:rPr>
